--- a/instructions.docx
+++ b/instructions.docx
@@ -1,61 +1,72 @@
 
 <file path=word/document.xml><?xml version="1.0" encoding="utf-8"?>
-<w:document xmlns:wpc="http://schemas.microsoft.com/office/word/2010/wordprocessingCanvas" xmlns:cx="http://schemas.microsoft.com/office/drawing/2014/chartex" xmlns:cx1="http://schemas.microsoft.com/office/drawing/2015/9/8/chartex" xmlns:cx2="http://schemas.microsoft.com/office/drawing/2015/10/21/chartex" xmlns:cx3="http://schemas.microsoft.com/office/drawing/2016/5/9/chartex" xmlns:cx4="http://schemas.microsoft.com/office/drawing/2016/5/10/chartex" xmlns:cx5="http://schemas.microsoft.com/office/drawing/2016/5/11/chartex" xmlns:cx6="http://schemas.microsoft.com/office/drawing/2016/5/12/chartex" xmlns:cx7="http://schemas.microsoft.com/office/drawing/2016/5/13/chartex" xmlns:cx8="http://schemas.microsoft.com/office/drawing/2016/5/14/chartex" xmlns:mc="http://schemas.openxmlformats.org/markup-compatibility/2006" xmlns:aink="http://schemas.microsoft.com/office/drawing/2016/ink" xmlns:am3d="http://schemas.microsoft.com/office/drawing/2017/model3d" xmlns:o="urn:schemas-microsoft-com:office:office" xmlns:r="http://schemas.openxmlformats.org/officeDocument/2006/relationships" xmlns:m="http://schemas.openxmlformats.org/officeDocument/2006/math" xmlns:v="urn:schemas-microsoft-com:vml" xmlns:wp14="http://schemas.microsoft.com/office/word/2010/wordprocessingDrawing" xmlns:wp="http://schemas.openxmlformats.org/drawingml/2006/wordprocessingDrawing" xmlns:w10="urn:schemas-microsoft-com:office:word" xmlns:w="http://schemas.openxmlformats.org/wordprocessingml/2006/main" xmlns:w14="http://schemas.microsoft.com/office/word/2010/wordml" xmlns:w15="http://schemas.microsoft.com/office/word/2012/wordml" xmlns:w16cid="http://schemas.microsoft.com/office/word/2016/wordml/cid" xmlns:w16se="http://schemas.microsoft.com/office/word/2015/wordml/symex" xmlns:wpg="http://schemas.microsoft.com/office/word/2010/wordprocessingGroup" xmlns:wpi="http://schemas.microsoft.com/office/word/2010/wordprocessingInk" xmlns:wne="http://schemas.microsoft.com/office/word/2006/wordml" xmlns:wps="http://schemas.microsoft.com/office/word/2010/wordprocessingShape" mc:Ignorable="w14 w15 w16se w16cid wp14">
+<w:document xmlns:wpc="http://schemas.microsoft.com/office/word/2010/wordprocessingCanvas" xmlns:cx="http://schemas.microsoft.com/office/drawing/2014/chartex" xmlns:cx1="http://schemas.microsoft.com/office/drawing/2015/9/8/chartex" xmlns:mc="http://schemas.openxmlformats.org/markup-compatibility/2006" xmlns:o="urn:schemas-microsoft-com:office:office" xmlns:r="http://schemas.openxmlformats.org/officeDocument/2006/relationships" xmlns:m="http://schemas.openxmlformats.org/officeDocument/2006/math" xmlns:v="urn:schemas-microsoft-com:vml" xmlns:wp14="http://schemas.microsoft.com/office/word/2010/wordprocessingDrawing" xmlns:wp="http://schemas.openxmlformats.org/drawingml/2006/wordprocessingDrawing" xmlns:w10="urn:schemas-microsoft-com:office:word" xmlns:w="http://schemas.openxmlformats.org/wordprocessingml/2006/main" xmlns:w14="http://schemas.microsoft.com/office/word/2010/wordml" xmlns:w15="http://schemas.microsoft.com/office/word/2012/wordml" xmlns:w16se="http://schemas.microsoft.com/office/word/2015/wordml/symex" xmlns:wpg="http://schemas.microsoft.com/office/word/2010/wordprocessingGroup" xmlns:wpi="http://schemas.microsoft.com/office/word/2010/wordprocessingInk" xmlns:wne="http://schemas.microsoft.com/office/word/2006/wordml" xmlns:wps="http://schemas.microsoft.com/office/word/2010/wordprocessingShape" mc:Ignorable="w14 w15 w16se wp14">
   <w:body>
     <w:p>
       <w:pPr>
         <w:rPr>
           <w:b/>
+          <w:lang w:val="en-GB"/>
         </w:rPr>
       </w:pPr>
-      <w:proofErr w:type="spellStart"/>
-      <w:r>
-        <w:rPr>
-          <w:b/>
-        </w:rPr>
-        <w:t>Transkriptl</w:t>
-      </w:r>
-      <w:proofErr w:type="spellEnd"/>
-      <w:r>
-        <w:rPr>
-          <w:b/>
-          <w:lang w:val="az-Latn-AZ"/>
-        </w:rPr>
-        <w:t xml:space="preserve">ərdə </w:t>
-      </w:r>
-      <w:proofErr w:type="spellStart"/>
-      <w:r>
-        <w:rPr>
-          <w:b/>
-          <w:lang w:val="az-Latn-AZ"/>
-        </w:rPr>
-        <w:t>timestamplar</w:t>
-      </w:r>
-      <w:r>
-        <w:rPr>
-          <w:b/>
-          <w:lang w:val="az-Latn-AZ"/>
+      <w:r>
+        <w:rPr>
+          <w:b/>
+        </w:rPr>
+        <w:t>TRANSKRIPTL</w:t>
+      </w:r>
+      <w:r>
+        <w:rPr>
+          <w:b/>
+          <w:lang w:val="az-Latn-AZ"/>
+        </w:rPr>
+        <w:t>ƏRİN DÜZƏLDİLMƏSİ İLƏ BAĞLI TƏLİMATLAR</w:t>
+      </w:r>
+      <w:r>
+        <w:rPr>
+          <w:b/>
+          <w:lang w:val="en-GB"/>
+        </w:rPr>
+        <w:t>:</w:t>
+      </w:r>
+    </w:p>
+    <w:p>
+      <w:pPr>
+        <w:rPr>
+          <w:b/>
+          <w:lang w:val="en-GB"/>
+        </w:rPr>
+      </w:pPr>
+    </w:p>
+    <w:p>
+      <w:pPr>
+        <w:rPr>
+          <w:b/>
+          <w:lang w:val="en-GB"/>
+        </w:rPr>
+      </w:pPr>
+      <w:r>
+        <w:rPr>
+          <w:b/>
+        </w:rPr>
+        <w:t>TAG</w:t>
+      </w:r>
+      <w:r>
+        <w:rPr>
+          <w:b/>
         </w:rPr>
         <w:t>-</w:t>
       </w:r>
       <w:r>
         <w:rPr>
           <w:b/>
-          <w:lang w:val="az-Latn-AZ"/>
-        </w:rPr>
-        <w:t>ın</w:t>
-      </w:r>
-      <w:proofErr w:type="spellEnd"/>
-      <w:r>
-        <w:rPr>
-          <w:b/>
-          <w:lang w:val="az-Latn-AZ"/>
-        </w:rPr>
-        <w:t xml:space="preserve"> düzəldilməsi bağlı qaydalar</w:t>
-      </w:r>
-      <w:r>
-        <w:rPr>
-          <w:b/>
+        </w:rPr>
+        <w:t>LAR</w:t>
+      </w:r>
+      <w:r>
+        <w:rPr>
+          <w:b/>
+          <w:lang w:val="en-GB"/>
         </w:rPr>
         <w:t>:</w:t>
       </w:r>
@@ -65,7 +76,7 @@
         <w:pStyle w:val="ListParagraph"/>
         <w:numPr>
           <w:ilvl w:val="0"/>
-          <w:numId w:val="2"/>
+          <w:numId w:val="3"/>
         </w:numPr>
         <w:rPr>
           <w:rStyle w:val="normaltextrun"/>
@@ -121,7 +132,7 @@
           <w:color w:val="000000"/>
           <w:shd w:val="clear" w:color="auto" w:fill="FFFFFF"/>
         </w:rPr>
-        <w:t xml:space="preserve"> tag</w:t>
+        <w:t xml:space="preserve"> tag-lar</w:t>
       </w:r>
       <w:r>
         <w:rPr>
@@ -129,81 +140,9 @@
           <w:rFonts w:ascii="Calibri" w:hAnsi="Calibri" w:cs="Calibri"/>
           <w:color w:val="000000"/>
           <w:shd w:val="clear" w:color="auto" w:fill="FFFFFF"/>
-        </w:rPr>
-        <w:t>-</w:t>
-      </w:r>
-      <w:r>
-        <w:rPr>
-          <w:rStyle w:val="normaltextrun"/>
-          <w:rFonts w:ascii="Calibri" w:hAnsi="Calibri" w:cs="Calibri"/>
-          <w:color w:val="000000"/>
-          <w:shd w:val="clear" w:color="auto" w:fill="FFFFFF"/>
-        </w:rPr>
-        <w:t>lar</w:t>
-      </w:r>
-      <w:proofErr w:type="spellStart"/>
-      <w:r>
-        <w:rPr>
-          <w:rStyle w:val="normaltextrun"/>
-          <w:rFonts w:ascii="Calibri" w:hAnsi="Calibri" w:cs="Calibri"/>
-          <w:color w:val="000000"/>
-          <w:shd w:val="clear" w:color="auto" w:fill="FFFFFF"/>
-          <w:lang w:val="az-Latn-AZ"/>
-        </w:rPr>
-        <w:t>ından</w:t>
-      </w:r>
-      <w:proofErr w:type="spellEnd"/>
-      <w:r>
-        <w:rPr>
-          <w:rStyle w:val="normaltextrun"/>
-          <w:rFonts w:ascii="Calibri" w:hAnsi="Calibri" w:cs="Calibri"/>
-          <w:color w:val="000000"/>
-          <w:shd w:val="clear" w:color="auto" w:fill="FFFFFF"/>
-          <w:lang w:val="az-Latn-AZ"/>
-        </w:rPr>
-        <w:t xml:space="preserve"> başqa digər bütün </w:t>
-      </w:r>
-      <w:proofErr w:type="spellStart"/>
-      <w:r>
-        <w:rPr>
-          <w:rStyle w:val="normaltextrun"/>
-          <w:rFonts w:ascii="Calibri" w:hAnsi="Calibri" w:cs="Calibri"/>
-          <w:color w:val="000000"/>
-          <w:shd w:val="clear" w:color="auto" w:fill="FFFFFF"/>
-          <w:lang w:val="az-Latn-AZ"/>
-        </w:rPr>
-        <w:t>tag</w:t>
-      </w:r>
-      <w:r>
-        <w:rPr>
-          <w:rStyle w:val="normaltextrun"/>
-          <w:rFonts w:ascii="Calibri" w:hAnsi="Calibri" w:cs="Calibri"/>
-          <w:color w:val="000000"/>
-          <w:shd w:val="clear" w:color="auto" w:fill="FFFFFF"/>
-          <w:lang w:val="az-Latn-AZ"/>
-        </w:rPr>
-        <w:t>-</w:t>
-      </w:r>
-      <w:r>
-        <w:rPr>
-          <w:rStyle w:val="normaltextrun"/>
-          <w:rFonts w:ascii="Calibri" w:hAnsi="Calibri" w:cs="Calibri"/>
-          <w:color w:val="000000"/>
-          <w:shd w:val="clear" w:color="auto" w:fill="FFFFFF"/>
-          <w:lang w:val="az-Latn-AZ"/>
-        </w:rPr>
-        <w:t>lar</w:t>
-      </w:r>
-      <w:proofErr w:type="spellEnd"/>
-      <w:r>
-        <w:rPr>
-          <w:rStyle w:val="normaltextrun"/>
-          <w:rFonts w:ascii="Calibri" w:hAnsi="Calibri" w:cs="Calibri"/>
-          <w:color w:val="000000"/>
-          <w:shd w:val="clear" w:color="auto" w:fill="FFFFFF"/>
-          <w:lang w:val="az-Latn-AZ"/>
-        </w:rPr>
-        <w:t xml:space="preserve"> </w:t>
+          <w:lang w:val="az-Latn-AZ"/>
+        </w:rPr>
+        <w:t xml:space="preserve">ından başqa digər bütün tag-lar </w:t>
       </w:r>
       <w:r>
         <w:rPr>
@@ -241,7 +180,7 @@
         <w:pStyle w:val="ListParagraph"/>
         <w:numPr>
           <w:ilvl w:val="0"/>
-          <w:numId w:val="2"/>
+          <w:numId w:val="3"/>
         </w:numPr>
         <w:rPr>
           <w:rStyle w:val="normaltextrun"/>
@@ -305,8 +244,9 @@
           <w:color w:val="000000"/>
           <w:shd w:val="clear" w:color="auto" w:fill="FFFFFF"/>
         </w:rPr>
-        <w:t>tag</w:t>
-      </w:r>
+        <w:t>tag-</w:t>
+      </w:r>
+      <w:proofErr w:type="spellStart"/>
       <w:r>
         <w:rPr>
           <w:rStyle w:val="normaltextrun"/>
@@ -314,9 +254,9 @@
           <w:color w:val="000000"/>
           <w:shd w:val="clear" w:color="auto" w:fill="FFFFFF"/>
         </w:rPr>
-        <w:t>-</w:t>
-      </w:r>
-      <w:proofErr w:type="spellStart"/>
+        <w:t>ları</w:t>
+      </w:r>
+      <w:proofErr w:type="spellEnd"/>
       <w:r>
         <w:rPr>
           <w:rStyle w:val="normaltextrun"/>
@@ -324,9 +264,9 @@
           <w:color w:val="000000"/>
           <w:shd w:val="clear" w:color="auto" w:fill="FFFFFF"/>
         </w:rPr>
-        <w:t>ları</w:t>
-      </w:r>
-      <w:proofErr w:type="spellEnd"/>
+        <w:t xml:space="preserve"> </w:t>
+      </w:r>
+      <w:proofErr w:type="spellStart"/>
       <w:r>
         <w:rPr>
           <w:rStyle w:val="normaltextrun"/>
@@ -334,9 +274,9 @@
           <w:color w:val="000000"/>
           <w:shd w:val="clear" w:color="auto" w:fill="FFFFFF"/>
         </w:rPr>
-        <w:t xml:space="preserve"> </w:t>
-      </w:r>
-      <w:proofErr w:type="spellStart"/>
+        <w:t>ilə</w:t>
+      </w:r>
+      <w:proofErr w:type="spellEnd"/>
       <w:r>
         <w:rPr>
           <w:rStyle w:val="normaltextrun"/>
@@ -344,9 +284,9 @@
           <w:color w:val="000000"/>
           <w:shd w:val="clear" w:color="auto" w:fill="FFFFFF"/>
         </w:rPr>
-        <w:t>ilə</w:t>
-      </w:r>
-      <w:proofErr w:type="spellEnd"/>
+        <w:t xml:space="preserve"> segment </w:t>
+      </w:r>
+      <w:proofErr w:type="spellStart"/>
       <w:r>
         <w:rPr>
           <w:rStyle w:val="normaltextrun"/>
@@ -354,9 +294,9 @@
           <w:color w:val="000000"/>
           <w:shd w:val="clear" w:color="auto" w:fill="FFFFFF"/>
         </w:rPr>
-        <w:t xml:space="preserve"> segment </w:t>
-      </w:r>
-      <w:proofErr w:type="spellStart"/>
+        <w:t>daxilində</w:t>
+      </w:r>
+      <w:proofErr w:type="spellEnd"/>
       <w:r>
         <w:rPr>
           <w:rStyle w:val="normaltextrun"/>
@@ -364,9 +304,9 @@
           <w:color w:val="000000"/>
           <w:shd w:val="clear" w:color="auto" w:fill="FFFFFF"/>
         </w:rPr>
-        <w:t>daxilində</w:t>
-      </w:r>
-      <w:proofErr w:type="spellEnd"/>
+        <w:t xml:space="preserve"> </w:t>
+      </w:r>
+      <w:proofErr w:type="spellStart"/>
       <w:r>
         <w:rPr>
           <w:rStyle w:val="normaltextrun"/>
@@ -374,9 +314,9 @@
           <w:color w:val="000000"/>
           <w:shd w:val="clear" w:color="auto" w:fill="FFFFFF"/>
         </w:rPr>
-        <w:t xml:space="preserve"> </w:t>
-      </w:r>
-      <w:proofErr w:type="spellStart"/>
+        <w:t>qarşılaşsanız</w:t>
+      </w:r>
+      <w:proofErr w:type="spellEnd"/>
       <w:r>
         <w:rPr>
           <w:rStyle w:val="normaltextrun"/>
@@ -384,101 +324,17 @@
           <w:color w:val="000000"/>
           <w:shd w:val="clear" w:color="auto" w:fill="FFFFFF"/>
         </w:rPr>
-        <w:t>qarşılaşsanız</w:t>
-      </w:r>
-      <w:proofErr w:type="spellEnd"/>
+        <w:t xml:space="preserve">, </w:t>
+      </w:r>
       <w:r>
         <w:rPr>
           <w:rStyle w:val="normaltextrun"/>
           <w:rFonts w:ascii="Calibri" w:hAnsi="Calibri" w:cs="Calibri"/>
           <w:color w:val="000000"/>
           <w:shd w:val="clear" w:color="auto" w:fill="FFFFFF"/>
-        </w:rPr>
-        <w:t xml:space="preserve">, </w:t>
-      </w:r>
-      <w:r>
-        <w:rPr>
-          <w:rStyle w:val="normaltextrun"/>
-          <w:rFonts w:ascii="Calibri" w:hAnsi="Calibri" w:cs="Calibri"/>
-          <w:color w:val="000000"/>
-          <w:shd w:val="clear" w:color="auto" w:fill="FFFFFF"/>
-          <w:lang w:val="az-Latn-AZ"/>
-        </w:rPr>
-        <w:t xml:space="preserve">həmin </w:t>
-      </w:r>
-      <w:r>
-        <w:rPr>
-          <w:rStyle w:val="normaltextrun"/>
-          <w:rFonts w:ascii="Calibri" w:hAnsi="Calibri" w:cs="Calibri"/>
-          <w:color w:val="000000"/>
-          <w:shd w:val="clear" w:color="auto" w:fill="FFFFFF"/>
-          <w:lang w:val="az-Latn-AZ"/>
-        </w:rPr>
-        <w:t>hi</w:t>
-      </w:r>
-      <w:r>
-        <w:rPr>
-          <w:rStyle w:val="normaltextrun"/>
-          <w:rFonts w:ascii="Calibri" w:hAnsi="Calibri" w:cs="Calibri"/>
-          <w:color w:val="000000"/>
-          <w:shd w:val="clear" w:color="auto" w:fill="FFFFFF"/>
-          <w:lang w:val="az-Latn-AZ"/>
-        </w:rPr>
-        <w:t xml:space="preserve">ssəni </w:t>
-      </w:r>
-      <w:proofErr w:type="spellStart"/>
-      <w:r>
-        <w:rPr>
-          <w:rStyle w:val="normaltextrun"/>
-          <w:rFonts w:ascii="Calibri" w:hAnsi="Calibri" w:cs="Calibri"/>
-          <w:color w:val="000000"/>
-          <w:shd w:val="clear" w:color="auto" w:fill="FFFFFF"/>
-          <w:lang w:val="az-Latn-AZ"/>
-        </w:rPr>
-        <w:t>audio-dakı</w:t>
-      </w:r>
-      <w:proofErr w:type="spellEnd"/>
-      <w:r>
-        <w:rPr>
-          <w:rStyle w:val="normaltextrun"/>
-          <w:rFonts w:ascii="Calibri" w:hAnsi="Calibri" w:cs="Calibri"/>
-          <w:color w:val="000000"/>
-          <w:shd w:val="clear" w:color="auto" w:fill="FFFFFF"/>
-          <w:lang w:val="az-Latn-AZ"/>
-        </w:rPr>
-        <w:t xml:space="preserve"> saniyəsinə uyğun olaraq</w:t>
-      </w:r>
-      <w:r>
-        <w:rPr>
-          <w:rStyle w:val="normaltextrun"/>
-          <w:rFonts w:ascii="Calibri" w:hAnsi="Calibri" w:cs="Calibri"/>
-          <w:color w:val="000000"/>
-          <w:shd w:val="clear" w:color="auto" w:fill="FFFFFF"/>
-          <w:lang w:val="az-Latn-AZ"/>
-        </w:rPr>
-        <w:t xml:space="preserve"> </w:t>
-      </w:r>
-      <w:proofErr w:type="spellStart"/>
-      <w:r>
-        <w:rPr>
-          <w:rStyle w:val="normaltextrun"/>
-          <w:rFonts w:ascii="Calibri" w:hAnsi="Calibri" w:cs="Calibri"/>
-          <w:color w:val="000000"/>
-          <w:shd w:val="clear" w:color="auto" w:fill="FFFFFF"/>
-          <w:lang w:val="az-Latn-AZ"/>
-        </w:rPr>
-        <w:t>segmentdən</w:t>
-      </w:r>
-      <w:proofErr w:type="spellEnd"/>
-      <w:r>
-        <w:rPr>
-          <w:rStyle w:val="normaltextrun"/>
-          <w:rFonts w:ascii="Calibri" w:hAnsi="Calibri" w:cs="Calibri"/>
-          <w:color w:val="000000"/>
-          <w:shd w:val="clear" w:color="auto" w:fill="FFFFFF"/>
-          <w:lang w:val="az-Latn-AZ"/>
-        </w:rPr>
-        <w:t xml:space="preserve"> ayırın. Məsələn</w:t>
+          <w:lang w:val="az-Latn-AZ"/>
+        </w:rPr>
+        <w:t>həmin hissəni audio-dakı saniyəsinə uyğun olaraq segmentdən ayırın. Məsələn</w:t>
       </w:r>
       <w:r>
         <w:rPr>
@@ -508,21 +364,12 @@
         </w:rPr>
         <w:t>K</w:t>
       </w:r>
-      <w:proofErr w:type="spellStart"/>
-      <w:r>
-        <w:rPr>
-          <w:b/>
-          <w:lang w:val="az-Latn-AZ"/>
-        </w:rPr>
-        <w:t>öhnə</w:t>
-      </w:r>
-      <w:proofErr w:type="spellEnd"/>
-      <w:r>
-        <w:rPr>
-          <w:b/>
-          <w:lang w:val="az-Latn-AZ"/>
-        </w:rPr>
-        <w:t xml:space="preserve"> versiya</w:t>
+      <w:r>
+        <w:rPr>
+          <w:b/>
+          <w:lang w:val="az-Latn-AZ"/>
+        </w:rPr>
+        <w:t>öhnə versiya</w:t>
       </w:r>
       <w:r>
         <w:rPr>
@@ -544,7 +391,7 @@
       </w:r>
       <w:proofErr w:type="spellEnd"/>
       <w:r>
-        <w:t>": "00:34", "</w:t>
+        <w:t>": "00:34.127", "</w:t>
       </w:r>
       <w:proofErr w:type="spellStart"/>
       <w:r>
@@ -552,44 +399,13 @@
       </w:r>
       <w:proofErr w:type="spellEnd"/>
       <w:r>
-        <w:t>": "00:</w:t>
-      </w:r>
-      <w:r>
-        <w:t>58</w:t>
-      </w:r>
-      <w:r>
-        <w:t>", "speaker": "Operator", "text": "</w:t>
-      </w:r>
-      <w:r>
-        <w:t>Z</w:t>
-      </w:r>
-      <w:proofErr w:type="spellStart"/>
-      <w:r>
-        <w:rPr>
-          <w:lang w:val="az-Latn-AZ"/>
-        </w:rPr>
-        <w:t>əhmət</w:t>
-      </w:r>
-      <w:proofErr w:type="spellEnd"/>
-      <w:r>
-        <w:rPr>
-          <w:lang w:val="az-Latn-AZ"/>
-        </w:rPr>
-        <w:t xml:space="preserve"> olmasa xətdə gözləyin hörmətli </w:t>
-      </w:r>
-      <w:proofErr w:type="spellStart"/>
-      <w:r>
-        <w:rPr>
-          <w:lang w:val="az-Latn-AZ"/>
-        </w:rPr>
-        <w:t>müşdəri</w:t>
-      </w:r>
-      <w:proofErr w:type="spellEnd"/>
-      <w:r>
-        <w:rPr>
-          <w:lang w:val="az-Latn-AZ"/>
-        </w:rPr>
-        <w:t xml:space="preserve"> </w:t>
+        <w:t>": "00:58.027", "speaker": "Operator", "text": "Z</w:t>
+      </w:r>
+      <w:r>
+        <w:rPr>
+          <w:lang w:val="az-Latn-AZ"/>
+        </w:rPr>
+        <w:t xml:space="preserve">əhmət olmasa xətdə gözləyin hörmətli müşdəri </w:t>
       </w:r>
       <w:r>
         <w:rPr>
@@ -597,7 +413,6 @@
         </w:rPr>
         <w:t>[</w:t>
       </w:r>
-      <w:proofErr w:type="spellStart"/>
       <w:r>
         <w:rPr>
           <w:highlight w:val="yellow"/>
@@ -605,7 +420,6 @@
         </w:rPr>
         <w:t>music</w:t>
       </w:r>
-      <w:proofErr w:type="spellEnd"/>
       <w:r>
         <w:rPr>
           <w:highlight w:val="yellow"/>
@@ -615,19 +429,11 @@
       <w:r>
         <w:t xml:space="preserve"> g</w:t>
       </w:r>
-      <w:proofErr w:type="spellStart"/>
-      <w:r>
-        <w:rPr>
-          <w:lang w:val="az-Latn-AZ"/>
-        </w:rPr>
-        <w:t>özlədiyiniz</w:t>
-      </w:r>
-      <w:proofErr w:type="spellEnd"/>
-      <w:r>
-        <w:rPr>
-          <w:lang w:val="az-Latn-AZ"/>
-        </w:rPr>
-        <w:t xml:space="preserve"> üçün təşəkkürlər</w:t>
+      <w:r>
+        <w:rPr>
+          <w:lang w:val="az-Latn-AZ"/>
+        </w:rPr>
+        <w:t>özlədiyiniz üçün təşəkkürlər</w:t>
       </w:r>
       <w:r>
         <w:t>"}</w:t>
@@ -687,7 +493,7 @@
       </w:r>
       <w:proofErr w:type="spellEnd"/>
       <w:r>
-        <w:t>": "00:34", "</w:t>
+        <w:t>": "00:34.127", "</w:t>
       </w:r>
       <w:proofErr w:type="spellStart"/>
       <w:r>
@@ -695,36 +501,14 @@
       </w:r>
       <w:proofErr w:type="spellEnd"/>
       <w:r>
-        <w:t>": "00:</w:t>
-      </w:r>
-      <w:r>
-        <w:t>38</w:t>
-      </w:r>
-      <w:r>
-        <w:t>", "speaker": "Operator", "text": "Z</w:t>
-      </w:r>
-      <w:proofErr w:type="spellStart"/>
-      <w:r>
-        <w:rPr>
-          <w:lang w:val="az-Latn-AZ"/>
-        </w:rPr>
-        <w:t>əhmət</w:t>
-      </w:r>
-      <w:proofErr w:type="spellEnd"/>
-      <w:r>
-        <w:rPr>
-          <w:lang w:val="az-Latn-AZ"/>
-        </w:rPr>
-        <w:t xml:space="preserve"> olmasa xətdə gözləyin hörmətli </w:t>
-      </w:r>
-      <w:proofErr w:type="spellStart"/>
-      <w:r>
-        <w:rPr>
-          <w:lang w:val="az-Latn-AZ"/>
-        </w:rPr>
-        <w:t>müşdəri</w:t>
-      </w:r>
-      <w:proofErr w:type="spellEnd"/>
+        <w:t>": "00:38.789", "speaker": "Operator", "text": "Z</w:t>
+      </w:r>
+      <w:r>
+        <w:rPr>
+          <w:lang w:val="az-Latn-AZ"/>
+        </w:rPr>
+        <w:t>əhmət olmasa xətdə gözləyin hörmətli müşdəri</w:t>
+      </w:r>
       <w:r>
         <w:t>"}</w:t>
       </w:r>
@@ -742,13 +526,7 @@
       </w:r>
       <w:proofErr w:type="spellEnd"/>
       <w:r>
-        <w:t>": "00:3</w:t>
-      </w:r>
-      <w:r>
-        <w:t>9</w:t>
-      </w:r>
-      <w:r>
-        <w:t>", "</w:t>
+        <w:t>": "00:39.005", "</w:t>
       </w:r>
       <w:proofErr w:type="spellStart"/>
       <w:r>
@@ -756,13 +534,7 @@
       </w:r>
       <w:proofErr w:type="spellEnd"/>
       <w:r>
-        <w:t>": "00:5</w:t>
-      </w:r>
-      <w:r>
-        <w:t>4</w:t>
-      </w:r>
-      <w:r>
-        <w:t>", "speaker": "Operator", "text": "</w:t>
+        <w:t>": "00:54.987", "speaker": "Operator", "text": "</w:t>
       </w:r>
       <w:r>
         <w:rPr>
@@ -770,7 +542,6 @@
         </w:rPr>
         <w:t>[</w:t>
       </w:r>
-      <w:proofErr w:type="spellStart"/>
       <w:r>
         <w:rPr>
           <w:highlight w:val="yellow"/>
@@ -778,7 +549,6 @@
         </w:rPr>
         <w:t>music</w:t>
       </w:r>
-      <w:proofErr w:type="spellEnd"/>
       <w:r>
         <w:rPr>
           <w:highlight w:val="yellow"/>
@@ -802,13 +572,7 @@
       </w:r>
       <w:proofErr w:type="spellEnd"/>
       <w:r>
-        <w:t>": "00:</w:t>
-      </w:r>
-      <w:r>
-        <w:t>5</w:t>
-      </w:r>
-      <w:r>
-        <w:t>4", "</w:t>
+        <w:t>": "00:55.104", "</w:t>
       </w:r>
       <w:proofErr w:type="spellStart"/>
       <w:r>
@@ -816,21 +580,13 @@
       </w:r>
       <w:proofErr w:type="spellEnd"/>
       <w:r>
-        <w:t>": "00:58", "speaker": "Operator", "text": "g</w:t>
-      </w:r>
-      <w:proofErr w:type="spellStart"/>
-      <w:r>
-        <w:rPr>
-          <w:lang w:val="az-Latn-AZ"/>
-        </w:rPr>
-        <w:t>özlədiyiniz</w:t>
-      </w:r>
-      <w:proofErr w:type="spellEnd"/>
-      <w:r>
-        <w:rPr>
-          <w:lang w:val="az-Latn-AZ"/>
-        </w:rPr>
-        <w:t xml:space="preserve"> üçün təşəkkürlər</w:t>
+        <w:t>": "00:58.027", "speaker": "Operator", "text": "g</w:t>
+      </w:r>
+      <w:r>
+        <w:rPr>
+          <w:lang w:val="az-Latn-AZ"/>
+        </w:rPr>
+        <w:t>özlədiyiniz üçün təşəkkürlər</w:t>
       </w:r>
       <w:r>
         <w:t>"}</w:t>
@@ -842,7 +598,7 @@
         <w:pStyle w:val="ListParagraph"/>
         <w:numPr>
           <w:ilvl w:val="0"/>
-          <w:numId w:val="2"/>
+          <w:numId w:val="3"/>
         </w:numPr>
         <w:rPr>
           <w:rStyle w:val="normaltextrun"/>
@@ -912,8 +668,9 @@
           <w:color w:val="000000"/>
           <w:shd w:val="clear" w:color="auto" w:fill="FFFFFF"/>
         </w:rPr>
-        <w:t>tag</w:t>
-      </w:r>
+        <w:t>tag-</w:t>
+      </w:r>
+      <w:proofErr w:type="spellStart"/>
       <w:r>
         <w:rPr>
           <w:rStyle w:val="normaltextrun"/>
@@ -921,9 +678,9 @@
           <w:color w:val="000000"/>
           <w:shd w:val="clear" w:color="auto" w:fill="FFFFFF"/>
         </w:rPr>
-        <w:t>-</w:t>
-      </w:r>
-      <w:proofErr w:type="spellStart"/>
+        <w:t>ları</w:t>
+      </w:r>
+      <w:proofErr w:type="spellEnd"/>
       <w:r>
         <w:rPr>
           <w:rStyle w:val="normaltextrun"/>
@@ -931,9 +688,9 @@
           <w:color w:val="000000"/>
           <w:shd w:val="clear" w:color="auto" w:fill="FFFFFF"/>
         </w:rPr>
-        <w:t>ları</w:t>
-      </w:r>
-      <w:proofErr w:type="spellEnd"/>
+        <w:t xml:space="preserve"> </w:t>
+      </w:r>
+      <w:proofErr w:type="spellStart"/>
       <w:r>
         <w:rPr>
           <w:rStyle w:val="normaltextrun"/>
@@ -941,9 +698,9 @@
           <w:color w:val="000000"/>
           <w:shd w:val="clear" w:color="auto" w:fill="FFFFFF"/>
         </w:rPr>
-        <w:t xml:space="preserve"> </w:t>
-      </w:r>
-      <w:proofErr w:type="spellStart"/>
+        <w:t>bütün</w:t>
+      </w:r>
+      <w:proofErr w:type="spellEnd"/>
       <w:r>
         <w:rPr>
           <w:rStyle w:val="normaltextrun"/>
@@ -951,9 +708,9 @@
           <w:color w:val="000000"/>
           <w:shd w:val="clear" w:color="auto" w:fill="FFFFFF"/>
         </w:rPr>
-        <w:t>bütün</w:t>
-      </w:r>
-      <w:proofErr w:type="spellEnd"/>
+        <w:t xml:space="preserve"> </w:t>
+      </w:r>
+      <w:proofErr w:type="spellStart"/>
       <w:r>
         <w:rPr>
           <w:rStyle w:val="normaltextrun"/>
@@ -961,9 +718,9 @@
           <w:color w:val="000000"/>
           <w:shd w:val="clear" w:color="auto" w:fill="FFFFFF"/>
         </w:rPr>
-        <w:t xml:space="preserve"> </w:t>
-      </w:r>
-      <w:proofErr w:type="spellStart"/>
+        <w:t>segmenti</w:t>
+      </w:r>
+      <w:proofErr w:type="spellEnd"/>
       <w:r>
         <w:rPr>
           <w:rStyle w:val="normaltextrun"/>
@@ -971,9 +728,9 @@
           <w:color w:val="000000"/>
           <w:shd w:val="clear" w:color="auto" w:fill="FFFFFF"/>
         </w:rPr>
-        <w:t>segmenti</w:t>
-      </w:r>
-      <w:proofErr w:type="spellEnd"/>
+        <w:t xml:space="preserve"> </w:t>
+      </w:r>
+      <w:proofErr w:type="spellStart"/>
       <w:r>
         <w:rPr>
           <w:rStyle w:val="normaltextrun"/>
@@ -981,9 +738,9 @@
           <w:color w:val="000000"/>
           <w:shd w:val="clear" w:color="auto" w:fill="FFFFFF"/>
         </w:rPr>
-        <w:t xml:space="preserve"> </w:t>
-      </w:r>
-      <w:proofErr w:type="spellStart"/>
+        <w:t>əhatə</w:t>
+      </w:r>
+      <w:proofErr w:type="spellEnd"/>
       <w:r>
         <w:rPr>
           <w:rStyle w:val="normaltextrun"/>
@@ -991,9 +748,9 @@
           <w:color w:val="000000"/>
           <w:shd w:val="clear" w:color="auto" w:fill="FFFFFF"/>
         </w:rPr>
-        <w:t>əhatə</w:t>
-      </w:r>
-      <w:proofErr w:type="spellEnd"/>
+        <w:t xml:space="preserve"> </w:t>
+      </w:r>
+      <w:proofErr w:type="spellStart"/>
       <w:r>
         <w:rPr>
           <w:rStyle w:val="normaltextrun"/>
@@ -1001,9 +758,9 @@
           <w:color w:val="000000"/>
           <w:shd w:val="clear" w:color="auto" w:fill="FFFFFF"/>
         </w:rPr>
-        <w:t xml:space="preserve"> </w:t>
-      </w:r>
-      <w:proofErr w:type="spellStart"/>
+        <w:t>edirsə</w:t>
+      </w:r>
+      <w:proofErr w:type="spellEnd"/>
       <w:r>
         <w:rPr>
           <w:rStyle w:val="normaltextrun"/>
@@ -1011,9 +768,9 @@
           <w:color w:val="000000"/>
           <w:shd w:val="clear" w:color="auto" w:fill="FFFFFF"/>
         </w:rPr>
-        <w:t>edirsə</w:t>
-      </w:r>
-      <w:proofErr w:type="spellEnd"/>
+        <w:t xml:space="preserve"> </w:t>
+      </w:r>
+      <w:proofErr w:type="spellStart"/>
       <w:r>
         <w:rPr>
           <w:rStyle w:val="normaltextrun"/>
@@ -1021,9 +778,9 @@
           <w:color w:val="000000"/>
           <w:shd w:val="clear" w:color="auto" w:fill="FFFFFF"/>
         </w:rPr>
-        <w:t xml:space="preserve"> </w:t>
-      </w:r>
-      <w:proofErr w:type="spellStart"/>
+        <w:t>ona</w:t>
+      </w:r>
+      <w:proofErr w:type="spellEnd"/>
       <w:r>
         <w:rPr>
           <w:rStyle w:val="normaltextrun"/>
@@ -1031,7 +788,19 @@
           <w:color w:val="000000"/>
           <w:shd w:val="clear" w:color="auto" w:fill="FFFFFF"/>
         </w:rPr>
-        <w:t>ona</w:t>
+        <w:t xml:space="preserve"> </w:t>
+      </w:r>
+      <w:proofErr w:type="spellStart"/>
+      <w:r>
+        <w:rPr>
+          <w:rStyle w:val="normaltextrun"/>
+          <w:rFonts w:ascii="Calibri" w:hAnsi="Calibri" w:cs="Calibri"/>
+          <w:b/>
+          <w:color w:val="000000"/>
+          <w:highlight w:val="yellow"/>
+          <w:shd w:val="clear" w:color="auto" w:fill="FFFFFF"/>
+        </w:rPr>
+        <w:t>toxunmayın</w:t>
       </w:r>
       <w:proofErr w:type="spellEnd"/>
       <w:r>
@@ -1040,43 +809,20 @@
           <w:rFonts w:ascii="Calibri" w:hAnsi="Calibri" w:cs="Calibri"/>
           <w:color w:val="000000"/>
           <w:shd w:val="clear" w:color="auto" w:fill="FFFFFF"/>
-        </w:rPr>
-        <w:t xml:space="preserve"> </w:t>
-      </w:r>
-      <w:proofErr w:type="spellStart"/>
-      <w:r>
-        <w:rPr>
-          <w:rStyle w:val="normaltextrun"/>
-          <w:rFonts w:ascii="Calibri" w:hAnsi="Calibri" w:cs="Calibri"/>
-          <w:b/>
-          <w:color w:val="000000"/>
-          <w:highlight w:val="yellow"/>
-          <w:shd w:val="clear" w:color="auto" w:fill="FFFFFF"/>
-        </w:rPr>
-        <w:t>toxunmayın</w:t>
-      </w:r>
-      <w:proofErr w:type="spellEnd"/>
+          <w:lang w:val="en-GB"/>
+        </w:rPr>
+        <w:t>. M</w:t>
+      </w:r>
       <w:r>
         <w:rPr>
           <w:rStyle w:val="normaltextrun"/>
           <w:rFonts w:ascii="Calibri" w:hAnsi="Calibri" w:cs="Calibri"/>
           <w:color w:val="000000"/>
           <w:shd w:val="clear" w:color="auto" w:fill="FFFFFF"/>
-        </w:rPr>
-        <w:t>, m</w:t>
-      </w:r>
-      <w:proofErr w:type="spellStart"/>
-      <w:r>
-        <w:rPr>
-          <w:rStyle w:val="normaltextrun"/>
-          <w:rFonts w:ascii="Calibri" w:hAnsi="Calibri" w:cs="Calibri"/>
-          <w:color w:val="000000"/>
-          <w:shd w:val="clear" w:color="auto" w:fill="FFFFFF"/>
           <w:lang w:val="az-Latn-AZ"/>
         </w:rPr>
         <w:t>əsələn</w:t>
       </w:r>
-      <w:proofErr w:type="spellEnd"/>
       <w:r>
         <w:rPr>
           <w:rStyle w:val="normaltextrun"/>
@@ -1110,7 +856,6 @@
         </w:rPr>
         <w:t>N</w:t>
       </w:r>
-      <w:proofErr w:type="spellStart"/>
       <w:r>
         <w:rPr>
           <w:rStyle w:val="normaltextrun"/>
@@ -1119,7 +864,6 @@
         </w:rPr>
         <w:t>ümunə</w:t>
       </w:r>
-      <w:proofErr w:type="spellEnd"/>
       <w:r>
         <w:rPr>
           <w:rStyle w:val="normaltextrun"/>
@@ -1141,13 +885,7 @@
       </w:r>
       <w:proofErr w:type="spellEnd"/>
       <w:r>
-        <w:t>": "00:</w:t>
-      </w:r>
-      <w:r>
-        <w:t>20</w:t>
-      </w:r>
-      <w:r>
-        <w:t>", "</w:t>
+        <w:t>": "00:20.000", "</w:t>
       </w:r>
       <w:proofErr w:type="spellStart"/>
       <w:r>
@@ -1155,13 +893,7 @@
       </w:r>
       <w:proofErr w:type="spellEnd"/>
       <w:r>
-        <w:t>": "00:5</w:t>
-      </w:r>
-      <w:r>
-        <w:t>0</w:t>
-      </w:r>
-      <w:r>
-        <w:t>", "speaker": "Operator", "text": "</w:t>
+        <w:t>": "00:50.000", "speaker": "Operator", "text": "</w:t>
       </w:r>
       <w:r>
         <w:rPr>
@@ -1169,7 +901,6 @@
         </w:rPr>
         <w:t>[</w:t>
       </w:r>
-      <w:proofErr w:type="spellStart"/>
       <w:r>
         <w:rPr>
           <w:highlight w:val="yellow"/>
@@ -1177,7 +908,6 @@
         </w:rPr>
         <w:t>music</w:t>
       </w:r>
-      <w:proofErr w:type="spellEnd"/>
       <w:r>
         <w:rPr>
           <w:highlight w:val="yellow"/>
@@ -1186,6 +916,762 @@
       </w:r>
       <w:r>
         <w:t>"}</w:t>
+      </w:r>
+    </w:p>
+    <w:p/>
+    <w:p>
+      <w:pPr>
+        <w:rPr>
+          <w:b/>
+          <w:lang w:val="en-GB"/>
+        </w:rPr>
+      </w:pPr>
+      <w:r>
+        <w:rPr>
+          <w:b/>
+        </w:rPr>
+        <w:t>REGEX</w:t>
+      </w:r>
+      <w:r>
+        <w:rPr>
+          <w:b/>
+          <w:lang w:val="en-GB"/>
+        </w:rPr>
+        <w:t>:</w:t>
+      </w:r>
+    </w:p>
+    <w:p>
+      <w:pPr>
+        <w:pStyle w:val="ListParagraph"/>
+        <w:numPr>
+          <w:ilvl w:val="0"/>
+          <w:numId w:val="3"/>
+        </w:numPr>
+      </w:pPr>
+      <w:proofErr w:type="spellStart"/>
+      <w:r>
+        <w:t>Transkriptləri</w:t>
+      </w:r>
+      <w:proofErr w:type="spellEnd"/>
+      <w:r>
+        <w:t xml:space="preserve"> </w:t>
+      </w:r>
+      <w:proofErr w:type="spellStart"/>
+      <w:r>
+        <w:t>düzəltmək</w:t>
+      </w:r>
+      <w:proofErr w:type="spellEnd"/>
+      <w:r>
+        <w:t xml:space="preserve"> </w:t>
+      </w:r>
+      <w:proofErr w:type="spellStart"/>
+      <w:r>
+        <w:t>üçün</w:t>
+      </w:r>
+      <w:proofErr w:type="spellEnd"/>
+      <w:r>
+        <w:t xml:space="preserve"> </w:t>
+      </w:r>
+      <w:proofErr w:type="spellStart"/>
+      <w:r>
+        <w:t>istifadə</w:t>
+      </w:r>
+      <w:proofErr w:type="spellEnd"/>
+      <w:r>
+        <w:t xml:space="preserve"> </w:t>
+      </w:r>
+      <w:proofErr w:type="spellStart"/>
+      <w:r>
+        <w:t>etdiyimiz</w:t>
+      </w:r>
+      <w:proofErr w:type="spellEnd"/>
+      <w:r>
+        <w:t xml:space="preserve"> app </w:t>
+      </w:r>
+      <w:proofErr w:type="spellStart"/>
+      <w:r>
+        <w:t>daxilində</w:t>
+      </w:r>
+      <w:proofErr w:type="spellEnd"/>
+      <w:r>
+        <w:t xml:space="preserve"> </w:t>
+      </w:r>
+      <w:r>
+        <w:rPr>
+          <w:b/>
+        </w:rPr>
+        <w:t>regex</w:t>
+      </w:r>
+      <w:r>
+        <w:t xml:space="preserve"> </w:t>
+      </w:r>
+      <w:proofErr w:type="spellStart"/>
+      <w:r>
+        <w:t>vasit</w:t>
+      </w:r>
+      <w:proofErr w:type="spellEnd"/>
+      <w:r>
+        <w:rPr>
+          <w:lang w:val="az-Latn-AZ"/>
+        </w:rPr>
+        <w:t>əsilə</w:t>
+      </w:r>
+      <w:r>
+        <w:t xml:space="preserve"> </w:t>
+      </w:r>
+      <w:proofErr w:type="spellStart"/>
+      <w:r>
+        <w:t>rəqəm</w:t>
+      </w:r>
+      <w:proofErr w:type="spellEnd"/>
+      <w:r>
+        <w:t xml:space="preserve"> </w:t>
+      </w:r>
+      <w:proofErr w:type="spellStart"/>
+      <w:r>
+        <w:t>kimi</w:t>
+      </w:r>
+      <w:proofErr w:type="spellEnd"/>
+      <w:r>
+        <w:t xml:space="preserve"> </w:t>
+      </w:r>
+      <w:proofErr w:type="spellStart"/>
+      <w:r>
+        <w:t>yazılmış</w:t>
+      </w:r>
+      <w:proofErr w:type="spellEnd"/>
+      <w:r>
+        <w:t xml:space="preserve"> </w:t>
+      </w:r>
+      <w:proofErr w:type="spellStart"/>
+      <w:r>
+        <w:t>ədədləri</w:t>
+      </w:r>
+      <w:proofErr w:type="spellEnd"/>
+      <w:r>
+        <w:t xml:space="preserve"> </w:t>
+      </w:r>
+      <w:proofErr w:type="spellStart"/>
+      <w:r>
+        <w:t>söz</w:t>
+      </w:r>
+      <w:proofErr w:type="spellEnd"/>
+      <w:r>
+        <w:t xml:space="preserve"> </w:t>
+      </w:r>
+      <w:proofErr w:type="spellStart"/>
+      <w:r>
+        <w:t>formatına</w:t>
+      </w:r>
+      <w:proofErr w:type="spellEnd"/>
+      <w:r>
+        <w:t xml:space="preserve"> </w:t>
+      </w:r>
+      <w:proofErr w:type="spellStart"/>
+      <w:r>
+        <w:t>çevir</w:t>
+      </w:r>
+      <w:r>
+        <w:t>ən</w:t>
+      </w:r>
+      <w:proofErr w:type="spellEnd"/>
+      <w:r>
+        <w:t xml:space="preserve"> </w:t>
+      </w:r>
+      <w:r>
+        <w:rPr>
+          <w:b/>
+        </w:rPr>
+        <w:t>button var</w:t>
+      </w:r>
+      <w:r>
+        <w:t xml:space="preserve">. </w:t>
+      </w:r>
+      <w:proofErr w:type="spellStart"/>
+      <w:r>
+        <w:t>Hər</w:t>
+      </w:r>
+      <w:proofErr w:type="spellEnd"/>
+      <w:r>
+        <w:t xml:space="preserve"> </w:t>
+      </w:r>
+      <w:proofErr w:type="spellStart"/>
+      <w:r>
+        <w:t>transkripti</w:t>
+      </w:r>
+      <w:proofErr w:type="spellEnd"/>
+      <w:r>
+        <w:t xml:space="preserve"> </w:t>
+      </w:r>
+      <w:proofErr w:type="spellStart"/>
+      <w:r>
+        <w:t>düzəltməyə</w:t>
+      </w:r>
+      <w:proofErr w:type="spellEnd"/>
+      <w:r>
+        <w:t xml:space="preserve"> </w:t>
+      </w:r>
+      <w:proofErr w:type="spellStart"/>
+      <w:r>
+        <w:t>başlamazdan</w:t>
+      </w:r>
+      <w:proofErr w:type="spellEnd"/>
+      <w:r>
+        <w:t xml:space="preserve"> </w:t>
+      </w:r>
+      <w:proofErr w:type="spellStart"/>
+      <w:r>
+        <w:t>əvvəl</w:t>
+      </w:r>
+      <w:proofErr w:type="spellEnd"/>
+      <w:r>
+        <w:t xml:space="preserve"> </w:t>
+      </w:r>
+      <w:proofErr w:type="spellStart"/>
+      <w:r>
+        <w:t>ondan</w:t>
+      </w:r>
+      <w:proofErr w:type="spellEnd"/>
+      <w:r>
+        <w:t xml:space="preserve"> </w:t>
+      </w:r>
+      <w:proofErr w:type="spellStart"/>
+      <w:r>
+        <w:t>istifadə</w:t>
+      </w:r>
+      <w:proofErr w:type="spellEnd"/>
+      <w:r>
+        <w:t xml:space="preserve"> </w:t>
+      </w:r>
+      <w:proofErr w:type="spellStart"/>
+      <w:r>
+        <w:t>edin</w:t>
+      </w:r>
+      <w:proofErr w:type="spellEnd"/>
+      <w:r>
+        <w:t xml:space="preserve">. </w:t>
+      </w:r>
+      <w:proofErr w:type="spellStart"/>
+      <w:r>
+        <w:t>Daha</w:t>
+      </w:r>
+      <w:proofErr w:type="spellEnd"/>
+      <w:r>
+        <w:t xml:space="preserve"> </w:t>
+      </w:r>
+      <w:proofErr w:type="spellStart"/>
+      <w:r>
+        <w:t>sonra</w:t>
+      </w:r>
+      <w:proofErr w:type="spellEnd"/>
+      <w:r>
+        <w:t xml:space="preserve"> manual </w:t>
+      </w:r>
+      <w:proofErr w:type="spellStart"/>
+      <w:r>
+        <w:t>yoxlama</w:t>
+      </w:r>
+      <w:proofErr w:type="spellEnd"/>
+      <w:r>
+        <w:t xml:space="preserve"> </w:t>
+      </w:r>
+      <w:proofErr w:type="spellStart"/>
+      <w:r>
+        <w:t>zamanı</w:t>
+      </w:r>
+      <w:proofErr w:type="spellEnd"/>
+      <w:r>
+        <w:t xml:space="preserve"> </w:t>
+      </w:r>
+      <w:proofErr w:type="spellStart"/>
+      <w:r>
+        <w:t>əgər</w:t>
+      </w:r>
+      <w:proofErr w:type="spellEnd"/>
+      <w:r>
+        <w:t xml:space="preserve"> </w:t>
+      </w:r>
+      <w:proofErr w:type="spellStart"/>
+      <w:r>
+        <w:t>hansısa</w:t>
+      </w:r>
+      <w:proofErr w:type="spellEnd"/>
+      <w:r>
+        <w:t xml:space="preserve"> </w:t>
+      </w:r>
+      <w:proofErr w:type="spellStart"/>
+      <w:r>
+        <w:t>rəqəmin</w:t>
+      </w:r>
+      <w:proofErr w:type="spellEnd"/>
+      <w:r>
+        <w:t xml:space="preserve"> </w:t>
+      </w:r>
+      <w:proofErr w:type="spellStart"/>
+      <w:r>
+        <w:t>hərf</w:t>
+      </w:r>
+      <w:proofErr w:type="spellEnd"/>
+      <w:r>
+        <w:t xml:space="preserve"> </w:t>
+      </w:r>
+      <w:proofErr w:type="spellStart"/>
+      <w:r>
+        <w:t>formatına</w:t>
+      </w:r>
+      <w:proofErr w:type="spellEnd"/>
+      <w:r>
+        <w:t xml:space="preserve"> </w:t>
+      </w:r>
+      <w:proofErr w:type="spellStart"/>
+      <w:r>
+        <w:t>çevrilməsində</w:t>
+      </w:r>
+      <w:proofErr w:type="spellEnd"/>
+      <w:r>
+        <w:t xml:space="preserve"> </w:t>
+      </w:r>
+      <w:proofErr w:type="spellStart"/>
+      <w:r>
+        <w:t>xətalar</w:t>
+      </w:r>
+      <w:proofErr w:type="spellEnd"/>
+      <w:r>
+        <w:t xml:space="preserve"> </w:t>
+      </w:r>
+      <w:proofErr w:type="spellStart"/>
+      <w:r>
+        <w:t>tapsanız</w:t>
+      </w:r>
+      <w:proofErr w:type="spellEnd"/>
+      <w:r>
+        <w:t xml:space="preserve"> </w:t>
+      </w:r>
+      <w:proofErr w:type="spellStart"/>
+      <w:r>
+        <w:t>onları</w:t>
+      </w:r>
+      <w:proofErr w:type="spellEnd"/>
+      <w:r>
+        <w:t xml:space="preserve"> </w:t>
+      </w:r>
+      <w:proofErr w:type="spellStart"/>
+      <w:r>
+        <w:t>düzəldin</w:t>
+      </w:r>
+      <w:proofErr w:type="spellEnd"/>
+      <w:r>
+        <w:t>.</w:t>
+      </w:r>
+      <w:r>
+        <w:t xml:space="preserve"> </w:t>
+      </w:r>
+      <w:proofErr w:type="spellStart"/>
+      <w:r>
+        <w:t>Bura</w:t>
+      </w:r>
+      <w:proofErr w:type="spellEnd"/>
+      <w:r>
+        <w:t xml:space="preserve"> </w:t>
+      </w:r>
+      <w:proofErr w:type="spellStart"/>
+      <w:r>
+        <w:t>istənilə</w:t>
+      </w:r>
+      <w:r>
+        <w:t>n</w:t>
+      </w:r>
+      <w:proofErr w:type="spellEnd"/>
+      <w:r>
+        <w:t xml:space="preserve"> </w:t>
+      </w:r>
+      <w:proofErr w:type="spellStart"/>
+      <w:r>
+        <w:t>tipdə</w:t>
+      </w:r>
+      <w:proofErr w:type="spellEnd"/>
+      <w:r>
+        <w:t xml:space="preserve"> </w:t>
+      </w:r>
+      <w:proofErr w:type="spellStart"/>
+      <w:r>
+        <w:t>ədə</w:t>
+      </w:r>
+      <w:r>
+        <w:t>d</w:t>
+      </w:r>
+      <w:proofErr w:type="spellEnd"/>
+      <w:r>
+        <w:t xml:space="preserve"> </w:t>
+      </w:r>
+      <w:proofErr w:type="spellStart"/>
+      <w:r>
+        <w:t>daxildir</w:t>
+      </w:r>
+      <w:proofErr w:type="spellEnd"/>
+      <w:r>
+        <w:t>. (</w:t>
+      </w:r>
+      <w:proofErr w:type="spellStart"/>
+      <w:proofErr w:type="gramStart"/>
+      <w:r>
+        <w:rPr>
+          <w:b/>
+          <w:highlight w:val="yellow"/>
+        </w:rPr>
+        <w:t>telefon</w:t>
+      </w:r>
+      <w:proofErr w:type="spellEnd"/>
+      <w:proofErr w:type="gramEnd"/>
+      <w:r>
+        <w:rPr>
+          <w:b/>
+          <w:highlight w:val="yellow"/>
+        </w:rPr>
+        <w:t xml:space="preserve"> </w:t>
+      </w:r>
+      <w:proofErr w:type="spellStart"/>
+      <w:r>
+        <w:rPr>
+          <w:b/>
+          <w:highlight w:val="yellow"/>
+        </w:rPr>
+        <w:t>nömrələri</w:t>
+      </w:r>
+      <w:proofErr w:type="spellEnd"/>
+      <w:r>
+        <w:rPr>
+          <w:b/>
+          <w:highlight w:val="yellow"/>
+          <w:lang w:val="en-GB"/>
+        </w:rPr>
+        <w:t>, m</w:t>
+      </w:r>
+      <w:r>
+        <w:rPr>
+          <w:b/>
+          <w:highlight w:val="yellow"/>
+          <w:lang w:val="az-Latn-AZ"/>
+        </w:rPr>
+        <w:t>əbləğ</w:t>
+      </w:r>
+      <w:r>
+        <w:rPr>
+          <w:b/>
+          <w:highlight w:val="yellow"/>
+          <w:lang w:val="en-GB"/>
+        </w:rPr>
+        <w:t>, s</w:t>
+      </w:r>
+      <w:r>
+        <w:rPr>
+          <w:b/>
+          <w:highlight w:val="yellow"/>
+          <w:lang w:val="az-Latn-AZ"/>
+        </w:rPr>
+        <w:t>ıra sayları</w:t>
+      </w:r>
+      <w:r>
+        <w:rPr>
+          <w:b/>
+          <w:highlight w:val="yellow"/>
+          <w:lang w:val="en-GB"/>
+        </w:rPr>
+        <w:t xml:space="preserve">, 1 -&gt; </w:t>
+      </w:r>
+      <w:proofErr w:type="spellStart"/>
+      <w:r>
+        <w:rPr>
+          <w:b/>
+          <w:highlight w:val="yellow"/>
+          <w:lang w:val="en-GB"/>
+        </w:rPr>
+        <w:t>bir</w:t>
+      </w:r>
+      <w:proofErr w:type="spellEnd"/>
+      <w:r>
+        <w:rPr>
+          <w:b/>
+          <w:highlight w:val="yellow"/>
+          <w:lang w:val="en-GB"/>
+        </w:rPr>
+        <w:t xml:space="preserve">, 2 -&gt; </w:t>
+      </w:r>
+      <w:proofErr w:type="spellStart"/>
+      <w:r>
+        <w:rPr>
+          <w:b/>
+          <w:highlight w:val="yellow"/>
+          <w:lang w:val="en-GB"/>
+        </w:rPr>
+        <w:t>iki</w:t>
+      </w:r>
+      <w:proofErr w:type="spellEnd"/>
+      <w:r>
+        <w:rPr>
+          <w:b/>
+          <w:highlight w:val="yellow"/>
+          <w:lang w:val="en-GB"/>
+        </w:rPr>
+        <w:t xml:space="preserve"> v</w:t>
+      </w:r>
+      <w:r>
+        <w:rPr>
+          <w:b/>
+          <w:highlight w:val="yellow"/>
+          <w:lang w:val="az-Latn-AZ"/>
+        </w:rPr>
+        <w:t>ə s.</w:t>
+      </w:r>
+      <w:r>
+        <w:t>)</w:t>
+      </w:r>
+      <w:r>
+        <w:rPr>
+          <w:lang w:val="en-GB"/>
+        </w:rPr>
+        <w:t xml:space="preserve">. </w:t>
+      </w:r>
+      <w:r>
+        <w:rPr>
+          <w:lang w:val="az-Latn-AZ"/>
+        </w:rPr>
+        <w:t>Əgər audio-da danışan şəxs rəqəmləri fərli formatda səsləndirirsə</w:t>
+      </w:r>
+      <w:r>
+        <w:rPr>
+          <w:lang w:val="en-GB"/>
+        </w:rPr>
+        <w:t>,</w:t>
+      </w:r>
+      <w:r>
+        <w:rPr>
+          <w:lang w:val="az-Latn-AZ"/>
+        </w:rPr>
+        <w:t xml:space="preserve"> məsələn</w:t>
+      </w:r>
+      <w:r>
+        <w:rPr>
+          <w:lang w:val="en-GB"/>
+        </w:rPr>
+        <w:t>:</w:t>
+      </w:r>
+      <w:r>
+        <w:rPr>
+          <w:lang w:val="az-Latn-AZ"/>
+        </w:rPr>
+        <w:t xml:space="preserve"> səsdə </w:t>
+      </w:r>
+      <w:r>
+        <w:rPr>
+          <w:b/>
+          <w:highlight w:val="yellow"/>
+          <w:lang w:val="az-Latn-AZ"/>
+        </w:rPr>
+        <w:t>“s</w:t>
+      </w:r>
+      <w:proofErr w:type="spellStart"/>
+      <w:r>
+        <w:rPr>
+          <w:b/>
+          <w:highlight w:val="yellow"/>
+          <w:lang w:val="en-GB"/>
+        </w:rPr>
+        <w:t>ıfır</w:t>
+      </w:r>
+      <w:proofErr w:type="spellEnd"/>
+      <w:r>
+        <w:rPr>
+          <w:b/>
+          <w:highlight w:val="yellow"/>
+          <w:lang w:val="en-GB"/>
+        </w:rPr>
+        <w:t>”</w:t>
+      </w:r>
+      <w:r>
+        <w:rPr>
+          <w:lang w:val="en-GB"/>
+        </w:rPr>
+        <w:t xml:space="preserve"> r</w:t>
+      </w:r>
+      <w:r>
+        <w:rPr>
+          <w:lang w:val="az-Latn-AZ"/>
+        </w:rPr>
+        <w:t xml:space="preserve">əqəminə </w:t>
+      </w:r>
+      <w:r>
+        <w:rPr>
+          <w:b/>
+          <w:highlight w:val="yellow"/>
+          <w:lang w:val="az-Latn-AZ"/>
+        </w:rPr>
+        <w:t>“nol”</w:t>
+      </w:r>
+      <w:r>
+        <w:rPr>
+          <w:lang w:val="az-Latn-AZ"/>
+        </w:rPr>
+        <w:t xml:space="preserve"> deyirsə</w:t>
+      </w:r>
+      <w:r>
+        <w:rPr>
+          <w:lang w:val="az-Latn-AZ"/>
+        </w:rPr>
+        <w:t xml:space="preserve"> və ya </w:t>
+      </w:r>
+      <w:r>
+        <w:rPr>
+          <w:b/>
+          <w:highlight w:val="yellow"/>
+          <w:lang w:val="en-GB"/>
+        </w:rPr>
+        <w:t>“s</w:t>
+      </w:r>
+      <w:r>
+        <w:rPr>
+          <w:b/>
+          <w:highlight w:val="yellow"/>
+          <w:lang w:val="az-Latn-AZ"/>
+        </w:rPr>
+        <w:t>əksən”</w:t>
+      </w:r>
+      <w:r>
+        <w:rPr>
+          <w:lang w:val="az-Latn-AZ"/>
+        </w:rPr>
+        <w:t xml:space="preserve">-ə </w:t>
+      </w:r>
+      <w:r>
+        <w:rPr>
+          <w:b/>
+          <w:highlight w:val="yellow"/>
+          <w:lang w:val="en-GB"/>
+        </w:rPr>
+        <w:t>“h</w:t>
+      </w:r>
+      <w:r>
+        <w:rPr>
+          <w:b/>
+          <w:highlight w:val="yellow"/>
+          <w:lang w:val="az-Latn-AZ"/>
+        </w:rPr>
+        <w:t>əşdad”</w:t>
+      </w:r>
+      <w:r>
+        <w:rPr>
+          <w:lang w:val="az-Latn-AZ"/>
+        </w:rPr>
+        <w:t xml:space="preserve"> deyirsə</w:t>
+      </w:r>
+      <w:r>
+        <w:rPr>
+          <w:lang w:val="en-GB"/>
+        </w:rPr>
+        <w:t xml:space="preserve">, </w:t>
+      </w:r>
+      <w:proofErr w:type="spellStart"/>
+      <w:r>
+        <w:rPr>
+          <w:lang w:val="en-GB"/>
+        </w:rPr>
+        <w:t>siz</w:t>
+      </w:r>
+      <w:proofErr w:type="spellEnd"/>
+      <w:r>
+        <w:rPr>
+          <w:lang w:val="en-GB"/>
+        </w:rPr>
+        <w:t xml:space="preserve"> yen</w:t>
+      </w:r>
+      <w:r>
+        <w:rPr>
+          <w:lang w:val="az-Latn-AZ"/>
+        </w:rPr>
+        <w:t>ə də</w:t>
+      </w:r>
+      <w:r>
+        <w:rPr>
+          <w:lang w:val="az-Latn-AZ"/>
+        </w:rPr>
+        <w:t xml:space="preserve"> onu yazıda</w:t>
+      </w:r>
+      <w:r>
+        <w:rPr>
+          <w:lang w:val="az-Latn-AZ"/>
+        </w:rPr>
+        <w:t xml:space="preserve"> </w:t>
+      </w:r>
+      <w:r>
+        <w:rPr>
+          <w:lang w:val="az-Latn-AZ"/>
+        </w:rPr>
+        <w:t>azərbaycan dilində</w:t>
+      </w:r>
+      <w:r>
+        <w:rPr>
+          <w:lang w:val="az-Latn-AZ"/>
+        </w:rPr>
+        <w:t xml:space="preserve"> düzgün</w:t>
+      </w:r>
+      <w:r>
+        <w:rPr>
+          <w:lang w:val="az-Latn-AZ"/>
+        </w:rPr>
+        <w:t xml:space="preserve"> necə deyilirsə o şəkildə yazın (yəni </w:t>
+      </w:r>
+      <w:r>
+        <w:rPr>
+          <w:b/>
+          <w:highlight w:val="yellow"/>
+          <w:lang w:val="en-GB"/>
+        </w:rPr>
+        <w:t>“</w:t>
+      </w:r>
+      <w:proofErr w:type="spellStart"/>
+      <w:r>
+        <w:rPr>
+          <w:b/>
+          <w:highlight w:val="yellow"/>
+          <w:lang w:val="en-GB"/>
+        </w:rPr>
+        <w:t>sıfır</w:t>
+      </w:r>
+      <w:proofErr w:type="spellEnd"/>
+      <w:r>
+        <w:rPr>
+          <w:b/>
+          <w:highlight w:val="yellow"/>
+          <w:lang w:val="az-Latn-AZ"/>
+        </w:rPr>
+        <w:t>”</w:t>
+      </w:r>
+      <w:r>
+        <w:rPr>
+          <w:b/>
+          <w:lang w:val="en-GB"/>
+        </w:rPr>
+        <w:t xml:space="preserve">, </w:t>
+      </w:r>
+      <w:r>
+        <w:rPr>
+          <w:b/>
+          <w:highlight w:val="yellow"/>
+          <w:lang w:val="az-Latn-AZ"/>
+        </w:rPr>
+        <w:t>“səksən”</w:t>
+      </w:r>
+      <w:r>
+        <w:rPr>
+          <w:lang w:val="az-Latn-AZ"/>
+        </w:rPr>
+        <w:t>)</w:t>
+      </w:r>
+      <w:r>
+        <w:rPr>
+          <w:lang w:val="az-Latn-AZ"/>
+        </w:rPr>
+        <w:t>.</w:t>
       </w:r>
     </w:p>
     <w:p/>
@@ -1194,12 +1680,288 @@
         <w:pStyle w:val="ListParagraph"/>
         <w:numPr>
           <w:ilvl w:val="0"/>
-          <w:numId w:val="2"/>
+          <w:numId w:val="3"/>
         </w:numPr>
         <w:rPr>
-          <w:lang w:val="az-Latn-AZ"/>
+          <w:lang w:val="en-GB"/>
         </w:rPr>
       </w:pPr>
+      <w:r>
+        <w:rPr>
+          <w:lang w:val="az-Latn-AZ"/>
+        </w:rPr>
+        <w:t>A</w:t>
+      </w:r>
+      <w:r>
+        <w:rPr>
+          <w:lang w:val="az-Latn-AZ"/>
+        </w:rPr>
+        <w:t>udio-da danışan şəxs</w:t>
+      </w:r>
+      <w:r>
+        <w:rPr>
+          <w:lang w:val="az-Latn-AZ"/>
+        </w:rPr>
+        <w:t xml:space="preserve"> bəzən</w:t>
+      </w:r>
+      <w:r>
+        <w:rPr>
+          <w:lang w:val="az-Latn-AZ"/>
+        </w:rPr>
+        <w:t xml:space="preserve"> çox mərtəbəli ədədləri ayr-ayrı rəqəmlər şəklində</w:t>
+      </w:r>
+      <w:r>
+        <w:rPr>
+          <w:lang w:val="az-Latn-AZ"/>
+        </w:rPr>
+        <w:t xml:space="preserve"> deyə bilər</w:t>
+      </w:r>
+      <w:r>
+        <w:rPr>
+          <w:lang w:val="az-Latn-AZ"/>
+        </w:rPr>
+        <w:t xml:space="preserve"> (</w:t>
+      </w:r>
+      <w:r>
+        <w:rPr>
+          <w:b/>
+          <w:highlight w:val="yellow"/>
+          <w:lang w:val="az-Latn-AZ"/>
+        </w:rPr>
+        <w:t>bu ən çox telefon nömrəsini deyəndə baş verir</w:t>
+      </w:r>
+      <w:r>
+        <w:rPr>
+          <w:lang w:val="az-Latn-AZ"/>
+        </w:rPr>
+        <w:t>)</w:t>
+      </w:r>
+      <w:r>
+        <w:rPr>
+          <w:lang w:val="en-GB"/>
+        </w:rPr>
+        <w:t>, m</w:t>
+      </w:r>
+      <w:r>
+        <w:rPr>
+          <w:lang w:val="az-Latn-AZ"/>
+        </w:rPr>
+        <w:t xml:space="preserve">əsələn: </w:t>
+      </w:r>
+      <w:r>
+        <w:rPr>
+          <w:b/>
+          <w:highlight w:val="yellow"/>
+          <w:lang w:val="az-Latn-AZ"/>
+        </w:rPr>
+        <w:t>+994 -&gt; plus doğsan doqquz dörd</w:t>
+      </w:r>
+      <w:r>
+        <w:rPr>
+          <w:lang w:val="az-Latn-AZ"/>
+        </w:rPr>
+        <w:t xml:space="preserve">. </w:t>
+      </w:r>
+      <w:r>
+        <w:rPr>
+          <w:lang w:val="az-Latn-AZ"/>
+        </w:rPr>
+        <w:t xml:space="preserve">Regex bu ədədi </w:t>
+      </w:r>
+      <w:r>
+        <w:rPr>
+          <w:lang w:val="en-GB"/>
+        </w:rPr>
+        <w:t>“</w:t>
+      </w:r>
+      <w:r>
+        <w:rPr>
+          <w:b/>
+          <w:highlight w:val="yellow"/>
+          <w:lang w:val="en-GB"/>
+        </w:rPr>
+        <w:t xml:space="preserve">plus </w:t>
+      </w:r>
+      <w:proofErr w:type="spellStart"/>
+      <w:r>
+        <w:rPr>
+          <w:b/>
+          <w:highlight w:val="yellow"/>
+          <w:lang w:val="en-GB"/>
+        </w:rPr>
+        <w:t>doqquz</w:t>
+      </w:r>
+      <w:proofErr w:type="spellEnd"/>
+      <w:r>
+        <w:rPr>
+          <w:b/>
+          <w:highlight w:val="yellow"/>
+          <w:lang w:val="en-GB"/>
+        </w:rPr>
+        <w:t xml:space="preserve"> y</w:t>
+      </w:r>
+      <w:r>
+        <w:rPr>
+          <w:b/>
+          <w:highlight w:val="yellow"/>
+          <w:lang w:val="az-Latn-AZ"/>
+        </w:rPr>
+        <w:t xml:space="preserve">üz doğsan </w:t>
+      </w:r>
+      <w:r>
+        <w:rPr>
+          <w:b/>
+          <w:highlight w:val="yellow"/>
+          <w:lang w:val="az-Latn-AZ"/>
+        </w:rPr>
+        <w:t>dörd</w:t>
+      </w:r>
+      <w:r>
+        <w:rPr>
+          <w:lang w:val="az-Latn-AZ"/>
+        </w:rPr>
+        <w:t>” formasına çevirəcək.</w:t>
+      </w:r>
+      <w:r>
+        <w:rPr>
+          <w:lang w:val="az-Latn-AZ"/>
+        </w:rPr>
+        <w:t xml:space="preserve"> Əgər belə nümunələrlə qarşılaşsanız</w:t>
+      </w:r>
+      <w:r>
+        <w:rPr>
+          <w:lang w:val="en-GB"/>
+        </w:rPr>
+        <w:t xml:space="preserve">, </w:t>
+      </w:r>
+      <w:proofErr w:type="spellStart"/>
+      <w:r>
+        <w:rPr>
+          <w:lang w:val="en-GB"/>
+        </w:rPr>
+        <w:t>onlar</w:t>
+      </w:r>
+      <w:proofErr w:type="spellEnd"/>
+      <w:r>
+        <w:rPr>
+          <w:lang w:val="az-Latn-AZ"/>
+        </w:rPr>
+        <w:t>ı original audio-da deyilən formaya çevirin</w:t>
+      </w:r>
+      <w:r>
+        <w:rPr>
+          <w:lang w:val="az-Latn-AZ"/>
+        </w:rPr>
+        <w:t xml:space="preserve"> (yəni </w:t>
+      </w:r>
+      <w:r>
+        <w:rPr>
+          <w:b/>
+          <w:highlight w:val="yellow"/>
+          <w:lang w:val="az-Latn-AZ"/>
+        </w:rPr>
+        <w:t xml:space="preserve">plus doğsan </w:t>
+      </w:r>
+      <w:r>
+        <w:rPr>
+          <w:b/>
+          <w:highlight w:val="yellow"/>
+          <w:lang w:val="az-Latn-AZ"/>
+        </w:rPr>
+        <w:lastRenderedPageBreak/>
+        <w:t>doqquz dörd</w:t>
+      </w:r>
+      <w:r>
+        <w:rPr>
+          <w:lang w:val="az-Latn-AZ"/>
+        </w:rPr>
+        <w:t>)</w:t>
+      </w:r>
+      <w:r>
+        <w:rPr>
+          <w:lang w:val="en-GB"/>
+        </w:rPr>
+        <w:t xml:space="preserve">, </w:t>
+      </w:r>
+      <w:proofErr w:type="spellStart"/>
+      <w:r>
+        <w:rPr>
+          <w:lang w:val="en-GB"/>
+        </w:rPr>
+        <w:t>lakin</w:t>
+      </w:r>
+      <w:proofErr w:type="spellEnd"/>
+      <w:r>
+        <w:rPr>
+          <w:lang w:val="en-GB"/>
+        </w:rPr>
+        <w:t xml:space="preserve"> </w:t>
+      </w:r>
+      <w:proofErr w:type="spellStart"/>
+      <w:r>
+        <w:rPr>
+          <w:lang w:val="en-GB"/>
+        </w:rPr>
+        <w:t>diqq</w:t>
+      </w:r>
+      <w:proofErr w:type="spellEnd"/>
+      <w:r>
+        <w:rPr>
+          <w:lang w:val="az-Latn-AZ"/>
+        </w:rPr>
+        <w:t>ət edin ki</w:t>
+      </w:r>
+      <w:r>
+        <w:rPr>
+          <w:lang w:val="en-GB"/>
+        </w:rPr>
+        <w:t>, r</w:t>
+      </w:r>
+      <w:r>
+        <w:rPr>
+          <w:lang w:val="az-Latn-AZ"/>
+        </w:rPr>
+        <w:t>əqəmlər azərbaycan dilinə uyğun düzgün formada yazılsın.</w:t>
+      </w:r>
+    </w:p>
+    <w:p/>
+    <w:p>
+      <w:pPr>
+        <w:rPr>
+          <w:b/>
+        </w:rPr>
+      </w:pPr>
+      <w:r>
+        <w:rPr>
+          <w:b/>
+        </w:rPr>
+        <w:t>TIMESTAMP-L</w:t>
+      </w:r>
+      <w:r>
+        <w:rPr>
+          <w:b/>
+          <w:lang w:val="az-Latn-AZ"/>
+        </w:rPr>
+        <w:t>ƏR</w:t>
+      </w:r>
+      <w:r>
+        <w:rPr>
+          <w:b/>
+        </w:rPr>
+        <w:t>:</w:t>
+      </w:r>
+    </w:p>
+    <w:p>
+      <w:pPr>
+        <w:pStyle w:val="ListParagraph"/>
+        <w:numPr>
+          <w:ilvl w:val="0"/>
+          <w:numId w:val="3"/>
+        </w:numPr>
+        <w:rPr>
+          <w:lang w:val="az-Latn-AZ"/>
+        </w:rPr>
+      </w:pPr>
       <w:proofErr w:type="spellStart"/>
       <w:r>
         <w:t>Əgər</w:t>
@@ -1294,15 +2056,37 @@
       </w:r>
       <w:proofErr w:type="spellEnd"/>
       <w:r>
-        <w:t xml:space="preserve"> (1 </w:t>
-      </w:r>
-      <w:proofErr w:type="spellStart"/>
-      <w:r>
+        <w:t xml:space="preserve"> (</w:t>
+      </w:r>
+      <w:proofErr w:type="gramStart"/>
+      <w:r>
+        <w:rPr>
+          <w:b/>
+          <w:highlight w:val="yellow"/>
+        </w:rPr>
+        <w:t>1</w:t>
+      </w:r>
+      <w:proofErr w:type="gramEnd"/>
+      <w:r>
+        <w:rPr>
+          <w:b/>
+          <w:highlight w:val="yellow"/>
+        </w:rPr>
+        <w:t xml:space="preserve"> </w:t>
+      </w:r>
+      <w:proofErr w:type="spellStart"/>
+      <w:r>
+        <w:rPr>
+          <w:b/>
+          <w:highlight w:val="yellow"/>
+        </w:rPr>
         <w:t>saniy</w:t>
       </w:r>
       <w:proofErr w:type="spellEnd"/>
       <w:r>
         <w:rPr>
+          <w:b/>
+          <w:highlight w:val="yellow"/>
           <w:lang w:val="az-Latn-AZ"/>
         </w:rPr>
         <w:t>ə və ya daha kiçik</w:t>
@@ -1314,24 +2098,11 @@
         <w:rPr>
           <w:lang w:val="az-Latn-AZ"/>
         </w:rPr>
-        <w:t xml:space="preserve"> </w:t>
-      </w:r>
-      <w:proofErr w:type="spellStart"/>
-      <w:r>
-        <w:rPr>
-          <w:lang w:val="az-Latn-AZ"/>
-        </w:rPr>
-        <w:t>segmenti</w:t>
-      </w:r>
-      <w:proofErr w:type="spellEnd"/>
-      <w:r>
-        <w:rPr>
-          <w:lang w:val="az-Latn-AZ"/>
-        </w:rPr>
-        <w:t xml:space="preserve"> silə bilərsiniz. (</w:t>
-      </w:r>
-      <w:r>
-        <w:rPr>
+        <w:t xml:space="preserve"> segmenti silə bilərsiniz. (</w:t>
+      </w:r>
+      <w:r>
+        <w:rPr>
+          <w:b/>
           <w:highlight w:val="yellow"/>
           <w:lang w:val="az-Latn-AZ"/>
         </w:rPr>
@@ -1357,7 +2128,7 @@
         <w:pStyle w:val="ListParagraph"/>
         <w:numPr>
           <w:ilvl w:val="0"/>
-          <w:numId w:val="2"/>
+          <w:numId w:val="3"/>
         </w:numPr>
         <w:rPr>
           <w:lang w:val="az-Latn-AZ"/>
@@ -1367,35 +2138,7 @@
         <w:rPr>
           <w:lang w:val="az-Latn-AZ"/>
         </w:rPr>
-        <w:t xml:space="preserve">Eyni </w:t>
-      </w:r>
-      <w:proofErr w:type="spellStart"/>
-      <w:r>
-        <w:rPr>
-          <w:lang w:val="az-Latn-AZ"/>
-        </w:rPr>
-        <w:t>speaker</w:t>
-      </w:r>
-      <w:proofErr w:type="spellEnd"/>
-      <w:r>
-        <w:rPr>
-          <w:lang w:val="az-Latn-AZ"/>
-        </w:rPr>
-        <w:t xml:space="preserve">-ə aid ardıcıl gələn </w:t>
-      </w:r>
-      <w:proofErr w:type="spellStart"/>
-      <w:r>
-        <w:rPr>
-          <w:lang w:val="az-Latn-AZ"/>
-        </w:rPr>
-        <w:t>segmentlərin</w:t>
-      </w:r>
-      <w:proofErr w:type="spellEnd"/>
-      <w:r>
-        <w:rPr>
-          <w:lang w:val="az-Latn-AZ"/>
-        </w:rPr>
-        <w:t xml:space="preserve"> uzunluğu ayrı-ayrılıqda </w:t>
+        <w:t xml:space="preserve">Eyni speaker-ə aid ardıcıl gələn segmentlərin uzunluğu ayrı-ayrılıqda </w:t>
       </w:r>
       <w:r>
         <w:rPr>
@@ -1408,297 +2151,86 @@
         <w:rPr>
           <w:lang w:val="az-Latn-AZ"/>
         </w:rPr>
+        <w:t xml:space="preserve">, eyni zamanda onları birləşdirdikdə də toplam uzunluq </w:t>
+      </w:r>
+      <w:r>
+        <w:rPr>
+          <w:b/>
+          <w:lang w:val="az-Latn-AZ"/>
+        </w:rPr>
+        <w:t>30 saniyədən kiçikdirsə</w:t>
+      </w:r>
+      <w:r>
+        <w:rPr>
+          <w:lang w:val="az-Latn-AZ"/>
+        </w:rPr>
+        <w:t xml:space="preserve"> və onlar arasındakı fasilə müddəti maksimum </w:t>
+      </w:r>
+      <w:r>
+        <w:rPr>
+          <w:b/>
+          <w:lang w:val="az-Latn-AZ"/>
+        </w:rPr>
+        <w:t>1 saniyədirsə</w:t>
+      </w:r>
+      <w:r>
+        <w:rPr>
+          <w:lang w:val="az-Latn-AZ"/>
+        </w:rPr>
+        <w:t xml:space="preserve">, bu segmentləri birləşdirə bilərsiniz. Birləşdirmə zamanı ilk birləşən segmentin </w:t>
+      </w:r>
+      <w:r>
+        <w:rPr>
+          <w:b/>
+          <w:lang w:val="az-Latn-AZ"/>
+        </w:rPr>
+        <w:t>“start_time”</w:t>
+      </w:r>
+      <w:r>
+        <w:rPr>
+          <w:lang w:val="az-Latn-AZ"/>
+        </w:rPr>
+        <w:t xml:space="preserve">-ı və son birləşən segmentin </w:t>
+      </w:r>
+      <w:r>
+        <w:rPr>
+          <w:b/>
+          <w:lang w:val="az-Latn-AZ"/>
+        </w:rPr>
+        <w:t>“end_time”</w:t>
+      </w:r>
+      <w:r>
+        <w:rPr>
+          <w:lang w:val="az-Latn-AZ"/>
+        </w:rPr>
+        <w:t xml:space="preserve">-ı götürülür, lakin bir çox halda bu timestamp-lar tam düzgün olmur. </w:t>
+      </w:r>
+      <w:r>
+        <w:rPr>
+          <w:b/>
+          <w:highlight w:val="yellow"/>
+          <w:lang w:val="az-Latn-AZ"/>
+        </w:rPr>
+        <w:t>Siz orada artıq yeni app vasitəsilə millisaniyə dəqiqliyində kiçik düzəlişlər apara bilərsiniz</w:t>
+      </w:r>
+      <w:r>
+        <w:rPr>
+          <w:highlight w:val="yellow"/>
+          <w:lang w:val="az-Latn-AZ"/>
+        </w:rPr>
         <w:t xml:space="preserve">, </w:t>
       </w:r>
       <w:r>
         <w:rPr>
-          <w:lang w:val="az-Latn-AZ"/>
-        </w:rPr>
-        <w:t xml:space="preserve">eyni zamanda onları </w:t>
-      </w:r>
-      <w:proofErr w:type="spellStart"/>
-      <w:r>
-        <w:rPr>
-          <w:lang w:val="az-Latn-AZ"/>
-        </w:rPr>
-        <w:t>birləşdirdikdə</w:t>
-      </w:r>
-      <w:proofErr w:type="spellEnd"/>
-      <w:r>
-        <w:rPr>
-          <w:lang w:val="az-Latn-AZ"/>
-        </w:rPr>
-        <w:t xml:space="preserve"> də </w:t>
-      </w:r>
-      <w:proofErr w:type="spellStart"/>
-      <w:r>
-        <w:rPr>
-          <w:lang w:val="az-Latn-AZ"/>
-        </w:rPr>
-        <w:t>toplam</w:t>
-      </w:r>
-      <w:proofErr w:type="spellEnd"/>
-      <w:r>
-        <w:rPr>
-          <w:lang w:val="az-Latn-AZ"/>
-        </w:rPr>
-        <w:t xml:space="preserve"> uzunluq </w:t>
-      </w:r>
-      <w:r>
-        <w:rPr>
-          <w:b/>
-          <w:lang w:val="az-Latn-AZ"/>
-        </w:rPr>
-        <w:t>30 saniyədən kiçikdirsə</w:t>
-      </w:r>
-      <w:r>
-        <w:rPr>
-          <w:lang w:val="az-Latn-AZ"/>
-        </w:rPr>
-        <w:t xml:space="preserve"> və onlar arasındakı fasilə müddəti maksimum </w:t>
-      </w:r>
-      <w:r>
-        <w:rPr>
-          <w:b/>
-          <w:lang w:val="az-Latn-AZ"/>
-        </w:rPr>
-        <w:t>1 2 saniyədirsə</w:t>
-      </w:r>
-      <w:r>
-        <w:rPr>
-          <w:lang w:val="az-Latn-AZ"/>
-        </w:rPr>
-        <w:t xml:space="preserve">, bu </w:t>
-      </w:r>
-      <w:proofErr w:type="spellStart"/>
-      <w:r>
-        <w:rPr>
-          <w:lang w:val="az-Latn-AZ"/>
-        </w:rPr>
-        <w:t>segmentləri</w:t>
-      </w:r>
-      <w:proofErr w:type="spellEnd"/>
-      <w:r>
-        <w:rPr>
-          <w:lang w:val="az-Latn-AZ"/>
-        </w:rPr>
-        <w:t xml:space="preserve"> birləşdirə bilərsiniz.</w:t>
-      </w:r>
-      <w:r>
-        <w:rPr>
-          <w:lang w:val="az-Latn-AZ"/>
-        </w:rPr>
-        <w:t xml:space="preserve"> </w:t>
-      </w:r>
-      <w:r>
-        <w:rPr>
-          <w:lang w:val="az-Latn-AZ"/>
-        </w:rPr>
-        <w:t xml:space="preserve">Birləşdirmə zamanı ilk birləşən </w:t>
-      </w:r>
-      <w:proofErr w:type="spellStart"/>
-      <w:r>
-        <w:rPr>
-          <w:lang w:val="az-Latn-AZ"/>
-        </w:rPr>
-        <w:t>segmentin</w:t>
-      </w:r>
-      <w:proofErr w:type="spellEnd"/>
-      <w:r>
-        <w:rPr>
-          <w:lang w:val="az-Latn-AZ"/>
-        </w:rPr>
-        <w:t xml:space="preserve"> </w:t>
-      </w:r>
-      <w:r>
-        <w:rPr>
-          <w:lang w:val="az-Latn-AZ"/>
-        </w:rPr>
-        <w:t>“</w:t>
-      </w:r>
-      <w:proofErr w:type="spellStart"/>
-      <w:r>
-        <w:rPr>
-          <w:lang w:val="az-Latn-AZ"/>
-        </w:rPr>
-        <w:t>start_time</w:t>
-      </w:r>
-      <w:proofErr w:type="spellEnd"/>
-      <w:r>
-        <w:rPr>
-          <w:lang w:val="az-Latn-AZ"/>
-        </w:rPr>
-        <w:t>”-</w:t>
-      </w:r>
-      <w:r>
-        <w:rPr>
-          <w:lang w:val="az-Latn-AZ"/>
-        </w:rPr>
-        <w:t xml:space="preserve">ı və </w:t>
-      </w:r>
-      <w:r>
-        <w:rPr>
-          <w:lang w:val="az-Latn-AZ"/>
-        </w:rPr>
-        <w:t>son birl</w:t>
-      </w:r>
-      <w:r>
-        <w:rPr>
-          <w:lang w:val="az-Latn-AZ"/>
-        </w:rPr>
-        <w:t xml:space="preserve">əşən </w:t>
-      </w:r>
-      <w:proofErr w:type="spellStart"/>
-      <w:r>
-        <w:rPr>
-          <w:lang w:val="az-Latn-AZ"/>
-        </w:rPr>
-        <w:t>segmentin</w:t>
-      </w:r>
-      <w:proofErr w:type="spellEnd"/>
-      <w:r>
-        <w:rPr>
-          <w:lang w:val="az-Latn-AZ"/>
-        </w:rPr>
-        <w:t xml:space="preserve"> </w:t>
-      </w:r>
-      <w:r>
-        <w:rPr>
-          <w:lang w:val="az-Latn-AZ"/>
-        </w:rPr>
-        <w:t>“</w:t>
-      </w:r>
-      <w:proofErr w:type="spellStart"/>
-      <w:r>
-        <w:rPr>
-          <w:lang w:val="az-Latn-AZ"/>
-        </w:rPr>
-        <w:t>end_time</w:t>
-      </w:r>
-      <w:proofErr w:type="spellEnd"/>
-      <w:r>
-        <w:rPr>
-          <w:lang w:val="az-Latn-AZ"/>
-        </w:rPr>
-        <w:t>”-</w:t>
-      </w:r>
-      <w:r>
-        <w:rPr>
-          <w:lang w:val="az-Latn-AZ"/>
-        </w:rPr>
-        <w:t>ı götürülür</w:t>
-      </w:r>
-      <w:r>
-        <w:rPr>
-          <w:lang w:val="az-Latn-AZ"/>
-        </w:rPr>
-        <w:t xml:space="preserve">, lakin </w:t>
-      </w:r>
-      <w:r>
-        <w:rPr>
-          <w:lang w:val="az-Latn-AZ"/>
-        </w:rPr>
-        <w:t xml:space="preserve">bir </w:t>
-      </w:r>
-      <w:r>
-        <w:rPr>
-          <w:lang w:val="az-Latn-AZ"/>
-        </w:rPr>
-        <w:t xml:space="preserve">çox halda </w:t>
-      </w:r>
-      <w:r>
-        <w:rPr>
-          <w:lang w:val="az-Latn-AZ"/>
-        </w:rPr>
-        <w:t xml:space="preserve">bu </w:t>
-      </w:r>
-      <w:proofErr w:type="spellStart"/>
-      <w:r>
-        <w:rPr>
-          <w:lang w:val="az-Latn-AZ"/>
-        </w:rPr>
-        <w:t>timestamp-lar</w:t>
-      </w:r>
-      <w:proofErr w:type="spellEnd"/>
-      <w:r>
-        <w:rPr>
-          <w:lang w:val="az-Latn-AZ"/>
-        </w:rPr>
-        <w:t xml:space="preserve"> tam d</w:t>
-      </w:r>
-      <w:r>
-        <w:rPr>
-          <w:lang w:val="az-Latn-AZ"/>
-        </w:rPr>
-        <w:t xml:space="preserve">üzgün olmur. </w:t>
-      </w:r>
-      <w:r>
-        <w:rPr>
-          <w:highlight w:val="yellow"/>
-          <w:lang w:val="az-Latn-AZ"/>
-        </w:rPr>
-        <w:t xml:space="preserve">Siz orada artıq yeni </w:t>
-      </w:r>
-      <w:proofErr w:type="spellStart"/>
-      <w:r>
-        <w:rPr>
-          <w:highlight w:val="yellow"/>
-          <w:lang w:val="az-Latn-AZ"/>
-        </w:rPr>
-        <w:t>app</w:t>
-      </w:r>
-      <w:proofErr w:type="spellEnd"/>
-      <w:r>
-        <w:rPr>
-          <w:highlight w:val="yellow"/>
-          <w:lang w:val="az-Latn-AZ"/>
-        </w:rPr>
-        <w:t xml:space="preserve"> vasitəsilə </w:t>
-      </w:r>
-      <w:proofErr w:type="spellStart"/>
-      <w:r>
-        <w:rPr>
-          <w:highlight w:val="yellow"/>
-          <w:lang w:val="az-Latn-AZ"/>
-        </w:rPr>
-        <w:t>millisaniyə</w:t>
-      </w:r>
-      <w:proofErr w:type="spellEnd"/>
-      <w:r>
-        <w:rPr>
-          <w:highlight w:val="yellow"/>
-          <w:lang w:val="az-Latn-AZ"/>
-        </w:rPr>
-        <w:t xml:space="preserve"> dəqiqliyində kiçik düzəlişlər apara bilərsiniz</w:t>
-      </w:r>
-      <w:r>
-        <w:rPr>
-          <w:lang w:val="az-Latn-AZ"/>
-        </w:rPr>
-        <w:t>,</w:t>
-      </w:r>
-      <w:r>
-        <w:rPr>
-          <w:lang w:val="az-Latn-AZ"/>
-        </w:rPr>
-        <w:t xml:space="preserve"> </w:t>
-      </w:r>
-      <w:r>
-        <w:rPr>
-          <w:b/>
-          <w:lang w:val="az-Latn-AZ"/>
-        </w:rPr>
-        <w:t>l</w:t>
-      </w:r>
-      <w:r>
-        <w:rPr>
-          <w:b/>
-          <w:lang w:val="az-Latn-AZ"/>
-        </w:rPr>
-        <w:t>akin bu zaman da diqqət edin ki, ümumi uzunluq 30 saniyəni keçməsin</w:t>
-      </w:r>
-      <w:r>
-        <w:rPr>
+          <w:b/>
+          <w:highlight w:val="yellow"/>
+          <w:lang w:val="az-Latn-AZ"/>
+        </w:rPr>
+        <w:t>lakin bu zaman da diqqət edin ki, ümumi uzunluq 30 saniyəni keçməsin</w:t>
+      </w:r>
+      <w:r>
+        <w:rPr>
+          <w:highlight w:val="yellow"/>
           <w:lang w:val="az-Latn-AZ"/>
         </w:rPr>
         <w:t>.</w:t>
@@ -1707,61 +2239,19 @@
         <w:rPr>
           <w:lang w:val="az-Latn-AZ"/>
         </w:rPr>
-        <w:t xml:space="preserve"> </w:t>
-      </w:r>
-      <w:proofErr w:type="spellStart"/>
-      <w:r>
-        <w:rPr>
-          <w:lang w:val="az-Latn-AZ"/>
-        </w:rPr>
-        <w:t>Timestamp-larla</w:t>
-      </w:r>
-      <w:proofErr w:type="spellEnd"/>
-      <w:r>
-        <w:rPr>
-          <w:lang w:val="az-Latn-AZ"/>
-        </w:rPr>
-        <w:t xml:space="preserve"> bərabər təbii ki</w:t>
-      </w:r>
-      <w:r>
-        <w:rPr>
-          <w:lang w:val="az-Latn-AZ"/>
-        </w:rPr>
-        <w:t xml:space="preserve">, </w:t>
-      </w:r>
-      <w:proofErr w:type="spellStart"/>
-      <w:r>
-        <w:rPr>
-          <w:lang w:val="az-Latn-AZ"/>
-        </w:rPr>
-        <w:t>text-l</w:t>
-      </w:r>
-      <w:r>
-        <w:rPr>
-          <w:lang w:val="az-Latn-AZ"/>
-        </w:rPr>
-        <w:t>ər</w:t>
-      </w:r>
-      <w:proofErr w:type="spellEnd"/>
-      <w:r>
-        <w:rPr>
-          <w:lang w:val="az-Latn-AZ"/>
-        </w:rPr>
-        <w:t xml:space="preserve"> də </w:t>
-      </w:r>
-      <w:proofErr w:type="spellStart"/>
-      <w:r>
-        <w:rPr>
-          <w:lang w:val="az-Latn-AZ"/>
-        </w:rPr>
-        <w:t>birləşdirilməlidir</w:t>
-      </w:r>
-      <w:proofErr w:type="spellEnd"/>
-      <w:r>
-        <w:rPr>
-          <w:lang w:val="az-Latn-AZ"/>
-        </w:rPr>
-        <w:t>.</w:t>
+        <w:t xml:space="preserve"> Timestamp-larla bərabər təbii ki, text-lər də bir segmentə birləşdirilməlidir.</w:t>
+      </w:r>
+      <w:r>
+        <w:rPr>
+          <w:lang w:val="az-Latn-AZ"/>
+        </w:rPr>
+        <w:t xml:space="preserve"> Məsələn</w:t>
+      </w:r>
+      <w:r>
+        <w:rPr>
+          <w:lang w:val="en-GB"/>
+        </w:rPr>
+        <w:t>:</w:t>
       </w:r>
     </w:p>
     <w:p>
@@ -1785,21 +2275,12 @@
         </w:rPr>
         <w:t>K</w:t>
       </w:r>
-      <w:proofErr w:type="spellStart"/>
-      <w:r>
-        <w:rPr>
-          <w:b/>
-          <w:lang w:val="az-Latn-AZ"/>
-        </w:rPr>
-        <w:t>öhnə</w:t>
-      </w:r>
-      <w:proofErr w:type="spellEnd"/>
-      <w:r>
-        <w:rPr>
-          <w:b/>
-          <w:lang w:val="az-Latn-AZ"/>
-        </w:rPr>
-        <w:t xml:space="preserve"> versiya</w:t>
+      <w:r>
+        <w:rPr>
+          <w:b/>
+          <w:lang w:val="az-Latn-AZ"/>
+        </w:rPr>
+        <w:t>öhnə versiya</w:t>
       </w:r>
       <w:r>
         <w:rPr>
@@ -1811,6 +2292,215 @@
     <w:p>
       <w:pPr>
         <w:pStyle w:val="ListParagraph"/>
+        <w:rPr>
+          <w:lang w:val="az-Latn-AZ"/>
+        </w:rPr>
+      </w:pPr>
+      <w:r>
+        <w:rPr>
+          <w:lang w:val="az-Latn-AZ"/>
+        </w:rPr>
+        <w:t>{"start_time": "04:06</w:t>
+      </w:r>
+      <w:r>
+        <w:rPr>
+          <w:lang w:val="en-GB"/>
+        </w:rPr>
+        <w:t>.000</w:t>
+      </w:r>
+      <w:r>
+        <w:rPr>
+          <w:lang w:val="az-Latn-AZ"/>
+        </w:rPr>
+        <w:t>", "end_time": "04:10.456", "speaker": "</w:t>
+      </w:r>
+      <w:r>
+        <w:rPr>
+          <w:highlight w:val="yellow"/>
+          <w:lang w:val="az-Latn-AZ"/>
+        </w:rPr>
+        <w:t>Operator</w:t>
+      </w:r>
+      <w:r>
+        <w:rPr>
+          <w:lang w:val="az-Latn-AZ"/>
+        </w:rPr>
+        <w:t>", "text": "Anladım. Sizə qeyd etdiyim kimi onunla bağlı gözləməyiniz xahiş olunur."}</w:t>
+      </w:r>
+    </w:p>
+    <w:p>
+      <w:pPr>
+        <w:pStyle w:val="ListParagraph"/>
+        <w:rPr>
+          <w:lang w:val="az-Latn-AZ"/>
+        </w:rPr>
+      </w:pPr>
+      <w:r>
+        <w:rPr>
+          <w:lang w:val="az-Latn-AZ"/>
+        </w:rPr>
+        <w:t>{"start_time": "04:11.089", "end_time": "04:11.478", "speaker": "</w:t>
+      </w:r>
+      <w:r>
+        <w:rPr>
+          <w:highlight w:val="yellow"/>
+          <w:lang w:val="az-Latn-AZ"/>
+        </w:rPr>
+        <w:t>Operator</w:t>
+      </w:r>
+      <w:r>
+        <w:rPr>
+          <w:lang w:val="az-Latn-AZ"/>
+        </w:rPr>
+        <w:t>", "text": "Buyurun buyurun."}</w:t>
+      </w:r>
+    </w:p>
+    <w:p>
+      <w:pPr>
+        <w:pStyle w:val="ListParagraph"/>
+        <w:rPr>
+          <w:lang w:val="az-Latn-AZ"/>
+        </w:rPr>
+      </w:pPr>
+      <w:r>
+        <w:rPr>
+          <w:lang w:val="az-Latn-AZ"/>
+        </w:rPr>
+        <w:t>{"start_time": "04:12.004", "end_time": "04:13.000", "speaker": "</w:t>
+      </w:r>
+      <w:r>
+        <w:rPr>
+          <w:highlight w:val="yellow"/>
+          <w:lang w:val="az-Latn-AZ"/>
+        </w:rPr>
+        <w:t>Operator</w:t>
+      </w:r>
+      <w:r>
+        <w:rPr>
+          <w:lang w:val="az-Latn-AZ"/>
+        </w:rPr>
+        <w:t>", "text": "Təşəkkürlər zənginiz üçün."}</w:t>
+      </w:r>
+    </w:p>
+    <w:p>
+      <w:pPr>
+        <w:pStyle w:val="ListParagraph"/>
+        <w:rPr>
+          <w:lang w:val="az-Latn-AZ"/>
+        </w:rPr>
+      </w:pPr>
+    </w:p>
+    <w:p>
+      <w:pPr>
+        <w:pStyle w:val="ListParagraph"/>
+        <w:rPr>
+          <w:b/>
+        </w:rPr>
+      </w:pPr>
+      <w:proofErr w:type="spellStart"/>
+      <w:r>
+        <w:rPr>
+          <w:b/>
+        </w:rPr>
+        <w:t>Yeni</w:t>
+      </w:r>
+      <w:proofErr w:type="spellEnd"/>
+      <w:r>
+        <w:rPr>
+          <w:b/>
+        </w:rPr>
+        <w:t xml:space="preserve"> </w:t>
+      </w:r>
+      <w:proofErr w:type="spellStart"/>
+      <w:r>
+        <w:rPr>
+          <w:b/>
+        </w:rPr>
+        <w:t>versiya</w:t>
+      </w:r>
+      <w:proofErr w:type="spellEnd"/>
+      <w:r>
+        <w:rPr>
+          <w:b/>
+        </w:rPr>
+        <w:t>:</w:t>
+      </w:r>
+    </w:p>
+    <w:p>
+      <w:pPr>
+        <w:pStyle w:val="ListParagraph"/>
+        <w:rPr>
+          <w:lang w:val="az-Latn-AZ"/>
+        </w:rPr>
+      </w:pPr>
+      <w:r>
+        <w:rPr>
+          <w:lang w:val="az-Latn-AZ"/>
+        </w:rPr>
+        <w:t>{"start_time": "</w:t>
+      </w:r>
+      <w:r>
+        <w:rPr>
+          <w:highlight w:val="yellow"/>
+          <w:lang w:val="az-Latn-AZ"/>
+        </w:rPr>
+        <w:t>04:06</w:t>
+      </w:r>
+      <w:r>
+        <w:rPr>
+          <w:highlight w:val="yellow"/>
+          <w:lang w:val="en-GB"/>
+        </w:rPr>
+        <w:t>.000</w:t>
+      </w:r>
+      <w:r>
+        <w:rPr>
+          <w:lang w:val="az-Latn-AZ"/>
+        </w:rPr>
+        <w:t>", "end_time": "</w:t>
+      </w:r>
+      <w:r>
+        <w:rPr>
+          <w:highlight w:val="yellow"/>
+          <w:lang w:val="az-Latn-AZ"/>
+        </w:rPr>
+        <w:t>04:13.000</w:t>
+      </w:r>
+      <w:r>
+        <w:rPr>
+          <w:lang w:val="az-Latn-AZ"/>
+        </w:rPr>
+        <w:t>", "speaker": "</w:t>
+      </w:r>
+      <w:r>
+        <w:rPr>
+          <w:highlight w:val="yellow"/>
+          <w:lang w:val="az-Latn-AZ"/>
+        </w:rPr>
+        <w:t>Operator</w:t>
+      </w:r>
+      <w:r>
+        <w:rPr>
+          <w:lang w:val="az-Latn-AZ"/>
+        </w:rPr>
+        <w:t>", "text": "</w:t>
+      </w:r>
+      <w:r>
+        <w:rPr>
+          <w:highlight w:val="yellow"/>
+          <w:lang w:val="az-Latn-AZ"/>
+        </w:rPr>
+        <w:t>Anladım. Sizə qeyd etdiyim kimi onunla bağlı gözləməyiniz xahiş olunur. Buyurun buyurun. Təşəkkürlər zənginiz üçün.</w:t>
+      </w:r>
+      <w:r>
+        <w:rPr>
+          <w:lang w:val="az-Latn-AZ"/>
+        </w:rPr>
+        <w:t>"}</w:t>
+      </w:r>
+    </w:p>
+    <w:p>
+      <w:pPr>
         <w:rPr>
           <w:lang w:val="az-Latn-AZ"/>
         </w:rPr>
@@ -1829,7 +2519,7 @@
         <w:pStyle w:val="ListParagraph"/>
         <w:numPr>
           <w:ilvl w:val="0"/>
-          <w:numId w:val="2"/>
+          <w:numId w:val="3"/>
         </w:numPr>
         <w:rPr>
           <w:lang w:val="az-Latn-AZ"/>
@@ -1837,39 +2527,3297 @@
       </w:pPr>
       <w:r>
         <w:rPr>
-          <w:lang w:val="az-Latn-AZ"/>
-        </w:rPr>
-        <w:t xml:space="preserve">30 saniyədən uzun </w:t>
-      </w:r>
-      <w:proofErr w:type="spellStart"/>
-      <w:r>
-        <w:rPr>
-          <w:lang w:val="az-Latn-AZ"/>
+          <w:b/>
+          <w:lang w:val="az-Latn-AZ"/>
+        </w:rPr>
+        <w:t>30 saniyədən uzun segmentlər</w:t>
+      </w:r>
+      <w:r>
+        <w:rPr>
+          <w:lang w:val="az-Latn-AZ"/>
+        </w:rPr>
+        <w:t xml:space="preserve"> kiçik hissələr</w:t>
+      </w:r>
+      <w:r>
+        <w:rPr>
+          <w:lang w:val="az-Latn-AZ"/>
+        </w:rPr>
+        <w:t>ə</w:t>
+      </w:r>
+      <w:r>
+        <w:rPr>
+          <w:lang w:val="az-Latn-AZ"/>
+        </w:rPr>
+        <w:t xml:space="preserve"> ayrılmalıdır, lakin bu zaman diqqət edin ki</w:t>
+      </w:r>
+      <w:r>
+        <w:rPr>
+          <w:lang w:val="en-GB"/>
+        </w:rPr>
+        <w:t xml:space="preserve">, </w:t>
+      </w:r>
+      <w:proofErr w:type="spellStart"/>
+      <w:r>
+        <w:rPr>
+          <w:lang w:val="en-GB"/>
         </w:rPr>
         <w:t>segmentlər</w:t>
       </w:r>
       <w:proofErr w:type="spellEnd"/>
       <w:r>
         <w:rPr>
-          <w:lang w:val="az-Latn-AZ"/>
-        </w:rPr>
-        <w:t xml:space="preserve"> kiçik hissələr ayrılmalıdır.</w:t>
-      </w:r>
-      <w:bookmarkStart w:id="0" w:name="_GoBack"/>
-      <w:bookmarkEnd w:id="0"/>
+          <w:lang w:val="en-GB"/>
+        </w:rPr>
+        <w:t xml:space="preserve"> </w:t>
+      </w:r>
+      <w:proofErr w:type="spellStart"/>
+      <w:r>
+        <w:rPr>
+          <w:lang w:val="en-GB"/>
+        </w:rPr>
+        <w:t>cümlənin</w:t>
+      </w:r>
+      <w:proofErr w:type="spellEnd"/>
+      <w:r>
+        <w:rPr>
+          <w:lang w:val="en-GB"/>
+        </w:rPr>
+        <w:t xml:space="preserve"> </w:t>
+      </w:r>
+      <w:proofErr w:type="spellStart"/>
+      <w:r>
+        <w:rPr>
+          <w:lang w:val="en-GB"/>
+        </w:rPr>
+        <w:t>və</w:t>
+      </w:r>
+      <w:proofErr w:type="spellEnd"/>
+      <w:r>
+        <w:rPr>
+          <w:lang w:val="en-GB"/>
+        </w:rPr>
+        <w:t xml:space="preserve"> </w:t>
+      </w:r>
+      <w:proofErr w:type="spellStart"/>
+      <w:r>
+        <w:rPr>
+          <w:lang w:val="en-GB"/>
+        </w:rPr>
+        <w:t>ya</w:t>
+      </w:r>
+      <w:proofErr w:type="spellEnd"/>
+      <w:r>
+        <w:rPr>
+          <w:lang w:val="en-GB"/>
+        </w:rPr>
+        <w:t xml:space="preserve"> </w:t>
+      </w:r>
+      <w:proofErr w:type="spellStart"/>
+      <w:r>
+        <w:rPr>
+          <w:lang w:val="en-GB"/>
+        </w:rPr>
+        <w:t>sözün</w:t>
+      </w:r>
+      <w:proofErr w:type="spellEnd"/>
+      <w:r>
+        <w:rPr>
+          <w:lang w:val="en-GB"/>
+        </w:rPr>
+        <w:t xml:space="preserve"> </w:t>
+      </w:r>
+      <w:proofErr w:type="spellStart"/>
+      <w:r>
+        <w:rPr>
+          <w:lang w:val="en-GB"/>
+        </w:rPr>
+        <w:t>ortasından</w:t>
+      </w:r>
+      <w:proofErr w:type="spellEnd"/>
+      <w:r>
+        <w:rPr>
+          <w:lang w:val="en-GB"/>
+        </w:rPr>
+        <w:t xml:space="preserve"> </w:t>
+      </w:r>
+      <w:proofErr w:type="spellStart"/>
+      <w:r>
+        <w:rPr>
+          <w:lang w:val="en-GB"/>
+        </w:rPr>
+        <w:t>kəsilməsin</w:t>
+      </w:r>
+      <w:proofErr w:type="spellEnd"/>
+      <w:r>
+        <w:rPr>
+          <w:lang w:val="en-GB"/>
+        </w:rPr>
+        <w:t xml:space="preserve">. </w:t>
+      </w:r>
+      <w:proofErr w:type="spellStart"/>
+      <w:r>
+        <w:rPr>
+          <w:lang w:val="en-GB"/>
+        </w:rPr>
+        <w:t>Tutaq</w:t>
+      </w:r>
+      <w:proofErr w:type="spellEnd"/>
+      <w:r>
+        <w:rPr>
+          <w:lang w:val="en-GB"/>
+        </w:rPr>
+        <w:t xml:space="preserve"> </w:t>
+      </w:r>
+      <w:proofErr w:type="spellStart"/>
+      <w:r>
+        <w:rPr>
+          <w:lang w:val="en-GB"/>
+        </w:rPr>
+        <w:t>ki</w:t>
+      </w:r>
+      <w:proofErr w:type="spellEnd"/>
+      <w:r>
+        <w:rPr>
+          <w:lang w:val="en-GB"/>
+        </w:rPr>
+        <w:t xml:space="preserve">, </w:t>
+      </w:r>
+      <w:proofErr w:type="gramStart"/>
+      <w:r>
+        <w:rPr>
+          <w:lang w:val="en-GB"/>
+        </w:rPr>
+        <w:t xml:space="preserve">30 </w:t>
+      </w:r>
+      <w:proofErr w:type="spellStart"/>
+      <w:r>
+        <w:rPr>
+          <w:lang w:val="en-GB"/>
+        </w:rPr>
+        <w:t>saniyədən</w:t>
+      </w:r>
+      <w:proofErr w:type="spellEnd"/>
+      <w:proofErr w:type="gramEnd"/>
+      <w:r>
+        <w:rPr>
+          <w:lang w:val="en-GB"/>
+        </w:rPr>
+        <w:t xml:space="preserve"> </w:t>
+      </w:r>
+      <w:proofErr w:type="spellStart"/>
+      <w:r>
+        <w:rPr>
+          <w:lang w:val="en-GB"/>
+        </w:rPr>
+        <w:t>uzun</w:t>
+      </w:r>
+      <w:proofErr w:type="spellEnd"/>
+      <w:r>
+        <w:rPr>
+          <w:lang w:val="en-GB"/>
+        </w:rPr>
+        <w:t xml:space="preserve"> </w:t>
+      </w:r>
+      <w:proofErr w:type="spellStart"/>
+      <w:r>
+        <w:rPr>
+          <w:lang w:val="en-GB"/>
+        </w:rPr>
+        <w:t>və</w:t>
+      </w:r>
+      <w:proofErr w:type="spellEnd"/>
+      <w:r>
+        <w:rPr>
+          <w:lang w:val="en-GB"/>
+        </w:rPr>
+        <w:t xml:space="preserve"> 3 </w:t>
+      </w:r>
+      <w:proofErr w:type="spellStart"/>
+      <w:r>
+        <w:rPr>
+          <w:lang w:val="en-GB"/>
+        </w:rPr>
+        <w:t>cümlədən</w:t>
+      </w:r>
+      <w:proofErr w:type="spellEnd"/>
+      <w:r>
+        <w:rPr>
+          <w:lang w:val="en-GB"/>
+        </w:rPr>
+        <w:t xml:space="preserve"> </w:t>
+      </w:r>
+      <w:proofErr w:type="spellStart"/>
+      <w:r>
+        <w:rPr>
+          <w:lang w:val="en-GB"/>
+        </w:rPr>
+        <w:t>ibarət</w:t>
+      </w:r>
+      <w:proofErr w:type="spellEnd"/>
+      <w:r>
+        <w:rPr>
+          <w:lang w:val="en-GB"/>
+        </w:rPr>
+        <w:t xml:space="preserve"> segment </w:t>
+      </w:r>
+      <w:proofErr w:type="spellStart"/>
+      <w:r>
+        <w:rPr>
+          <w:lang w:val="en-GB"/>
+        </w:rPr>
+        <w:t>verilib</w:t>
+      </w:r>
+      <w:proofErr w:type="spellEnd"/>
+      <w:r>
+        <w:rPr>
+          <w:lang w:val="en-GB"/>
+        </w:rPr>
+        <w:t xml:space="preserve">. </w:t>
+      </w:r>
+      <w:proofErr w:type="spellStart"/>
+      <w:r>
+        <w:rPr>
+          <w:b/>
+          <w:highlight w:val="yellow"/>
+          <w:lang w:val="en-GB"/>
+        </w:rPr>
+        <w:t>Əgər</w:t>
+      </w:r>
+      <w:proofErr w:type="spellEnd"/>
+      <w:r>
+        <w:rPr>
+          <w:b/>
+          <w:highlight w:val="yellow"/>
+          <w:lang w:val="en-GB"/>
+        </w:rPr>
+        <w:t xml:space="preserve"> 3-cü </w:t>
+      </w:r>
+      <w:proofErr w:type="spellStart"/>
+      <w:r>
+        <w:rPr>
+          <w:b/>
+          <w:highlight w:val="yellow"/>
+          <w:lang w:val="en-GB"/>
+        </w:rPr>
+        <w:t>cümlənin</w:t>
+      </w:r>
+      <w:proofErr w:type="spellEnd"/>
+      <w:r>
+        <w:rPr>
+          <w:b/>
+          <w:highlight w:val="yellow"/>
+          <w:lang w:val="en-GB"/>
+        </w:rPr>
+        <w:t xml:space="preserve"> </w:t>
+      </w:r>
+      <w:proofErr w:type="spellStart"/>
+      <w:r>
+        <w:rPr>
+          <w:b/>
+          <w:highlight w:val="yellow"/>
+          <w:lang w:val="en-GB"/>
+        </w:rPr>
+        <w:t>bir</w:t>
+      </w:r>
+      <w:proofErr w:type="spellEnd"/>
+      <w:r>
+        <w:rPr>
+          <w:b/>
+          <w:highlight w:val="yellow"/>
+          <w:lang w:val="en-GB"/>
+        </w:rPr>
+        <w:t xml:space="preserve"> </w:t>
+      </w:r>
+      <w:proofErr w:type="spellStart"/>
+      <w:r>
+        <w:rPr>
+          <w:b/>
+          <w:highlight w:val="yellow"/>
+          <w:lang w:val="en-GB"/>
+        </w:rPr>
+        <w:t>hissəsi</w:t>
+      </w:r>
+      <w:proofErr w:type="spellEnd"/>
+      <w:r>
+        <w:rPr>
+          <w:b/>
+          <w:highlight w:val="yellow"/>
+          <w:lang w:val="en-GB"/>
+        </w:rPr>
+        <w:t xml:space="preserve"> audio-da 30-cu </w:t>
+      </w:r>
+      <w:proofErr w:type="spellStart"/>
+      <w:r>
+        <w:rPr>
+          <w:b/>
+          <w:highlight w:val="yellow"/>
+          <w:lang w:val="en-GB"/>
+        </w:rPr>
+        <w:t>saniyədən</w:t>
+      </w:r>
+      <w:proofErr w:type="spellEnd"/>
+      <w:r>
+        <w:rPr>
+          <w:b/>
+          <w:highlight w:val="yellow"/>
+          <w:lang w:val="en-GB"/>
+        </w:rPr>
+        <w:t xml:space="preserve"> </w:t>
+      </w:r>
+      <w:proofErr w:type="spellStart"/>
+      <w:r>
+        <w:rPr>
+          <w:b/>
+          <w:highlight w:val="yellow"/>
+          <w:lang w:val="en-GB"/>
+        </w:rPr>
+        <w:t>sonrakı</w:t>
+      </w:r>
+      <w:proofErr w:type="spellEnd"/>
+      <w:r>
+        <w:rPr>
+          <w:b/>
+          <w:highlight w:val="yellow"/>
+          <w:lang w:val="en-GB"/>
+        </w:rPr>
+        <w:t xml:space="preserve"> </w:t>
+      </w:r>
+      <w:proofErr w:type="spellStart"/>
+      <w:r>
+        <w:rPr>
+          <w:b/>
+          <w:highlight w:val="yellow"/>
+          <w:lang w:val="en-GB"/>
+        </w:rPr>
+        <w:t>hissəyə</w:t>
+      </w:r>
+      <w:proofErr w:type="spellEnd"/>
+      <w:r>
+        <w:rPr>
+          <w:b/>
+          <w:highlight w:val="yellow"/>
+          <w:lang w:val="en-GB"/>
+        </w:rPr>
+        <w:t xml:space="preserve"> </w:t>
+      </w:r>
+      <w:proofErr w:type="spellStart"/>
+      <w:r>
+        <w:rPr>
+          <w:b/>
+          <w:highlight w:val="yellow"/>
+          <w:lang w:val="en-GB"/>
+        </w:rPr>
+        <w:t>düşürsə</w:t>
+      </w:r>
+      <w:proofErr w:type="spellEnd"/>
+      <w:r>
+        <w:rPr>
+          <w:b/>
+          <w:highlight w:val="yellow"/>
+          <w:lang w:val="en-GB"/>
+        </w:rPr>
+        <w:t xml:space="preserve">, </w:t>
+      </w:r>
+      <w:r>
+        <w:rPr>
+          <w:b/>
+          <w:highlight w:val="yellow"/>
+          <w:lang w:val="az-Latn-AZ"/>
+        </w:rPr>
+        <w:t xml:space="preserve">bu zaman ilk </w:t>
+      </w:r>
+      <w:proofErr w:type="gramStart"/>
+      <w:r>
+        <w:rPr>
+          <w:b/>
+          <w:highlight w:val="yellow"/>
+          <w:lang w:val="az-Latn-AZ"/>
+        </w:rPr>
+        <w:t>2 cümləni</w:t>
+      </w:r>
+      <w:proofErr w:type="gramEnd"/>
+      <w:r>
+        <w:rPr>
+          <w:b/>
+          <w:highlight w:val="yellow"/>
+          <w:lang w:val="az-Latn-AZ"/>
+        </w:rPr>
+        <w:t xml:space="preserve"> 1-ci segmentdə saxlayıb</w:t>
+      </w:r>
+      <w:r>
+        <w:rPr>
+          <w:b/>
+          <w:highlight w:val="yellow"/>
+          <w:lang w:val="en-GB"/>
+        </w:rPr>
+        <w:t>, 3-c</w:t>
+      </w:r>
+      <w:r>
+        <w:rPr>
+          <w:b/>
+          <w:highlight w:val="yellow"/>
+          <w:lang w:val="az-Latn-AZ"/>
+        </w:rPr>
+        <w:t>ü cümləni isə tamamilə digər segmentə köçürmək lazımdır</w:t>
+      </w:r>
+      <w:r>
+        <w:rPr>
+          <w:b/>
+          <w:highlight w:val="yellow"/>
+          <w:lang w:val="az-Latn-AZ"/>
+        </w:rPr>
+        <w:t>.</w:t>
+      </w:r>
+      <w:r>
+        <w:rPr>
+          <w:lang w:val="az-Latn-AZ"/>
+        </w:rPr>
+        <w:t xml:space="preserve"> Əgər segmenti cümlənin bitdiyi yerdən kəsmək mümkün deyilsə</w:t>
+      </w:r>
+      <w:r>
+        <w:rPr>
+          <w:lang w:val="en-GB"/>
+        </w:rPr>
+        <w:t xml:space="preserve"> v</w:t>
+      </w:r>
+      <w:r>
+        <w:rPr>
+          <w:lang w:val="az-Latn-AZ"/>
+        </w:rPr>
+        <w:t>ə ya bütün segment sadəcə bir ədəd uzun cümlədən ibarətdirsə</w:t>
+      </w:r>
+      <w:r>
+        <w:rPr>
+          <w:lang w:val="en-GB"/>
+        </w:rPr>
+        <w:t>, b</w:t>
+      </w:r>
+      <w:r>
+        <w:rPr>
+          <w:lang w:val="az-Latn-AZ"/>
+        </w:rPr>
+        <w:t xml:space="preserve">u zaman segmenti hər hansı bir hissədə vergül varsa ona əsasən </w:t>
+      </w:r>
+      <w:r>
+        <w:rPr>
+          <w:lang w:val="az-Latn-AZ"/>
+        </w:rPr>
+        <w:t xml:space="preserve">və ya </w:t>
+      </w:r>
+      <w:r>
+        <w:rPr>
+          <w:lang w:val="az-Latn-AZ"/>
+        </w:rPr>
+        <w:t>sərhədə yaxın hansısa sözün bitdiyi saniyədən (və ya millisaniyədən) kəsə bilərsiniz.</w:t>
+      </w:r>
+      <w:r>
+        <w:rPr>
+          <w:lang w:val="az-Latn-AZ"/>
+        </w:rPr>
+        <w:t xml:space="preserve"> Məsələn</w:t>
+      </w:r>
+      <w:r>
+        <w:rPr>
+          <w:lang w:val="en-GB"/>
+        </w:rPr>
+        <w:t>:</w:t>
+      </w:r>
     </w:p>
     <w:p>
       <w:pPr>
         <w:pStyle w:val="ListParagraph"/>
         <w:rPr>
+          <w:b/>
           <w:lang w:val="az-Latn-AZ"/>
         </w:rPr>
       </w:pPr>
     </w:p>
+    <w:p>
+      <w:pPr>
+        <w:ind w:left="720"/>
+        <w:rPr>
+          <w:b/>
+        </w:rPr>
+      </w:pPr>
+      <w:r>
+        <w:rPr>
+          <w:b/>
+        </w:rPr>
+        <w:t>K</w:t>
+      </w:r>
+      <w:r>
+        <w:rPr>
+          <w:b/>
+          <w:lang w:val="az-Latn-AZ"/>
+        </w:rPr>
+        <w:t>öhnə versiya</w:t>
+      </w:r>
+      <w:r>
+        <w:rPr>
+          <w:b/>
+        </w:rPr>
+        <w:t>:</w:t>
+      </w:r>
+    </w:p>
+    <w:p>
+      <w:pPr>
+        <w:ind w:left="720"/>
+        <w:rPr>
+          <w:lang w:val="en-GB"/>
+        </w:rPr>
+      </w:pPr>
+      <w:r>
+        <w:rPr>
+          <w:lang w:val="en-GB"/>
+        </w:rPr>
+        <w:t>{"</w:t>
+      </w:r>
+      <w:proofErr w:type="spellStart"/>
+      <w:r>
+        <w:rPr>
+          <w:lang w:val="en-GB"/>
+        </w:rPr>
+        <w:t>start_time</w:t>
+      </w:r>
+      <w:proofErr w:type="spellEnd"/>
+      <w:r>
+        <w:rPr>
+          <w:lang w:val="en-GB"/>
+        </w:rPr>
+        <w:t>": "01:26</w:t>
+      </w:r>
+      <w:r>
+        <w:rPr>
+          <w:lang w:val="en-GB"/>
+        </w:rPr>
+        <w:t>.000</w:t>
+      </w:r>
+      <w:r>
+        <w:rPr>
+          <w:lang w:val="en-GB"/>
+        </w:rPr>
+        <w:t>", "</w:t>
+      </w:r>
+      <w:proofErr w:type="spellStart"/>
+      <w:r>
+        <w:rPr>
+          <w:lang w:val="en-GB"/>
+        </w:rPr>
+        <w:t>end_time</w:t>
+      </w:r>
+      <w:proofErr w:type="spellEnd"/>
+      <w:r>
+        <w:rPr>
+          <w:lang w:val="en-GB"/>
+        </w:rPr>
+        <w:t>": "01:59</w:t>
+      </w:r>
+      <w:r>
+        <w:rPr>
+          <w:lang w:val="en-GB"/>
+        </w:rPr>
+        <w:t>.000</w:t>
+      </w:r>
+      <w:r>
+        <w:rPr>
+          <w:lang w:val="en-GB"/>
+        </w:rPr>
+        <w:t>", "speaker": "</w:t>
+      </w:r>
+      <w:proofErr w:type="spellStart"/>
+      <w:r>
+        <w:rPr>
+          <w:lang w:val="en-GB"/>
+        </w:rPr>
+        <w:t>Müştəri</w:t>
+      </w:r>
+      <w:proofErr w:type="spellEnd"/>
+      <w:r>
+        <w:rPr>
+          <w:lang w:val="en-GB"/>
+        </w:rPr>
+        <w:t>", "text": "</w:t>
+      </w:r>
+      <w:proofErr w:type="spellStart"/>
+      <w:r>
+        <w:rPr>
+          <w:highlight w:val="cyan"/>
+          <w:lang w:val="en-GB"/>
+        </w:rPr>
+        <w:t>Yox</w:t>
+      </w:r>
+      <w:proofErr w:type="spellEnd"/>
+      <w:r>
+        <w:rPr>
+          <w:highlight w:val="cyan"/>
+          <w:lang w:val="en-GB"/>
+        </w:rPr>
+        <w:t xml:space="preserve">, </w:t>
+      </w:r>
+      <w:proofErr w:type="spellStart"/>
+      <w:r>
+        <w:rPr>
+          <w:highlight w:val="cyan"/>
+          <w:lang w:val="en-GB"/>
+        </w:rPr>
+        <w:t>belə</w:t>
+      </w:r>
+      <w:proofErr w:type="spellEnd"/>
+      <w:r>
+        <w:rPr>
+          <w:highlight w:val="cyan"/>
+          <w:lang w:val="en-GB"/>
+        </w:rPr>
+        <w:t xml:space="preserve"> </w:t>
+      </w:r>
+      <w:proofErr w:type="spellStart"/>
+      <w:r>
+        <w:rPr>
+          <w:highlight w:val="cyan"/>
+          <w:lang w:val="en-GB"/>
+        </w:rPr>
+        <w:t>deyim</w:t>
+      </w:r>
+      <w:proofErr w:type="spellEnd"/>
+      <w:r>
+        <w:rPr>
+          <w:highlight w:val="cyan"/>
+          <w:lang w:val="en-GB"/>
+        </w:rPr>
+        <w:t xml:space="preserve">, </w:t>
+      </w:r>
+      <w:proofErr w:type="spellStart"/>
+      <w:r>
+        <w:rPr>
+          <w:highlight w:val="cyan"/>
+          <w:lang w:val="en-GB"/>
+        </w:rPr>
+        <w:t>baxın</w:t>
+      </w:r>
+      <w:proofErr w:type="spellEnd"/>
+      <w:r>
+        <w:rPr>
+          <w:highlight w:val="cyan"/>
+          <w:lang w:val="en-GB"/>
+        </w:rPr>
+        <w:t xml:space="preserve">. </w:t>
+      </w:r>
+      <w:proofErr w:type="spellStart"/>
+      <w:r>
+        <w:rPr>
+          <w:highlight w:val="cyan"/>
+          <w:lang w:val="en-GB"/>
+        </w:rPr>
+        <w:t>Məndə</w:t>
+      </w:r>
+      <w:proofErr w:type="spellEnd"/>
+      <w:r>
+        <w:rPr>
+          <w:highlight w:val="cyan"/>
+          <w:lang w:val="en-GB"/>
+        </w:rPr>
+        <w:t xml:space="preserve"> </w:t>
+      </w:r>
+      <w:proofErr w:type="spellStart"/>
+      <w:r>
+        <w:rPr>
+          <w:highlight w:val="cyan"/>
+          <w:lang w:val="en-GB"/>
+        </w:rPr>
+        <w:t>misal</w:t>
+      </w:r>
+      <w:proofErr w:type="spellEnd"/>
+      <w:r>
+        <w:rPr>
+          <w:highlight w:val="cyan"/>
+          <w:lang w:val="en-GB"/>
+        </w:rPr>
+        <w:t xml:space="preserve"> </w:t>
+      </w:r>
+      <w:proofErr w:type="spellStart"/>
+      <w:r>
+        <w:rPr>
+          <w:highlight w:val="cyan"/>
+          <w:lang w:val="en-GB"/>
+        </w:rPr>
+        <w:t>üçün</w:t>
+      </w:r>
+      <w:proofErr w:type="spellEnd"/>
+      <w:r>
+        <w:rPr>
+          <w:highlight w:val="cyan"/>
+          <w:lang w:val="en-GB"/>
+        </w:rPr>
+        <w:t xml:space="preserve"> </w:t>
+      </w:r>
+      <w:proofErr w:type="spellStart"/>
+      <w:r>
+        <w:rPr>
+          <w:highlight w:val="cyan"/>
+          <w:lang w:val="en-GB"/>
+        </w:rPr>
+        <w:t>əməkhaqqı</w:t>
+      </w:r>
+      <w:proofErr w:type="spellEnd"/>
+      <w:r>
+        <w:rPr>
+          <w:highlight w:val="cyan"/>
+          <w:lang w:val="en-GB"/>
+        </w:rPr>
+        <w:t xml:space="preserve">, </w:t>
+      </w:r>
+      <w:proofErr w:type="spellStart"/>
+      <w:r>
+        <w:rPr>
+          <w:highlight w:val="cyan"/>
+          <w:lang w:val="en-GB"/>
+        </w:rPr>
+        <w:t>yəni</w:t>
+      </w:r>
+      <w:proofErr w:type="spellEnd"/>
+      <w:r>
+        <w:rPr>
+          <w:highlight w:val="cyan"/>
+          <w:lang w:val="en-GB"/>
+        </w:rPr>
+        <w:t xml:space="preserve"> </w:t>
+      </w:r>
+      <w:proofErr w:type="spellStart"/>
+      <w:r>
+        <w:rPr>
+          <w:highlight w:val="cyan"/>
+          <w:lang w:val="en-GB"/>
+        </w:rPr>
+        <w:t>keçən</w:t>
+      </w:r>
+      <w:proofErr w:type="spellEnd"/>
+      <w:r>
+        <w:rPr>
+          <w:highlight w:val="cyan"/>
+          <w:lang w:val="en-GB"/>
+        </w:rPr>
+        <w:t xml:space="preserve"> </w:t>
+      </w:r>
+      <w:proofErr w:type="spellStart"/>
+      <w:r>
+        <w:rPr>
+          <w:highlight w:val="cyan"/>
+          <w:lang w:val="en-GB"/>
+        </w:rPr>
+        <w:t>illərə</w:t>
+      </w:r>
+      <w:proofErr w:type="spellEnd"/>
+      <w:r>
+        <w:rPr>
+          <w:highlight w:val="cyan"/>
+          <w:lang w:val="en-GB"/>
+        </w:rPr>
+        <w:t xml:space="preserve"> </w:t>
+      </w:r>
+      <w:proofErr w:type="spellStart"/>
+      <w:r>
+        <w:rPr>
+          <w:highlight w:val="cyan"/>
+          <w:lang w:val="en-GB"/>
+        </w:rPr>
+        <w:t>nisbətən</w:t>
+      </w:r>
+      <w:proofErr w:type="spellEnd"/>
+      <w:r>
+        <w:rPr>
+          <w:highlight w:val="cyan"/>
+          <w:lang w:val="en-GB"/>
+        </w:rPr>
+        <w:t xml:space="preserve"> </w:t>
+      </w:r>
+      <w:proofErr w:type="spellStart"/>
+      <w:r>
+        <w:rPr>
+          <w:highlight w:val="cyan"/>
+          <w:lang w:val="en-GB"/>
+        </w:rPr>
+        <w:t>daha</w:t>
+      </w:r>
+      <w:proofErr w:type="spellEnd"/>
+      <w:r>
+        <w:rPr>
+          <w:highlight w:val="cyan"/>
+          <w:lang w:val="en-GB"/>
+        </w:rPr>
+        <w:t xml:space="preserve"> </w:t>
+      </w:r>
+      <w:proofErr w:type="spellStart"/>
+      <w:r>
+        <w:rPr>
+          <w:highlight w:val="cyan"/>
+          <w:lang w:val="en-GB"/>
+        </w:rPr>
+        <w:t>yuxarı</w:t>
+      </w:r>
+      <w:proofErr w:type="spellEnd"/>
+      <w:r>
+        <w:rPr>
+          <w:highlight w:val="cyan"/>
+          <w:lang w:val="en-GB"/>
+        </w:rPr>
+        <w:t xml:space="preserve"> </w:t>
+      </w:r>
+      <w:proofErr w:type="spellStart"/>
+      <w:r>
+        <w:rPr>
+          <w:highlight w:val="cyan"/>
+          <w:lang w:val="en-GB"/>
+        </w:rPr>
+        <w:t>dayanıb</w:t>
+      </w:r>
+      <w:proofErr w:type="spellEnd"/>
+      <w:r>
+        <w:rPr>
+          <w:highlight w:val="cyan"/>
+          <w:lang w:val="en-GB"/>
+        </w:rPr>
+        <w:t xml:space="preserve">, </w:t>
+      </w:r>
+      <w:proofErr w:type="spellStart"/>
+      <w:r>
+        <w:rPr>
+          <w:highlight w:val="cyan"/>
+          <w:lang w:val="en-GB"/>
+        </w:rPr>
+        <w:t>qalxıb</w:t>
+      </w:r>
+      <w:proofErr w:type="spellEnd"/>
+      <w:r>
+        <w:rPr>
+          <w:highlight w:val="cyan"/>
+          <w:lang w:val="en-GB"/>
+        </w:rPr>
+        <w:t xml:space="preserve">. Bu 1. 2-cisi </w:t>
+      </w:r>
+      <w:proofErr w:type="spellStart"/>
+      <w:r>
+        <w:rPr>
+          <w:highlight w:val="cyan"/>
+          <w:lang w:val="en-GB"/>
+        </w:rPr>
+        <w:t>məndə</w:t>
+      </w:r>
+      <w:proofErr w:type="spellEnd"/>
+      <w:r>
+        <w:rPr>
+          <w:highlight w:val="cyan"/>
+          <w:lang w:val="en-GB"/>
+        </w:rPr>
+        <w:t xml:space="preserve"> </w:t>
+      </w:r>
+      <w:proofErr w:type="spellStart"/>
+      <w:r>
+        <w:rPr>
+          <w:highlight w:val="cyan"/>
+          <w:lang w:val="en-GB"/>
+        </w:rPr>
+        <w:t>orada</w:t>
+      </w:r>
+      <w:proofErr w:type="spellEnd"/>
+      <w:r>
+        <w:rPr>
+          <w:highlight w:val="cyan"/>
+          <w:lang w:val="en-GB"/>
+        </w:rPr>
+        <w:t xml:space="preserve"> </w:t>
+      </w:r>
+      <w:proofErr w:type="gramStart"/>
+      <w:r>
+        <w:rPr>
+          <w:highlight w:val="cyan"/>
+          <w:lang w:val="en-GB"/>
+        </w:rPr>
+        <w:t xml:space="preserve">2 </w:t>
+      </w:r>
+      <w:proofErr w:type="spellStart"/>
+      <w:r>
+        <w:rPr>
+          <w:highlight w:val="cyan"/>
+          <w:lang w:val="en-GB"/>
+        </w:rPr>
+        <w:t>dənə</w:t>
+      </w:r>
+      <w:proofErr w:type="spellEnd"/>
+      <w:proofErr w:type="gramEnd"/>
+      <w:r>
+        <w:rPr>
+          <w:highlight w:val="cyan"/>
+          <w:lang w:val="en-GB"/>
+        </w:rPr>
+        <w:t xml:space="preserve"> kart </w:t>
+      </w:r>
+      <w:proofErr w:type="spellStart"/>
+      <w:r>
+        <w:rPr>
+          <w:highlight w:val="cyan"/>
+          <w:lang w:val="en-GB"/>
+        </w:rPr>
+        <w:t>var</w:t>
+      </w:r>
+      <w:proofErr w:type="spellEnd"/>
+      <w:r>
+        <w:rPr>
+          <w:highlight w:val="cyan"/>
+          <w:lang w:val="en-GB"/>
+        </w:rPr>
+        <w:t xml:space="preserve"> </w:t>
+      </w:r>
+      <w:proofErr w:type="spellStart"/>
+      <w:r>
+        <w:rPr>
+          <w:highlight w:val="cyan"/>
+          <w:lang w:val="en-GB"/>
+        </w:rPr>
+        <w:t>ki</w:t>
+      </w:r>
+      <w:proofErr w:type="spellEnd"/>
+      <w:r>
+        <w:rPr>
+          <w:highlight w:val="cyan"/>
+          <w:lang w:val="en-GB"/>
+        </w:rPr>
+        <w:t xml:space="preserve">, </w:t>
+      </w:r>
+      <w:proofErr w:type="spellStart"/>
+      <w:r>
+        <w:rPr>
+          <w:highlight w:val="cyan"/>
+          <w:lang w:val="en-GB"/>
+        </w:rPr>
+        <w:t>yəni</w:t>
+      </w:r>
+      <w:proofErr w:type="spellEnd"/>
+      <w:r>
+        <w:rPr>
+          <w:highlight w:val="cyan"/>
+          <w:lang w:val="en-GB"/>
+        </w:rPr>
+        <w:t xml:space="preserve"> </w:t>
+      </w:r>
+      <w:proofErr w:type="spellStart"/>
+      <w:r>
+        <w:rPr>
+          <w:highlight w:val="cyan"/>
+          <w:lang w:val="en-GB"/>
+        </w:rPr>
+        <w:t>debet</w:t>
+      </w:r>
+      <w:proofErr w:type="spellEnd"/>
+      <w:r>
+        <w:rPr>
+          <w:highlight w:val="cyan"/>
+          <w:lang w:val="en-GB"/>
+        </w:rPr>
+        <w:t xml:space="preserve"> </w:t>
+      </w:r>
+      <w:proofErr w:type="spellStart"/>
+      <w:r>
+        <w:rPr>
+          <w:highlight w:val="cyan"/>
+          <w:lang w:val="en-GB"/>
+        </w:rPr>
+        <w:t>tərəfində</w:t>
+      </w:r>
+      <w:proofErr w:type="spellEnd"/>
+      <w:r>
+        <w:rPr>
+          <w:highlight w:val="cyan"/>
+          <w:lang w:val="en-GB"/>
+        </w:rPr>
+        <w:t xml:space="preserve"> 2 </w:t>
+      </w:r>
+      <w:proofErr w:type="spellStart"/>
+      <w:r>
+        <w:rPr>
+          <w:highlight w:val="cyan"/>
+          <w:lang w:val="en-GB"/>
+        </w:rPr>
+        <w:t>yarımdan</w:t>
+      </w:r>
+      <w:proofErr w:type="spellEnd"/>
+      <w:r>
+        <w:rPr>
+          <w:highlight w:val="cyan"/>
+          <w:lang w:val="en-GB"/>
+        </w:rPr>
+        <w:t xml:space="preserve"> </w:t>
+      </w:r>
+      <w:proofErr w:type="spellStart"/>
+      <w:r>
+        <w:rPr>
+          <w:highlight w:val="cyan"/>
+          <w:lang w:val="en-GB"/>
+        </w:rPr>
+        <w:t>çox</w:t>
+      </w:r>
+      <w:proofErr w:type="spellEnd"/>
+      <w:r>
+        <w:rPr>
+          <w:highlight w:val="cyan"/>
+          <w:lang w:val="en-GB"/>
+        </w:rPr>
+        <w:t xml:space="preserve"> </w:t>
+      </w:r>
+      <w:proofErr w:type="spellStart"/>
+      <w:r>
+        <w:rPr>
+          <w:highlight w:val="cyan"/>
+          <w:lang w:val="en-GB"/>
+        </w:rPr>
+        <w:t>pul</w:t>
+      </w:r>
+      <w:proofErr w:type="spellEnd"/>
+      <w:r>
+        <w:rPr>
+          <w:highlight w:val="cyan"/>
+          <w:lang w:val="en-GB"/>
+        </w:rPr>
+        <w:t xml:space="preserve"> </w:t>
+      </w:r>
+      <w:proofErr w:type="spellStart"/>
+      <w:r>
+        <w:rPr>
+          <w:highlight w:val="cyan"/>
+          <w:lang w:val="en-GB"/>
+        </w:rPr>
+        <w:lastRenderedPageBreak/>
+        <w:t>var</w:t>
+      </w:r>
+      <w:proofErr w:type="spellEnd"/>
+      <w:r>
+        <w:rPr>
+          <w:highlight w:val="cyan"/>
+          <w:lang w:val="en-GB"/>
+        </w:rPr>
+        <w:t xml:space="preserve"> da. </w:t>
+      </w:r>
+      <w:proofErr w:type="spellStart"/>
+      <w:r>
+        <w:rPr>
+          <w:highlight w:val="cyan"/>
+          <w:lang w:val="en-GB"/>
+        </w:rPr>
+        <w:t>Elə</w:t>
+      </w:r>
+      <w:proofErr w:type="spellEnd"/>
+      <w:r>
+        <w:rPr>
+          <w:highlight w:val="cyan"/>
+          <w:lang w:val="en-GB"/>
+        </w:rPr>
+        <w:t xml:space="preserve"> 5 </w:t>
+      </w:r>
+      <w:proofErr w:type="gramStart"/>
+      <w:r>
+        <w:rPr>
+          <w:highlight w:val="cyan"/>
+          <w:lang w:val="en-GB"/>
+        </w:rPr>
+        <w:t xml:space="preserve">000 </w:t>
+      </w:r>
+      <w:proofErr w:type="spellStart"/>
+      <w:r>
+        <w:rPr>
+          <w:highlight w:val="cyan"/>
+          <w:lang w:val="en-GB"/>
+        </w:rPr>
+        <w:t>də</w:t>
+      </w:r>
+      <w:proofErr w:type="spellEnd"/>
+      <w:proofErr w:type="gramEnd"/>
+      <w:r>
+        <w:rPr>
+          <w:highlight w:val="cyan"/>
+          <w:lang w:val="en-GB"/>
+        </w:rPr>
+        <w:t xml:space="preserve"> ABB-</w:t>
+      </w:r>
+      <w:proofErr w:type="spellStart"/>
+      <w:r>
+        <w:rPr>
+          <w:highlight w:val="cyan"/>
+          <w:lang w:val="en-GB"/>
+        </w:rPr>
+        <w:t>də</w:t>
+      </w:r>
+      <w:proofErr w:type="spellEnd"/>
+      <w:r>
+        <w:rPr>
+          <w:highlight w:val="cyan"/>
+          <w:lang w:val="en-GB"/>
+        </w:rPr>
+        <w:t xml:space="preserve"> </w:t>
+      </w:r>
+      <w:proofErr w:type="spellStart"/>
+      <w:r>
+        <w:rPr>
+          <w:highlight w:val="cyan"/>
+          <w:lang w:val="en-GB"/>
+        </w:rPr>
+        <w:t>pullar</w:t>
+      </w:r>
+      <w:proofErr w:type="spellEnd"/>
+      <w:r>
+        <w:rPr>
+          <w:highlight w:val="cyan"/>
+          <w:lang w:val="en-GB"/>
+        </w:rPr>
+        <w:t xml:space="preserve"> </w:t>
+      </w:r>
+      <w:proofErr w:type="spellStart"/>
+      <w:r>
+        <w:rPr>
+          <w:highlight w:val="cyan"/>
+          <w:lang w:val="en-GB"/>
+        </w:rPr>
+        <w:t>var</w:t>
+      </w:r>
+      <w:proofErr w:type="spellEnd"/>
+      <w:r>
+        <w:rPr>
+          <w:highlight w:val="cyan"/>
+          <w:lang w:val="en-GB"/>
+        </w:rPr>
+        <w:t xml:space="preserve">, 5 000-dən </w:t>
+      </w:r>
+      <w:proofErr w:type="spellStart"/>
+      <w:r>
+        <w:rPr>
+          <w:highlight w:val="cyan"/>
+          <w:lang w:val="en-GB"/>
+        </w:rPr>
+        <w:t>yuxarı</w:t>
+      </w:r>
+      <w:proofErr w:type="spellEnd"/>
+      <w:r>
+        <w:rPr>
+          <w:highlight w:val="cyan"/>
+          <w:lang w:val="en-GB"/>
+        </w:rPr>
+        <w:t xml:space="preserve">. </w:t>
+      </w:r>
+      <w:proofErr w:type="spellStart"/>
+      <w:r>
+        <w:rPr>
+          <w:highlight w:val="cyan"/>
+          <w:lang w:val="en-GB"/>
+        </w:rPr>
+        <w:t>Yəni</w:t>
+      </w:r>
+      <w:proofErr w:type="spellEnd"/>
+      <w:r>
+        <w:rPr>
+          <w:highlight w:val="cyan"/>
+          <w:lang w:val="en-GB"/>
+        </w:rPr>
+        <w:t xml:space="preserve"> </w:t>
+      </w:r>
+      <w:proofErr w:type="spellStart"/>
+      <w:r>
+        <w:rPr>
+          <w:highlight w:val="cyan"/>
+          <w:lang w:val="en-GB"/>
+        </w:rPr>
+        <w:t>bunun</w:t>
+      </w:r>
+      <w:proofErr w:type="spellEnd"/>
+      <w:r>
+        <w:rPr>
+          <w:highlight w:val="cyan"/>
+          <w:lang w:val="en-GB"/>
+        </w:rPr>
+        <w:t xml:space="preserve"> </w:t>
+      </w:r>
+      <w:proofErr w:type="spellStart"/>
+      <w:r>
+        <w:rPr>
+          <w:highlight w:val="cyan"/>
+          <w:lang w:val="en-GB"/>
+        </w:rPr>
+        <w:t>səbəbi</w:t>
+      </w:r>
+      <w:proofErr w:type="spellEnd"/>
+      <w:r>
+        <w:rPr>
+          <w:highlight w:val="cyan"/>
+          <w:lang w:val="en-GB"/>
+        </w:rPr>
+        <w:t xml:space="preserve"> </w:t>
+      </w:r>
+      <w:proofErr w:type="spellStart"/>
+      <w:r>
+        <w:rPr>
+          <w:highlight w:val="cyan"/>
+          <w:lang w:val="en-GB"/>
+        </w:rPr>
+        <w:t>nədir</w:t>
+      </w:r>
+      <w:proofErr w:type="spellEnd"/>
+      <w:r>
+        <w:rPr>
+          <w:highlight w:val="cyan"/>
+          <w:lang w:val="en-GB"/>
+        </w:rPr>
+        <w:t xml:space="preserve">? </w:t>
+      </w:r>
+      <w:proofErr w:type="spellStart"/>
+      <w:r>
+        <w:rPr>
+          <w:highlight w:val="cyan"/>
+          <w:lang w:val="en-GB"/>
+        </w:rPr>
+        <w:t>Bir</w:t>
+      </w:r>
+      <w:proofErr w:type="spellEnd"/>
+      <w:r>
+        <w:rPr>
+          <w:highlight w:val="cyan"/>
+          <w:lang w:val="en-GB"/>
+        </w:rPr>
+        <w:t xml:space="preserve"> </w:t>
+      </w:r>
+      <w:proofErr w:type="spellStart"/>
+      <w:r>
+        <w:rPr>
+          <w:highlight w:val="cyan"/>
+          <w:lang w:val="en-GB"/>
+        </w:rPr>
+        <w:t>də</w:t>
+      </w:r>
+      <w:proofErr w:type="spellEnd"/>
+      <w:r>
+        <w:rPr>
+          <w:highlight w:val="cyan"/>
+          <w:lang w:val="en-GB"/>
+        </w:rPr>
+        <w:t xml:space="preserve"> </w:t>
+      </w:r>
+      <w:proofErr w:type="spellStart"/>
+      <w:r>
+        <w:rPr>
+          <w:highlight w:val="cyan"/>
+          <w:lang w:val="en-GB"/>
+        </w:rPr>
+        <w:t>bir</w:t>
+      </w:r>
+      <w:proofErr w:type="spellEnd"/>
+      <w:r>
+        <w:rPr>
+          <w:highlight w:val="cyan"/>
+          <w:lang w:val="en-GB"/>
+        </w:rPr>
+        <w:t xml:space="preserve"> </w:t>
+      </w:r>
+      <w:proofErr w:type="spellStart"/>
+      <w:r>
+        <w:rPr>
+          <w:highlight w:val="cyan"/>
+          <w:lang w:val="en-GB"/>
+        </w:rPr>
+        <w:t>tərəfdən</w:t>
+      </w:r>
+      <w:proofErr w:type="spellEnd"/>
+      <w:r>
+        <w:rPr>
+          <w:highlight w:val="cyan"/>
+          <w:lang w:val="en-GB"/>
+        </w:rPr>
+        <w:t xml:space="preserve"> </w:t>
+      </w:r>
+      <w:proofErr w:type="spellStart"/>
+      <w:r>
+        <w:rPr>
+          <w:highlight w:val="cyan"/>
+          <w:lang w:val="en-GB"/>
+        </w:rPr>
+        <w:t>mən</w:t>
+      </w:r>
+      <w:proofErr w:type="spellEnd"/>
+      <w:r>
+        <w:rPr>
+          <w:highlight w:val="cyan"/>
+          <w:lang w:val="en-GB"/>
+        </w:rPr>
+        <w:t xml:space="preserve"> </w:t>
+      </w:r>
+      <w:proofErr w:type="spellStart"/>
+      <w:r>
+        <w:rPr>
+          <w:highlight w:val="cyan"/>
+          <w:lang w:val="en-GB"/>
+        </w:rPr>
+        <w:t>sizə</w:t>
+      </w:r>
+      <w:proofErr w:type="spellEnd"/>
+      <w:r>
+        <w:rPr>
+          <w:highlight w:val="cyan"/>
+          <w:lang w:val="en-GB"/>
+        </w:rPr>
+        <w:t xml:space="preserve"> </w:t>
+      </w:r>
+      <w:proofErr w:type="spellStart"/>
+      <w:r>
+        <w:rPr>
+          <w:highlight w:val="cyan"/>
+          <w:lang w:val="en-GB"/>
+        </w:rPr>
+        <w:t>deyim</w:t>
+      </w:r>
+      <w:proofErr w:type="spellEnd"/>
+      <w:r>
+        <w:rPr>
+          <w:highlight w:val="cyan"/>
+          <w:lang w:val="en-GB"/>
+        </w:rPr>
+        <w:t xml:space="preserve"> </w:t>
+      </w:r>
+      <w:proofErr w:type="spellStart"/>
+      <w:r>
+        <w:rPr>
+          <w:highlight w:val="cyan"/>
+          <w:lang w:val="en-GB"/>
+        </w:rPr>
+        <w:t>ki</w:t>
+      </w:r>
+      <w:proofErr w:type="spellEnd"/>
+      <w:r>
+        <w:rPr>
+          <w:highlight w:val="cyan"/>
+          <w:lang w:val="en-GB"/>
+        </w:rPr>
+        <w:t xml:space="preserve">, </w:t>
+      </w:r>
+      <w:proofErr w:type="spellStart"/>
+      <w:r>
+        <w:rPr>
+          <w:highlight w:val="cyan"/>
+          <w:lang w:val="en-GB"/>
+        </w:rPr>
+        <w:t>misal</w:t>
+      </w:r>
+      <w:proofErr w:type="spellEnd"/>
+      <w:r>
+        <w:rPr>
+          <w:highlight w:val="cyan"/>
+          <w:lang w:val="en-GB"/>
+        </w:rPr>
+        <w:t xml:space="preserve"> </w:t>
+      </w:r>
+      <w:proofErr w:type="spellStart"/>
+      <w:r>
+        <w:rPr>
+          <w:highlight w:val="cyan"/>
+          <w:lang w:val="en-GB"/>
+        </w:rPr>
+        <w:t>üçün</w:t>
+      </w:r>
+      <w:proofErr w:type="spellEnd"/>
+      <w:r>
+        <w:rPr>
+          <w:highlight w:val="cyan"/>
+          <w:lang w:val="en-GB"/>
+        </w:rPr>
+        <w:t xml:space="preserve">, </w:t>
+      </w:r>
+      <w:proofErr w:type="spellStart"/>
+      <w:proofErr w:type="gramStart"/>
+      <w:r>
+        <w:rPr>
+          <w:highlight w:val="cyan"/>
+          <w:lang w:val="en-GB"/>
+        </w:rPr>
+        <w:t>ola</w:t>
+      </w:r>
+      <w:proofErr w:type="spellEnd"/>
+      <w:proofErr w:type="gramEnd"/>
+      <w:r>
+        <w:rPr>
+          <w:highlight w:val="cyan"/>
+          <w:lang w:val="en-GB"/>
+        </w:rPr>
+        <w:t xml:space="preserve"> </w:t>
+      </w:r>
+      <w:proofErr w:type="spellStart"/>
+      <w:r>
+        <w:rPr>
+          <w:highlight w:val="cyan"/>
+          <w:lang w:val="en-GB"/>
+        </w:rPr>
+        <w:t>bilsin</w:t>
+      </w:r>
+      <w:proofErr w:type="spellEnd"/>
+      <w:r>
+        <w:rPr>
+          <w:highlight w:val="cyan"/>
+          <w:lang w:val="en-GB"/>
+        </w:rPr>
+        <w:t xml:space="preserve"> </w:t>
+      </w:r>
+      <w:proofErr w:type="spellStart"/>
+      <w:r>
+        <w:rPr>
+          <w:highlight w:val="cyan"/>
+          <w:lang w:val="en-GB"/>
+        </w:rPr>
+        <w:t>bəlkə</w:t>
+      </w:r>
+      <w:proofErr w:type="spellEnd"/>
+      <w:r>
+        <w:rPr>
+          <w:highlight w:val="cyan"/>
+          <w:lang w:val="en-GB"/>
+        </w:rPr>
+        <w:t xml:space="preserve"> </w:t>
+      </w:r>
+      <w:proofErr w:type="spellStart"/>
+      <w:r>
+        <w:rPr>
+          <w:highlight w:val="cyan"/>
+          <w:lang w:val="en-GB"/>
+        </w:rPr>
+        <w:t>səbəb</w:t>
+      </w:r>
+      <w:proofErr w:type="spellEnd"/>
+      <w:r>
+        <w:rPr>
+          <w:highlight w:val="cyan"/>
+          <w:lang w:val="en-GB"/>
+        </w:rPr>
+        <w:t xml:space="preserve"> </w:t>
+      </w:r>
+      <w:proofErr w:type="spellStart"/>
+      <w:r>
+        <w:rPr>
+          <w:highlight w:val="cyan"/>
+          <w:lang w:val="en-GB"/>
+        </w:rPr>
+        <w:t>budur</w:t>
+      </w:r>
+      <w:proofErr w:type="spellEnd"/>
+      <w:r>
+        <w:rPr>
+          <w:highlight w:val="cyan"/>
+          <w:lang w:val="en-GB"/>
+        </w:rPr>
+        <w:t xml:space="preserve">, </w:t>
+      </w:r>
+      <w:proofErr w:type="spellStart"/>
+      <w:r>
+        <w:rPr>
+          <w:highlight w:val="cyan"/>
+          <w:lang w:val="en-GB"/>
+        </w:rPr>
+        <w:t>yəni</w:t>
+      </w:r>
+      <w:proofErr w:type="spellEnd"/>
+      <w:r>
+        <w:rPr>
+          <w:highlight w:val="cyan"/>
+          <w:lang w:val="en-GB"/>
+        </w:rPr>
+        <w:t xml:space="preserve"> </w:t>
+      </w:r>
+      <w:proofErr w:type="spellStart"/>
+      <w:r>
+        <w:rPr>
+          <w:highlight w:val="cyan"/>
+          <w:lang w:val="en-GB"/>
+        </w:rPr>
+        <w:t>siz</w:t>
+      </w:r>
+      <w:proofErr w:type="spellEnd"/>
+      <w:r>
+        <w:rPr>
+          <w:highlight w:val="cyan"/>
+          <w:lang w:val="en-GB"/>
+        </w:rPr>
+        <w:t xml:space="preserve"> </w:t>
+      </w:r>
+      <w:proofErr w:type="spellStart"/>
+      <w:r>
+        <w:rPr>
+          <w:highlight w:val="cyan"/>
+          <w:lang w:val="en-GB"/>
+        </w:rPr>
+        <w:t>də</w:t>
+      </w:r>
+      <w:proofErr w:type="spellEnd"/>
+      <w:r>
+        <w:rPr>
+          <w:highlight w:val="cyan"/>
+          <w:lang w:val="en-GB"/>
+        </w:rPr>
+        <w:t xml:space="preserve"> </w:t>
+      </w:r>
+      <w:proofErr w:type="spellStart"/>
+      <w:r>
+        <w:rPr>
+          <w:highlight w:val="cyan"/>
+          <w:lang w:val="en-GB"/>
+        </w:rPr>
+        <w:t>bir</w:t>
+      </w:r>
+      <w:proofErr w:type="spellEnd"/>
+      <w:r>
+        <w:rPr>
+          <w:highlight w:val="cyan"/>
+          <w:lang w:val="en-GB"/>
+        </w:rPr>
+        <w:t xml:space="preserve"> </w:t>
+      </w:r>
+      <w:proofErr w:type="spellStart"/>
+      <w:r>
+        <w:rPr>
+          <w:highlight w:val="cyan"/>
+          <w:lang w:val="en-GB"/>
+        </w:rPr>
+        <w:t>orada</w:t>
+      </w:r>
+      <w:proofErr w:type="spellEnd"/>
+      <w:r>
+        <w:rPr>
+          <w:highlight w:val="cyan"/>
+          <w:lang w:val="en-GB"/>
+        </w:rPr>
+        <w:t xml:space="preserve"> </w:t>
+      </w:r>
+      <w:proofErr w:type="spellStart"/>
+      <w:r>
+        <w:rPr>
+          <w:highlight w:val="cyan"/>
+          <w:lang w:val="en-GB"/>
+        </w:rPr>
+        <w:t>işləyirsiniz</w:t>
+      </w:r>
+      <w:proofErr w:type="spellEnd"/>
+      <w:r>
+        <w:rPr>
+          <w:highlight w:val="cyan"/>
+          <w:lang w:val="en-GB"/>
+        </w:rPr>
+        <w:t xml:space="preserve"> </w:t>
+      </w:r>
+      <w:proofErr w:type="spellStart"/>
+      <w:r>
+        <w:rPr>
+          <w:highlight w:val="cyan"/>
+          <w:lang w:val="en-GB"/>
+        </w:rPr>
+        <w:t>də</w:t>
+      </w:r>
+      <w:proofErr w:type="spellEnd"/>
+      <w:r>
+        <w:rPr>
+          <w:highlight w:val="cyan"/>
+          <w:lang w:val="en-GB"/>
+        </w:rPr>
+        <w:t xml:space="preserve"> </w:t>
+      </w:r>
+      <w:proofErr w:type="spellStart"/>
+      <w:r>
+        <w:rPr>
+          <w:highlight w:val="cyan"/>
+          <w:lang w:val="en-GB"/>
+        </w:rPr>
+        <w:t>mütəxəssis</w:t>
+      </w:r>
+      <w:proofErr w:type="spellEnd"/>
+      <w:r>
+        <w:rPr>
+          <w:highlight w:val="cyan"/>
+          <w:lang w:val="en-GB"/>
+        </w:rPr>
+        <w:t xml:space="preserve"> </w:t>
+      </w:r>
+      <w:proofErr w:type="spellStart"/>
+      <w:r>
+        <w:rPr>
+          <w:highlight w:val="cyan"/>
+          <w:lang w:val="en-GB"/>
+        </w:rPr>
+        <w:t>kimi</w:t>
+      </w:r>
+      <w:proofErr w:type="spellEnd"/>
+      <w:r>
+        <w:rPr>
+          <w:highlight w:val="cyan"/>
+          <w:lang w:val="en-GB"/>
+        </w:rPr>
+        <w:t>.</w:t>
+      </w:r>
+      <w:r>
+        <w:rPr>
+          <w:lang w:val="en-GB"/>
+        </w:rPr>
+        <w:t xml:space="preserve"> </w:t>
+      </w:r>
+      <w:proofErr w:type="spellStart"/>
+      <w:r>
+        <w:rPr>
+          <w:highlight w:val="green"/>
+          <w:lang w:val="en-GB"/>
+        </w:rPr>
+        <w:t>Məndə</w:t>
+      </w:r>
+      <w:proofErr w:type="spellEnd"/>
+      <w:r>
+        <w:rPr>
+          <w:highlight w:val="green"/>
+          <w:lang w:val="en-GB"/>
+        </w:rPr>
+        <w:t xml:space="preserve"> </w:t>
+      </w:r>
+      <w:proofErr w:type="spellStart"/>
+      <w:r>
+        <w:rPr>
+          <w:highlight w:val="green"/>
+          <w:lang w:val="en-GB"/>
+        </w:rPr>
+        <w:t>misal</w:t>
+      </w:r>
+      <w:proofErr w:type="spellEnd"/>
+      <w:r>
+        <w:rPr>
+          <w:highlight w:val="green"/>
+          <w:lang w:val="en-GB"/>
+        </w:rPr>
+        <w:t xml:space="preserve"> </w:t>
+      </w:r>
+      <w:proofErr w:type="spellStart"/>
+      <w:r>
+        <w:rPr>
+          <w:highlight w:val="green"/>
+          <w:lang w:val="en-GB"/>
+        </w:rPr>
+        <w:t>üçün</w:t>
+      </w:r>
+      <w:proofErr w:type="spellEnd"/>
+      <w:r>
+        <w:rPr>
+          <w:highlight w:val="green"/>
+          <w:lang w:val="en-GB"/>
+        </w:rPr>
+        <w:t xml:space="preserve">, Leo </w:t>
+      </w:r>
+      <w:proofErr w:type="spellStart"/>
+      <w:r>
+        <w:rPr>
+          <w:highlight w:val="green"/>
+          <w:lang w:val="en-GB"/>
+        </w:rPr>
+        <w:t>Bankda</w:t>
+      </w:r>
+      <w:proofErr w:type="spellEnd"/>
+      <w:r>
+        <w:rPr>
+          <w:highlight w:val="green"/>
+          <w:lang w:val="en-GB"/>
+        </w:rPr>
+        <w:t xml:space="preserve"> 8 000 </w:t>
+      </w:r>
+      <w:proofErr w:type="spellStart"/>
+      <w:r>
+        <w:rPr>
+          <w:highlight w:val="green"/>
+          <w:lang w:val="en-GB"/>
+        </w:rPr>
+        <w:t>kredit</w:t>
+      </w:r>
+      <w:proofErr w:type="spellEnd"/>
+      <w:r>
+        <w:rPr>
+          <w:highlight w:val="green"/>
+          <w:lang w:val="en-GB"/>
+        </w:rPr>
+        <w:t xml:space="preserve"> </w:t>
+      </w:r>
+      <w:proofErr w:type="spellStart"/>
+      <w:r>
+        <w:rPr>
+          <w:highlight w:val="green"/>
+          <w:lang w:val="en-GB"/>
+        </w:rPr>
+        <w:t>var</w:t>
+      </w:r>
+      <w:proofErr w:type="spellEnd"/>
+      <w:r>
+        <w:rPr>
+          <w:highlight w:val="green"/>
+          <w:lang w:val="en-GB"/>
+        </w:rPr>
+        <w:t xml:space="preserve">, </w:t>
+      </w:r>
+      <w:proofErr w:type="spellStart"/>
+      <w:r>
+        <w:rPr>
+          <w:highlight w:val="green"/>
+          <w:lang w:val="en-GB"/>
+        </w:rPr>
+        <w:t>Kapitalda</w:t>
+      </w:r>
+      <w:proofErr w:type="spellEnd"/>
+      <w:r>
+        <w:rPr>
+          <w:highlight w:val="green"/>
+          <w:lang w:val="en-GB"/>
+        </w:rPr>
+        <w:t xml:space="preserve"> da 2 000 </w:t>
+      </w:r>
+      <w:proofErr w:type="spellStart"/>
+      <w:r>
+        <w:rPr>
+          <w:highlight w:val="green"/>
+          <w:lang w:val="en-GB"/>
+        </w:rPr>
+        <w:t>kredit</w:t>
+      </w:r>
+      <w:proofErr w:type="spellEnd"/>
+      <w:r>
+        <w:rPr>
+          <w:highlight w:val="green"/>
+          <w:lang w:val="en-GB"/>
+        </w:rPr>
+        <w:t xml:space="preserve"> var. O </w:t>
+      </w:r>
+      <w:proofErr w:type="spellStart"/>
+      <w:r>
+        <w:rPr>
+          <w:highlight w:val="green"/>
+          <w:lang w:val="en-GB"/>
+        </w:rPr>
+        <w:t>səbəb</w:t>
+      </w:r>
+      <w:proofErr w:type="spellEnd"/>
+      <w:r>
+        <w:rPr>
+          <w:highlight w:val="green"/>
+          <w:lang w:val="en-GB"/>
+        </w:rPr>
+        <w:t xml:space="preserve"> </w:t>
+      </w:r>
+      <w:proofErr w:type="spellStart"/>
+      <w:proofErr w:type="gramStart"/>
+      <w:r>
+        <w:rPr>
+          <w:highlight w:val="green"/>
+          <w:lang w:val="en-GB"/>
+        </w:rPr>
+        <w:t>ola</w:t>
+      </w:r>
+      <w:proofErr w:type="spellEnd"/>
+      <w:proofErr w:type="gramEnd"/>
+      <w:r>
+        <w:rPr>
+          <w:highlight w:val="green"/>
+          <w:lang w:val="en-GB"/>
+        </w:rPr>
+        <w:t xml:space="preserve"> </w:t>
+      </w:r>
+      <w:proofErr w:type="spellStart"/>
+      <w:r>
+        <w:rPr>
+          <w:highlight w:val="green"/>
+          <w:lang w:val="en-GB"/>
+        </w:rPr>
+        <w:t>bilərmi</w:t>
+      </w:r>
+      <w:proofErr w:type="spellEnd"/>
+      <w:r>
+        <w:rPr>
+          <w:highlight w:val="green"/>
+          <w:lang w:val="en-GB"/>
+        </w:rPr>
+        <w:t xml:space="preserve">, </w:t>
+      </w:r>
+      <w:proofErr w:type="spellStart"/>
+      <w:r>
+        <w:rPr>
+          <w:highlight w:val="green"/>
+          <w:lang w:val="en-GB"/>
+        </w:rPr>
+        <w:t>yoxsa</w:t>
+      </w:r>
+      <w:proofErr w:type="spellEnd"/>
+      <w:r>
+        <w:rPr>
+          <w:highlight w:val="green"/>
+          <w:lang w:val="en-GB"/>
+        </w:rPr>
+        <w:t xml:space="preserve"> </w:t>
+      </w:r>
+      <w:proofErr w:type="spellStart"/>
+      <w:r>
+        <w:rPr>
+          <w:highlight w:val="green"/>
+          <w:lang w:val="en-GB"/>
+        </w:rPr>
+        <w:t>necə</w:t>
+      </w:r>
+      <w:proofErr w:type="spellEnd"/>
+      <w:r>
+        <w:rPr>
+          <w:highlight w:val="green"/>
+          <w:lang w:val="en-GB"/>
+        </w:rPr>
+        <w:t>?</w:t>
+      </w:r>
+      <w:r>
+        <w:rPr>
+          <w:lang w:val="en-GB"/>
+        </w:rPr>
+        <w:t>"}</w:t>
+      </w:r>
+    </w:p>
+    <w:p>
+      <w:pPr>
+        <w:ind w:left="720"/>
+        <w:rPr>
+          <w:lang w:val="en-GB"/>
+        </w:rPr>
+      </w:pPr>
+    </w:p>
+    <w:p>
+      <w:pPr>
+        <w:ind w:left="720"/>
+        <w:rPr>
+          <w:b/>
+        </w:rPr>
+      </w:pPr>
+      <w:proofErr w:type="spellStart"/>
+      <w:r>
+        <w:rPr>
+          <w:b/>
+        </w:rPr>
+        <w:t>Yeni</w:t>
+      </w:r>
+      <w:proofErr w:type="spellEnd"/>
+      <w:r>
+        <w:rPr>
+          <w:b/>
+        </w:rPr>
+        <w:t xml:space="preserve"> </w:t>
+      </w:r>
+      <w:proofErr w:type="spellStart"/>
+      <w:r>
+        <w:rPr>
+          <w:b/>
+        </w:rPr>
+        <w:t>versiya</w:t>
+      </w:r>
+      <w:proofErr w:type="spellEnd"/>
+      <w:r>
+        <w:rPr>
+          <w:b/>
+        </w:rPr>
+        <w:t>:</w:t>
+      </w:r>
+    </w:p>
+    <w:p>
+      <w:pPr>
+        <w:ind w:left="720"/>
+        <w:rPr>
+          <w:lang w:val="en-GB"/>
+        </w:rPr>
+      </w:pPr>
+      <w:r>
+        <w:rPr>
+          <w:lang w:val="en-GB"/>
+        </w:rPr>
+        <w:t>{"</w:t>
+      </w:r>
+      <w:proofErr w:type="spellStart"/>
+      <w:r>
+        <w:rPr>
+          <w:lang w:val="en-GB"/>
+        </w:rPr>
+        <w:t>start_time</w:t>
+      </w:r>
+      <w:proofErr w:type="spellEnd"/>
+      <w:r>
+        <w:rPr>
+          <w:lang w:val="en-GB"/>
+        </w:rPr>
+        <w:t>": "01:26</w:t>
+      </w:r>
+      <w:r>
+        <w:rPr>
+          <w:lang w:val="en-GB"/>
+        </w:rPr>
+        <w:t>.000</w:t>
+      </w:r>
+      <w:r>
+        <w:rPr>
+          <w:lang w:val="en-GB"/>
+        </w:rPr>
+        <w:t>", "</w:t>
+      </w:r>
+      <w:proofErr w:type="spellStart"/>
+      <w:r>
+        <w:rPr>
+          <w:lang w:val="en-GB"/>
+        </w:rPr>
+        <w:t>end_time</w:t>
+      </w:r>
+      <w:proofErr w:type="spellEnd"/>
+      <w:r>
+        <w:rPr>
+          <w:lang w:val="en-GB"/>
+        </w:rPr>
+        <w:t>": "01:54.567</w:t>
+      </w:r>
+      <w:r>
+        <w:rPr>
+          <w:lang w:val="en-GB"/>
+        </w:rPr>
+        <w:t>", "speaker": "</w:t>
+      </w:r>
+      <w:proofErr w:type="spellStart"/>
+      <w:r>
+        <w:rPr>
+          <w:lang w:val="en-GB"/>
+        </w:rPr>
+        <w:t>Müştəri</w:t>
+      </w:r>
+      <w:proofErr w:type="spellEnd"/>
+      <w:r>
+        <w:rPr>
+          <w:lang w:val="en-GB"/>
+        </w:rPr>
+        <w:t>", "text": "</w:t>
+      </w:r>
+      <w:proofErr w:type="spellStart"/>
+      <w:r>
+        <w:rPr>
+          <w:highlight w:val="cyan"/>
+          <w:lang w:val="en-GB"/>
+        </w:rPr>
+        <w:t>Yox</w:t>
+      </w:r>
+      <w:proofErr w:type="spellEnd"/>
+      <w:r>
+        <w:rPr>
+          <w:highlight w:val="cyan"/>
+          <w:lang w:val="en-GB"/>
+        </w:rPr>
+        <w:t xml:space="preserve">, </w:t>
+      </w:r>
+      <w:proofErr w:type="spellStart"/>
+      <w:r>
+        <w:rPr>
+          <w:highlight w:val="cyan"/>
+          <w:lang w:val="en-GB"/>
+        </w:rPr>
+        <w:t>belə</w:t>
+      </w:r>
+      <w:proofErr w:type="spellEnd"/>
+      <w:r>
+        <w:rPr>
+          <w:highlight w:val="cyan"/>
+          <w:lang w:val="en-GB"/>
+        </w:rPr>
+        <w:t xml:space="preserve"> </w:t>
+      </w:r>
+      <w:proofErr w:type="spellStart"/>
+      <w:r>
+        <w:rPr>
+          <w:highlight w:val="cyan"/>
+          <w:lang w:val="en-GB"/>
+        </w:rPr>
+        <w:t>deyim</w:t>
+      </w:r>
+      <w:proofErr w:type="spellEnd"/>
+      <w:r>
+        <w:rPr>
+          <w:highlight w:val="cyan"/>
+          <w:lang w:val="en-GB"/>
+        </w:rPr>
+        <w:t xml:space="preserve">, </w:t>
+      </w:r>
+      <w:proofErr w:type="spellStart"/>
+      <w:r>
+        <w:rPr>
+          <w:highlight w:val="cyan"/>
+          <w:lang w:val="en-GB"/>
+        </w:rPr>
+        <w:t>baxın</w:t>
+      </w:r>
+      <w:proofErr w:type="spellEnd"/>
+      <w:r>
+        <w:rPr>
+          <w:highlight w:val="cyan"/>
+          <w:lang w:val="en-GB"/>
+        </w:rPr>
+        <w:t xml:space="preserve">. </w:t>
+      </w:r>
+      <w:proofErr w:type="spellStart"/>
+      <w:r>
+        <w:rPr>
+          <w:highlight w:val="cyan"/>
+          <w:lang w:val="en-GB"/>
+        </w:rPr>
+        <w:t>Məndə</w:t>
+      </w:r>
+      <w:proofErr w:type="spellEnd"/>
+      <w:r>
+        <w:rPr>
+          <w:highlight w:val="cyan"/>
+          <w:lang w:val="en-GB"/>
+        </w:rPr>
+        <w:t xml:space="preserve"> </w:t>
+      </w:r>
+      <w:proofErr w:type="spellStart"/>
+      <w:r>
+        <w:rPr>
+          <w:highlight w:val="cyan"/>
+          <w:lang w:val="en-GB"/>
+        </w:rPr>
+        <w:t>misal</w:t>
+      </w:r>
+      <w:proofErr w:type="spellEnd"/>
+      <w:r>
+        <w:rPr>
+          <w:highlight w:val="cyan"/>
+          <w:lang w:val="en-GB"/>
+        </w:rPr>
+        <w:t xml:space="preserve"> </w:t>
+      </w:r>
+      <w:proofErr w:type="spellStart"/>
+      <w:r>
+        <w:rPr>
+          <w:highlight w:val="cyan"/>
+          <w:lang w:val="en-GB"/>
+        </w:rPr>
+        <w:t>üçün</w:t>
+      </w:r>
+      <w:proofErr w:type="spellEnd"/>
+      <w:r>
+        <w:rPr>
+          <w:highlight w:val="cyan"/>
+          <w:lang w:val="en-GB"/>
+        </w:rPr>
+        <w:t xml:space="preserve"> </w:t>
+      </w:r>
+      <w:proofErr w:type="spellStart"/>
+      <w:r>
+        <w:rPr>
+          <w:highlight w:val="cyan"/>
+          <w:lang w:val="en-GB"/>
+        </w:rPr>
+        <w:t>əməkhaqqı</w:t>
+      </w:r>
+      <w:proofErr w:type="spellEnd"/>
+      <w:r>
+        <w:rPr>
+          <w:highlight w:val="cyan"/>
+          <w:lang w:val="en-GB"/>
+        </w:rPr>
+        <w:t xml:space="preserve">, </w:t>
+      </w:r>
+      <w:proofErr w:type="spellStart"/>
+      <w:r>
+        <w:rPr>
+          <w:highlight w:val="cyan"/>
+          <w:lang w:val="en-GB"/>
+        </w:rPr>
+        <w:t>yəni</w:t>
+      </w:r>
+      <w:proofErr w:type="spellEnd"/>
+      <w:r>
+        <w:rPr>
+          <w:highlight w:val="cyan"/>
+          <w:lang w:val="en-GB"/>
+        </w:rPr>
+        <w:t xml:space="preserve"> </w:t>
+      </w:r>
+      <w:proofErr w:type="spellStart"/>
+      <w:r>
+        <w:rPr>
+          <w:highlight w:val="cyan"/>
+          <w:lang w:val="en-GB"/>
+        </w:rPr>
+        <w:t>keçən</w:t>
+      </w:r>
+      <w:proofErr w:type="spellEnd"/>
+      <w:r>
+        <w:rPr>
+          <w:highlight w:val="cyan"/>
+          <w:lang w:val="en-GB"/>
+        </w:rPr>
+        <w:t xml:space="preserve"> </w:t>
+      </w:r>
+      <w:proofErr w:type="spellStart"/>
+      <w:r>
+        <w:rPr>
+          <w:highlight w:val="cyan"/>
+          <w:lang w:val="en-GB"/>
+        </w:rPr>
+        <w:t>illərə</w:t>
+      </w:r>
+      <w:proofErr w:type="spellEnd"/>
+      <w:r>
+        <w:rPr>
+          <w:highlight w:val="cyan"/>
+          <w:lang w:val="en-GB"/>
+        </w:rPr>
+        <w:t xml:space="preserve"> </w:t>
+      </w:r>
+      <w:proofErr w:type="spellStart"/>
+      <w:r>
+        <w:rPr>
+          <w:highlight w:val="cyan"/>
+          <w:lang w:val="en-GB"/>
+        </w:rPr>
+        <w:t>nisbətən</w:t>
+      </w:r>
+      <w:proofErr w:type="spellEnd"/>
+      <w:r>
+        <w:rPr>
+          <w:highlight w:val="cyan"/>
+          <w:lang w:val="en-GB"/>
+        </w:rPr>
+        <w:t xml:space="preserve"> </w:t>
+      </w:r>
+      <w:proofErr w:type="spellStart"/>
+      <w:r>
+        <w:rPr>
+          <w:highlight w:val="cyan"/>
+          <w:lang w:val="en-GB"/>
+        </w:rPr>
+        <w:t>daha</w:t>
+      </w:r>
+      <w:proofErr w:type="spellEnd"/>
+      <w:r>
+        <w:rPr>
+          <w:highlight w:val="cyan"/>
+          <w:lang w:val="en-GB"/>
+        </w:rPr>
+        <w:t xml:space="preserve"> </w:t>
+      </w:r>
+      <w:proofErr w:type="spellStart"/>
+      <w:r>
+        <w:rPr>
+          <w:highlight w:val="cyan"/>
+          <w:lang w:val="en-GB"/>
+        </w:rPr>
+        <w:t>yuxarı</w:t>
+      </w:r>
+      <w:proofErr w:type="spellEnd"/>
+      <w:r>
+        <w:rPr>
+          <w:highlight w:val="cyan"/>
+          <w:lang w:val="en-GB"/>
+        </w:rPr>
+        <w:t xml:space="preserve"> </w:t>
+      </w:r>
+      <w:proofErr w:type="spellStart"/>
+      <w:r>
+        <w:rPr>
+          <w:highlight w:val="cyan"/>
+          <w:lang w:val="en-GB"/>
+        </w:rPr>
+        <w:t>dayanıb</w:t>
+      </w:r>
+      <w:proofErr w:type="spellEnd"/>
+      <w:r>
+        <w:rPr>
+          <w:highlight w:val="cyan"/>
+          <w:lang w:val="en-GB"/>
+        </w:rPr>
+        <w:t xml:space="preserve">, </w:t>
+      </w:r>
+      <w:proofErr w:type="spellStart"/>
+      <w:r>
+        <w:rPr>
+          <w:highlight w:val="cyan"/>
+          <w:lang w:val="en-GB"/>
+        </w:rPr>
+        <w:t>qalxıb</w:t>
+      </w:r>
+      <w:proofErr w:type="spellEnd"/>
+      <w:r>
+        <w:rPr>
+          <w:highlight w:val="cyan"/>
+          <w:lang w:val="en-GB"/>
+        </w:rPr>
+        <w:t xml:space="preserve">. Bu 1. 2-cisi </w:t>
+      </w:r>
+      <w:proofErr w:type="spellStart"/>
+      <w:r>
+        <w:rPr>
+          <w:highlight w:val="cyan"/>
+          <w:lang w:val="en-GB"/>
+        </w:rPr>
+        <w:t>məndə</w:t>
+      </w:r>
+      <w:proofErr w:type="spellEnd"/>
+      <w:r>
+        <w:rPr>
+          <w:highlight w:val="cyan"/>
+          <w:lang w:val="en-GB"/>
+        </w:rPr>
+        <w:t xml:space="preserve"> </w:t>
+      </w:r>
+      <w:proofErr w:type="spellStart"/>
+      <w:r>
+        <w:rPr>
+          <w:highlight w:val="cyan"/>
+          <w:lang w:val="en-GB"/>
+        </w:rPr>
+        <w:t>orada</w:t>
+      </w:r>
+      <w:proofErr w:type="spellEnd"/>
+      <w:r>
+        <w:rPr>
+          <w:highlight w:val="cyan"/>
+          <w:lang w:val="en-GB"/>
+        </w:rPr>
+        <w:t xml:space="preserve"> </w:t>
+      </w:r>
+      <w:proofErr w:type="gramStart"/>
+      <w:r>
+        <w:rPr>
+          <w:highlight w:val="cyan"/>
+          <w:lang w:val="en-GB"/>
+        </w:rPr>
+        <w:t xml:space="preserve">2 </w:t>
+      </w:r>
+      <w:proofErr w:type="spellStart"/>
+      <w:r>
+        <w:rPr>
+          <w:highlight w:val="cyan"/>
+          <w:lang w:val="en-GB"/>
+        </w:rPr>
+        <w:t>dənə</w:t>
+      </w:r>
+      <w:proofErr w:type="spellEnd"/>
+      <w:proofErr w:type="gramEnd"/>
+      <w:r>
+        <w:rPr>
+          <w:highlight w:val="cyan"/>
+          <w:lang w:val="en-GB"/>
+        </w:rPr>
+        <w:t xml:space="preserve"> kart </w:t>
+      </w:r>
+      <w:proofErr w:type="spellStart"/>
+      <w:r>
+        <w:rPr>
+          <w:highlight w:val="cyan"/>
+          <w:lang w:val="en-GB"/>
+        </w:rPr>
+        <w:t>var</w:t>
+      </w:r>
+      <w:proofErr w:type="spellEnd"/>
+      <w:r>
+        <w:rPr>
+          <w:highlight w:val="cyan"/>
+          <w:lang w:val="en-GB"/>
+        </w:rPr>
+        <w:t xml:space="preserve"> </w:t>
+      </w:r>
+      <w:proofErr w:type="spellStart"/>
+      <w:r>
+        <w:rPr>
+          <w:highlight w:val="cyan"/>
+          <w:lang w:val="en-GB"/>
+        </w:rPr>
+        <w:t>ki</w:t>
+      </w:r>
+      <w:proofErr w:type="spellEnd"/>
+      <w:r>
+        <w:rPr>
+          <w:highlight w:val="cyan"/>
+          <w:lang w:val="en-GB"/>
+        </w:rPr>
+        <w:t xml:space="preserve">, </w:t>
+      </w:r>
+      <w:proofErr w:type="spellStart"/>
+      <w:r>
+        <w:rPr>
+          <w:highlight w:val="cyan"/>
+          <w:lang w:val="en-GB"/>
+        </w:rPr>
+        <w:t>yəni</w:t>
+      </w:r>
+      <w:proofErr w:type="spellEnd"/>
+      <w:r>
+        <w:rPr>
+          <w:highlight w:val="cyan"/>
+          <w:lang w:val="en-GB"/>
+        </w:rPr>
+        <w:t xml:space="preserve"> </w:t>
+      </w:r>
+      <w:proofErr w:type="spellStart"/>
+      <w:r>
+        <w:rPr>
+          <w:highlight w:val="cyan"/>
+          <w:lang w:val="en-GB"/>
+        </w:rPr>
+        <w:t>debet</w:t>
+      </w:r>
+      <w:proofErr w:type="spellEnd"/>
+      <w:r>
+        <w:rPr>
+          <w:highlight w:val="cyan"/>
+          <w:lang w:val="en-GB"/>
+        </w:rPr>
+        <w:t xml:space="preserve"> </w:t>
+      </w:r>
+      <w:proofErr w:type="spellStart"/>
+      <w:r>
+        <w:rPr>
+          <w:highlight w:val="cyan"/>
+          <w:lang w:val="en-GB"/>
+        </w:rPr>
+        <w:t>tərəfində</w:t>
+      </w:r>
+      <w:proofErr w:type="spellEnd"/>
+      <w:r>
+        <w:rPr>
+          <w:highlight w:val="cyan"/>
+          <w:lang w:val="en-GB"/>
+        </w:rPr>
+        <w:t xml:space="preserve"> 2 </w:t>
+      </w:r>
+      <w:proofErr w:type="spellStart"/>
+      <w:r>
+        <w:rPr>
+          <w:highlight w:val="cyan"/>
+          <w:lang w:val="en-GB"/>
+        </w:rPr>
+        <w:t>yarımdan</w:t>
+      </w:r>
+      <w:proofErr w:type="spellEnd"/>
+      <w:r>
+        <w:rPr>
+          <w:highlight w:val="cyan"/>
+          <w:lang w:val="en-GB"/>
+        </w:rPr>
+        <w:t xml:space="preserve"> </w:t>
+      </w:r>
+      <w:proofErr w:type="spellStart"/>
+      <w:r>
+        <w:rPr>
+          <w:highlight w:val="cyan"/>
+          <w:lang w:val="en-GB"/>
+        </w:rPr>
+        <w:t>çox</w:t>
+      </w:r>
+      <w:proofErr w:type="spellEnd"/>
+      <w:r>
+        <w:rPr>
+          <w:highlight w:val="cyan"/>
+          <w:lang w:val="en-GB"/>
+        </w:rPr>
+        <w:t xml:space="preserve"> </w:t>
+      </w:r>
+      <w:proofErr w:type="spellStart"/>
+      <w:r>
+        <w:rPr>
+          <w:highlight w:val="cyan"/>
+          <w:lang w:val="en-GB"/>
+        </w:rPr>
+        <w:t>pul</w:t>
+      </w:r>
+      <w:proofErr w:type="spellEnd"/>
+      <w:r>
+        <w:rPr>
+          <w:highlight w:val="cyan"/>
+          <w:lang w:val="en-GB"/>
+        </w:rPr>
+        <w:t xml:space="preserve"> </w:t>
+      </w:r>
+      <w:proofErr w:type="spellStart"/>
+      <w:r>
+        <w:rPr>
+          <w:highlight w:val="cyan"/>
+          <w:lang w:val="en-GB"/>
+        </w:rPr>
+        <w:t>var</w:t>
+      </w:r>
+      <w:proofErr w:type="spellEnd"/>
+      <w:r>
+        <w:rPr>
+          <w:highlight w:val="cyan"/>
+          <w:lang w:val="en-GB"/>
+        </w:rPr>
+        <w:t xml:space="preserve"> da. </w:t>
+      </w:r>
+      <w:proofErr w:type="spellStart"/>
+      <w:r>
+        <w:rPr>
+          <w:highlight w:val="cyan"/>
+          <w:lang w:val="en-GB"/>
+        </w:rPr>
+        <w:t>Elə</w:t>
+      </w:r>
+      <w:proofErr w:type="spellEnd"/>
+      <w:r>
+        <w:rPr>
+          <w:highlight w:val="cyan"/>
+          <w:lang w:val="en-GB"/>
+        </w:rPr>
+        <w:t xml:space="preserve"> 5 </w:t>
+      </w:r>
+      <w:proofErr w:type="gramStart"/>
+      <w:r>
+        <w:rPr>
+          <w:highlight w:val="cyan"/>
+          <w:lang w:val="en-GB"/>
+        </w:rPr>
+        <w:t xml:space="preserve">000 </w:t>
+      </w:r>
+      <w:proofErr w:type="spellStart"/>
+      <w:r>
+        <w:rPr>
+          <w:highlight w:val="cyan"/>
+          <w:lang w:val="en-GB"/>
+        </w:rPr>
+        <w:t>də</w:t>
+      </w:r>
+      <w:proofErr w:type="spellEnd"/>
+      <w:proofErr w:type="gramEnd"/>
+      <w:r>
+        <w:rPr>
+          <w:highlight w:val="cyan"/>
+          <w:lang w:val="en-GB"/>
+        </w:rPr>
+        <w:t xml:space="preserve"> ABB-</w:t>
+      </w:r>
+      <w:proofErr w:type="spellStart"/>
+      <w:r>
+        <w:rPr>
+          <w:highlight w:val="cyan"/>
+          <w:lang w:val="en-GB"/>
+        </w:rPr>
+        <w:t>də</w:t>
+      </w:r>
+      <w:proofErr w:type="spellEnd"/>
+      <w:r>
+        <w:rPr>
+          <w:highlight w:val="cyan"/>
+          <w:lang w:val="en-GB"/>
+        </w:rPr>
+        <w:t xml:space="preserve"> </w:t>
+      </w:r>
+      <w:proofErr w:type="spellStart"/>
+      <w:r>
+        <w:rPr>
+          <w:highlight w:val="cyan"/>
+          <w:lang w:val="en-GB"/>
+        </w:rPr>
+        <w:t>pullar</w:t>
+      </w:r>
+      <w:proofErr w:type="spellEnd"/>
+      <w:r>
+        <w:rPr>
+          <w:highlight w:val="cyan"/>
+          <w:lang w:val="en-GB"/>
+        </w:rPr>
+        <w:t xml:space="preserve"> </w:t>
+      </w:r>
+      <w:proofErr w:type="spellStart"/>
+      <w:r>
+        <w:rPr>
+          <w:highlight w:val="cyan"/>
+          <w:lang w:val="en-GB"/>
+        </w:rPr>
+        <w:t>var</w:t>
+      </w:r>
+      <w:proofErr w:type="spellEnd"/>
+      <w:r>
+        <w:rPr>
+          <w:highlight w:val="cyan"/>
+          <w:lang w:val="en-GB"/>
+        </w:rPr>
+        <w:t xml:space="preserve">, 5 000-dən </w:t>
+      </w:r>
+      <w:proofErr w:type="spellStart"/>
+      <w:r>
+        <w:rPr>
+          <w:highlight w:val="cyan"/>
+          <w:lang w:val="en-GB"/>
+        </w:rPr>
+        <w:t>yuxarı</w:t>
+      </w:r>
+      <w:proofErr w:type="spellEnd"/>
+      <w:r>
+        <w:rPr>
+          <w:highlight w:val="cyan"/>
+          <w:lang w:val="en-GB"/>
+        </w:rPr>
+        <w:t xml:space="preserve">. </w:t>
+      </w:r>
+      <w:proofErr w:type="spellStart"/>
+      <w:r>
+        <w:rPr>
+          <w:highlight w:val="cyan"/>
+          <w:lang w:val="en-GB"/>
+        </w:rPr>
+        <w:t>Yəni</w:t>
+      </w:r>
+      <w:proofErr w:type="spellEnd"/>
+      <w:r>
+        <w:rPr>
+          <w:highlight w:val="cyan"/>
+          <w:lang w:val="en-GB"/>
+        </w:rPr>
+        <w:t xml:space="preserve"> </w:t>
+      </w:r>
+      <w:proofErr w:type="spellStart"/>
+      <w:r>
+        <w:rPr>
+          <w:highlight w:val="cyan"/>
+          <w:lang w:val="en-GB"/>
+        </w:rPr>
+        <w:t>bunun</w:t>
+      </w:r>
+      <w:proofErr w:type="spellEnd"/>
+      <w:r>
+        <w:rPr>
+          <w:highlight w:val="cyan"/>
+          <w:lang w:val="en-GB"/>
+        </w:rPr>
+        <w:t xml:space="preserve"> </w:t>
+      </w:r>
+      <w:proofErr w:type="spellStart"/>
+      <w:r>
+        <w:rPr>
+          <w:highlight w:val="cyan"/>
+          <w:lang w:val="en-GB"/>
+        </w:rPr>
+        <w:t>səbəbi</w:t>
+      </w:r>
+      <w:proofErr w:type="spellEnd"/>
+      <w:r>
+        <w:rPr>
+          <w:highlight w:val="cyan"/>
+          <w:lang w:val="en-GB"/>
+        </w:rPr>
+        <w:t xml:space="preserve"> </w:t>
+      </w:r>
+      <w:proofErr w:type="spellStart"/>
+      <w:r>
+        <w:rPr>
+          <w:highlight w:val="cyan"/>
+          <w:lang w:val="en-GB"/>
+        </w:rPr>
+        <w:t>nədir</w:t>
+      </w:r>
+      <w:proofErr w:type="spellEnd"/>
+      <w:r>
+        <w:rPr>
+          <w:highlight w:val="cyan"/>
+          <w:lang w:val="en-GB"/>
+        </w:rPr>
+        <w:t xml:space="preserve">? </w:t>
+      </w:r>
+      <w:proofErr w:type="spellStart"/>
+      <w:r>
+        <w:rPr>
+          <w:highlight w:val="cyan"/>
+          <w:lang w:val="en-GB"/>
+        </w:rPr>
+        <w:t>Bir</w:t>
+      </w:r>
+      <w:proofErr w:type="spellEnd"/>
+      <w:r>
+        <w:rPr>
+          <w:highlight w:val="cyan"/>
+          <w:lang w:val="en-GB"/>
+        </w:rPr>
+        <w:t xml:space="preserve"> </w:t>
+      </w:r>
+      <w:proofErr w:type="spellStart"/>
+      <w:r>
+        <w:rPr>
+          <w:highlight w:val="cyan"/>
+          <w:lang w:val="en-GB"/>
+        </w:rPr>
+        <w:t>də</w:t>
+      </w:r>
+      <w:proofErr w:type="spellEnd"/>
+      <w:r>
+        <w:rPr>
+          <w:highlight w:val="cyan"/>
+          <w:lang w:val="en-GB"/>
+        </w:rPr>
+        <w:t xml:space="preserve"> </w:t>
+      </w:r>
+      <w:proofErr w:type="spellStart"/>
+      <w:r>
+        <w:rPr>
+          <w:highlight w:val="cyan"/>
+          <w:lang w:val="en-GB"/>
+        </w:rPr>
+        <w:t>bir</w:t>
+      </w:r>
+      <w:proofErr w:type="spellEnd"/>
+      <w:r>
+        <w:rPr>
+          <w:highlight w:val="cyan"/>
+          <w:lang w:val="en-GB"/>
+        </w:rPr>
+        <w:t xml:space="preserve"> </w:t>
+      </w:r>
+      <w:proofErr w:type="spellStart"/>
+      <w:r>
+        <w:rPr>
+          <w:highlight w:val="cyan"/>
+          <w:lang w:val="en-GB"/>
+        </w:rPr>
+        <w:t>tərəfdən</w:t>
+      </w:r>
+      <w:proofErr w:type="spellEnd"/>
+      <w:r>
+        <w:rPr>
+          <w:highlight w:val="cyan"/>
+          <w:lang w:val="en-GB"/>
+        </w:rPr>
+        <w:t xml:space="preserve"> </w:t>
+      </w:r>
+      <w:proofErr w:type="spellStart"/>
+      <w:r>
+        <w:rPr>
+          <w:highlight w:val="cyan"/>
+          <w:lang w:val="en-GB"/>
+        </w:rPr>
+        <w:t>mən</w:t>
+      </w:r>
+      <w:proofErr w:type="spellEnd"/>
+      <w:r>
+        <w:rPr>
+          <w:highlight w:val="cyan"/>
+          <w:lang w:val="en-GB"/>
+        </w:rPr>
+        <w:t xml:space="preserve"> </w:t>
+      </w:r>
+      <w:proofErr w:type="spellStart"/>
+      <w:r>
+        <w:rPr>
+          <w:highlight w:val="cyan"/>
+          <w:lang w:val="en-GB"/>
+        </w:rPr>
+        <w:t>sizə</w:t>
+      </w:r>
+      <w:proofErr w:type="spellEnd"/>
+      <w:r>
+        <w:rPr>
+          <w:highlight w:val="cyan"/>
+          <w:lang w:val="en-GB"/>
+        </w:rPr>
+        <w:t xml:space="preserve"> </w:t>
+      </w:r>
+      <w:proofErr w:type="spellStart"/>
+      <w:r>
+        <w:rPr>
+          <w:highlight w:val="cyan"/>
+          <w:lang w:val="en-GB"/>
+        </w:rPr>
+        <w:t>deyim</w:t>
+      </w:r>
+      <w:proofErr w:type="spellEnd"/>
+      <w:r>
+        <w:rPr>
+          <w:highlight w:val="cyan"/>
+          <w:lang w:val="en-GB"/>
+        </w:rPr>
+        <w:t xml:space="preserve"> </w:t>
+      </w:r>
+      <w:proofErr w:type="spellStart"/>
+      <w:r>
+        <w:rPr>
+          <w:highlight w:val="cyan"/>
+          <w:lang w:val="en-GB"/>
+        </w:rPr>
+        <w:t>ki</w:t>
+      </w:r>
+      <w:proofErr w:type="spellEnd"/>
+      <w:r>
+        <w:rPr>
+          <w:highlight w:val="cyan"/>
+          <w:lang w:val="en-GB"/>
+        </w:rPr>
+        <w:t xml:space="preserve">, </w:t>
+      </w:r>
+      <w:proofErr w:type="spellStart"/>
+      <w:r>
+        <w:rPr>
+          <w:highlight w:val="cyan"/>
+          <w:lang w:val="en-GB"/>
+        </w:rPr>
+        <w:t>misal</w:t>
+      </w:r>
+      <w:proofErr w:type="spellEnd"/>
+      <w:r>
+        <w:rPr>
+          <w:highlight w:val="cyan"/>
+          <w:lang w:val="en-GB"/>
+        </w:rPr>
+        <w:t xml:space="preserve"> </w:t>
+      </w:r>
+      <w:proofErr w:type="spellStart"/>
+      <w:r>
+        <w:rPr>
+          <w:highlight w:val="cyan"/>
+          <w:lang w:val="en-GB"/>
+        </w:rPr>
+        <w:t>üçün</w:t>
+      </w:r>
+      <w:proofErr w:type="spellEnd"/>
+      <w:r>
+        <w:rPr>
+          <w:highlight w:val="cyan"/>
+          <w:lang w:val="en-GB"/>
+        </w:rPr>
+        <w:t xml:space="preserve">, </w:t>
+      </w:r>
+      <w:proofErr w:type="spellStart"/>
+      <w:proofErr w:type="gramStart"/>
+      <w:r>
+        <w:rPr>
+          <w:highlight w:val="cyan"/>
+          <w:lang w:val="en-GB"/>
+        </w:rPr>
+        <w:t>ola</w:t>
+      </w:r>
+      <w:proofErr w:type="spellEnd"/>
+      <w:proofErr w:type="gramEnd"/>
+      <w:r>
+        <w:rPr>
+          <w:highlight w:val="cyan"/>
+          <w:lang w:val="en-GB"/>
+        </w:rPr>
+        <w:t xml:space="preserve"> </w:t>
+      </w:r>
+      <w:proofErr w:type="spellStart"/>
+      <w:r>
+        <w:rPr>
+          <w:highlight w:val="cyan"/>
+          <w:lang w:val="en-GB"/>
+        </w:rPr>
+        <w:t>bilsin</w:t>
+      </w:r>
+      <w:proofErr w:type="spellEnd"/>
+      <w:r>
+        <w:rPr>
+          <w:highlight w:val="cyan"/>
+          <w:lang w:val="en-GB"/>
+        </w:rPr>
+        <w:t xml:space="preserve"> </w:t>
+      </w:r>
+      <w:proofErr w:type="spellStart"/>
+      <w:r>
+        <w:rPr>
+          <w:highlight w:val="cyan"/>
+          <w:lang w:val="en-GB"/>
+        </w:rPr>
+        <w:t>bəlkə</w:t>
+      </w:r>
+      <w:proofErr w:type="spellEnd"/>
+      <w:r>
+        <w:rPr>
+          <w:highlight w:val="cyan"/>
+          <w:lang w:val="en-GB"/>
+        </w:rPr>
+        <w:t xml:space="preserve"> </w:t>
+      </w:r>
+      <w:proofErr w:type="spellStart"/>
+      <w:r>
+        <w:rPr>
+          <w:highlight w:val="cyan"/>
+          <w:lang w:val="en-GB"/>
+        </w:rPr>
+        <w:t>səbəb</w:t>
+      </w:r>
+      <w:proofErr w:type="spellEnd"/>
+      <w:r>
+        <w:rPr>
+          <w:highlight w:val="cyan"/>
+          <w:lang w:val="en-GB"/>
+        </w:rPr>
+        <w:t xml:space="preserve"> </w:t>
+      </w:r>
+      <w:proofErr w:type="spellStart"/>
+      <w:r>
+        <w:rPr>
+          <w:highlight w:val="cyan"/>
+          <w:lang w:val="en-GB"/>
+        </w:rPr>
+        <w:t>budur</w:t>
+      </w:r>
+      <w:proofErr w:type="spellEnd"/>
+      <w:r>
+        <w:rPr>
+          <w:highlight w:val="cyan"/>
+          <w:lang w:val="en-GB"/>
+        </w:rPr>
+        <w:t xml:space="preserve">, </w:t>
+      </w:r>
+      <w:proofErr w:type="spellStart"/>
+      <w:r>
+        <w:rPr>
+          <w:highlight w:val="cyan"/>
+          <w:lang w:val="en-GB"/>
+        </w:rPr>
+        <w:t>yəni</w:t>
+      </w:r>
+      <w:proofErr w:type="spellEnd"/>
+      <w:r>
+        <w:rPr>
+          <w:highlight w:val="cyan"/>
+          <w:lang w:val="en-GB"/>
+        </w:rPr>
+        <w:t xml:space="preserve"> </w:t>
+      </w:r>
+      <w:proofErr w:type="spellStart"/>
+      <w:r>
+        <w:rPr>
+          <w:highlight w:val="cyan"/>
+          <w:lang w:val="en-GB"/>
+        </w:rPr>
+        <w:t>siz</w:t>
+      </w:r>
+      <w:proofErr w:type="spellEnd"/>
+      <w:r>
+        <w:rPr>
+          <w:highlight w:val="cyan"/>
+          <w:lang w:val="en-GB"/>
+        </w:rPr>
+        <w:t xml:space="preserve"> </w:t>
+      </w:r>
+      <w:proofErr w:type="spellStart"/>
+      <w:r>
+        <w:rPr>
+          <w:highlight w:val="cyan"/>
+          <w:lang w:val="en-GB"/>
+        </w:rPr>
+        <w:t>də</w:t>
+      </w:r>
+      <w:proofErr w:type="spellEnd"/>
+      <w:r>
+        <w:rPr>
+          <w:highlight w:val="cyan"/>
+          <w:lang w:val="en-GB"/>
+        </w:rPr>
+        <w:t xml:space="preserve"> </w:t>
+      </w:r>
+      <w:proofErr w:type="spellStart"/>
+      <w:r>
+        <w:rPr>
+          <w:highlight w:val="cyan"/>
+          <w:lang w:val="en-GB"/>
+        </w:rPr>
+        <w:t>bir</w:t>
+      </w:r>
+      <w:proofErr w:type="spellEnd"/>
+      <w:r>
+        <w:rPr>
+          <w:highlight w:val="cyan"/>
+          <w:lang w:val="en-GB"/>
+        </w:rPr>
+        <w:t xml:space="preserve"> </w:t>
+      </w:r>
+      <w:proofErr w:type="spellStart"/>
+      <w:r>
+        <w:rPr>
+          <w:highlight w:val="cyan"/>
+          <w:lang w:val="en-GB"/>
+        </w:rPr>
+        <w:t>orada</w:t>
+      </w:r>
+      <w:proofErr w:type="spellEnd"/>
+      <w:r>
+        <w:rPr>
+          <w:highlight w:val="cyan"/>
+          <w:lang w:val="en-GB"/>
+        </w:rPr>
+        <w:t xml:space="preserve"> </w:t>
+      </w:r>
+      <w:proofErr w:type="spellStart"/>
+      <w:r>
+        <w:rPr>
+          <w:highlight w:val="cyan"/>
+          <w:lang w:val="en-GB"/>
+        </w:rPr>
+        <w:t>işləyirsiniz</w:t>
+      </w:r>
+      <w:proofErr w:type="spellEnd"/>
+      <w:r>
+        <w:rPr>
+          <w:highlight w:val="cyan"/>
+          <w:lang w:val="en-GB"/>
+        </w:rPr>
+        <w:t xml:space="preserve"> </w:t>
+      </w:r>
+      <w:proofErr w:type="spellStart"/>
+      <w:r>
+        <w:rPr>
+          <w:highlight w:val="cyan"/>
+          <w:lang w:val="en-GB"/>
+        </w:rPr>
+        <w:t>də</w:t>
+      </w:r>
+      <w:proofErr w:type="spellEnd"/>
+      <w:r>
+        <w:rPr>
+          <w:highlight w:val="cyan"/>
+          <w:lang w:val="en-GB"/>
+        </w:rPr>
+        <w:t xml:space="preserve"> </w:t>
+      </w:r>
+      <w:proofErr w:type="spellStart"/>
+      <w:r>
+        <w:rPr>
+          <w:highlight w:val="cyan"/>
+          <w:lang w:val="en-GB"/>
+        </w:rPr>
+        <w:t>mütəxəssis</w:t>
+      </w:r>
+      <w:proofErr w:type="spellEnd"/>
+      <w:r>
+        <w:rPr>
+          <w:highlight w:val="cyan"/>
+          <w:lang w:val="en-GB"/>
+        </w:rPr>
+        <w:t xml:space="preserve"> </w:t>
+      </w:r>
+      <w:proofErr w:type="spellStart"/>
+      <w:r>
+        <w:rPr>
+          <w:highlight w:val="cyan"/>
+          <w:lang w:val="en-GB"/>
+        </w:rPr>
+        <w:t>kimi</w:t>
+      </w:r>
+      <w:proofErr w:type="spellEnd"/>
+      <w:r>
+        <w:rPr>
+          <w:highlight w:val="cyan"/>
+          <w:lang w:val="en-GB"/>
+        </w:rPr>
+        <w:t>.</w:t>
+      </w:r>
+      <w:r>
+        <w:rPr>
+          <w:lang w:val="en-GB"/>
+        </w:rPr>
+        <w:t>}</w:t>
+      </w:r>
+    </w:p>
+    <w:p>
+      <w:pPr>
+        <w:ind w:left="720"/>
+        <w:rPr>
+          <w:lang w:val="en-GB"/>
+        </w:rPr>
+      </w:pPr>
+      <w:r>
+        <w:rPr>
+          <w:lang w:val="en-GB"/>
+        </w:rPr>
+        <w:t>{"</w:t>
+      </w:r>
+      <w:proofErr w:type="spellStart"/>
+      <w:r>
+        <w:rPr>
+          <w:lang w:val="en-GB"/>
+        </w:rPr>
+        <w:t>start_time</w:t>
+      </w:r>
+      <w:proofErr w:type="spellEnd"/>
+      <w:r>
+        <w:rPr>
+          <w:lang w:val="en-GB"/>
+        </w:rPr>
+        <w:t xml:space="preserve">": </w:t>
+      </w:r>
+      <w:r>
+        <w:rPr>
+          <w:lang w:val="en-GB"/>
+        </w:rPr>
+        <w:t>"01:54.612</w:t>
+      </w:r>
+      <w:r>
+        <w:rPr>
+          <w:lang w:val="en-GB"/>
+        </w:rPr>
+        <w:t>"</w:t>
+      </w:r>
+      <w:r>
+        <w:rPr>
+          <w:lang w:val="en-GB"/>
+        </w:rPr>
+        <w:t>, "</w:t>
+      </w:r>
+      <w:proofErr w:type="spellStart"/>
+      <w:r>
+        <w:rPr>
+          <w:lang w:val="en-GB"/>
+        </w:rPr>
+        <w:t>end_time</w:t>
+      </w:r>
+      <w:proofErr w:type="spellEnd"/>
+      <w:r>
+        <w:rPr>
+          <w:lang w:val="en-GB"/>
+        </w:rPr>
+        <w:t>": "01:59</w:t>
+      </w:r>
+      <w:r>
+        <w:rPr>
+          <w:lang w:val="en-GB"/>
+        </w:rPr>
+        <w:t>.000</w:t>
+      </w:r>
+      <w:r>
+        <w:rPr>
+          <w:lang w:val="en-GB"/>
+        </w:rPr>
+        <w:t>", "speaker": "</w:t>
+      </w:r>
+      <w:proofErr w:type="spellStart"/>
+      <w:r>
+        <w:rPr>
+          <w:lang w:val="en-GB"/>
+        </w:rPr>
+        <w:t>Müştəri</w:t>
+      </w:r>
+      <w:proofErr w:type="spellEnd"/>
+      <w:r>
+        <w:rPr>
+          <w:lang w:val="en-GB"/>
+        </w:rPr>
+        <w:t>", "text": "</w:t>
+      </w:r>
+      <w:proofErr w:type="spellStart"/>
+      <w:r>
+        <w:rPr>
+          <w:highlight w:val="green"/>
+          <w:lang w:val="en-GB"/>
+        </w:rPr>
+        <w:t>Məndə</w:t>
+      </w:r>
+      <w:proofErr w:type="spellEnd"/>
+      <w:r>
+        <w:rPr>
+          <w:highlight w:val="green"/>
+          <w:lang w:val="en-GB"/>
+        </w:rPr>
+        <w:t xml:space="preserve"> </w:t>
+      </w:r>
+      <w:proofErr w:type="spellStart"/>
+      <w:r>
+        <w:rPr>
+          <w:highlight w:val="green"/>
+          <w:lang w:val="en-GB"/>
+        </w:rPr>
+        <w:t>misal</w:t>
+      </w:r>
+      <w:proofErr w:type="spellEnd"/>
+      <w:r>
+        <w:rPr>
+          <w:highlight w:val="green"/>
+          <w:lang w:val="en-GB"/>
+        </w:rPr>
+        <w:t xml:space="preserve"> </w:t>
+      </w:r>
+      <w:proofErr w:type="spellStart"/>
+      <w:r>
+        <w:rPr>
+          <w:highlight w:val="green"/>
+          <w:lang w:val="en-GB"/>
+        </w:rPr>
+        <w:t>üçün</w:t>
+      </w:r>
+      <w:proofErr w:type="spellEnd"/>
+      <w:r>
+        <w:rPr>
+          <w:highlight w:val="green"/>
+          <w:lang w:val="en-GB"/>
+        </w:rPr>
+        <w:t xml:space="preserve">, Leo </w:t>
+      </w:r>
+      <w:proofErr w:type="spellStart"/>
+      <w:r>
+        <w:rPr>
+          <w:highlight w:val="green"/>
+          <w:lang w:val="en-GB"/>
+        </w:rPr>
+        <w:t>Bankda</w:t>
+      </w:r>
+      <w:proofErr w:type="spellEnd"/>
+      <w:r>
+        <w:rPr>
+          <w:highlight w:val="green"/>
+          <w:lang w:val="en-GB"/>
+        </w:rPr>
+        <w:t xml:space="preserve"> 8 000 </w:t>
+      </w:r>
+      <w:proofErr w:type="spellStart"/>
+      <w:r>
+        <w:rPr>
+          <w:highlight w:val="green"/>
+          <w:lang w:val="en-GB"/>
+        </w:rPr>
+        <w:t>kredit</w:t>
+      </w:r>
+      <w:proofErr w:type="spellEnd"/>
+      <w:r>
+        <w:rPr>
+          <w:highlight w:val="green"/>
+          <w:lang w:val="en-GB"/>
+        </w:rPr>
+        <w:t xml:space="preserve"> </w:t>
+      </w:r>
+      <w:proofErr w:type="spellStart"/>
+      <w:r>
+        <w:rPr>
+          <w:highlight w:val="green"/>
+          <w:lang w:val="en-GB"/>
+        </w:rPr>
+        <w:t>var</w:t>
+      </w:r>
+      <w:proofErr w:type="spellEnd"/>
+      <w:r>
+        <w:rPr>
+          <w:highlight w:val="green"/>
+          <w:lang w:val="en-GB"/>
+        </w:rPr>
+        <w:t xml:space="preserve">, </w:t>
+      </w:r>
+      <w:proofErr w:type="spellStart"/>
+      <w:r>
+        <w:rPr>
+          <w:highlight w:val="green"/>
+          <w:lang w:val="en-GB"/>
+        </w:rPr>
+        <w:t>Kapitalda</w:t>
+      </w:r>
+      <w:proofErr w:type="spellEnd"/>
+      <w:r>
+        <w:rPr>
+          <w:highlight w:val="green"/>
+          <w:lang w:val="en-GB"/>
+        </w:rPr>
+        <w:t xml:space="preserve"> da 2 000 </w:t>
+      </w:r>
+      <w:proofErr w:type="spellStart"/>
+      <w:r>
+        <w:rPr>
+          <w:highlight w:val="green"/>
+          <w:lang w:val="en-GB"/>
+        </w:rPr>
+        <w:t>kredit</w:t>
+      </w:r>
+      <w:proofErr w:type="spellEnd"/>
+      <w:r>
+        <w:rPr>
+          <w:highlight w:val="green"/>
+          <w:lang w:val="en-GB"/>
+        </w:rPr>
+        <w:t xml:space="preserve"> var. O </w:t>
+      </w:r>
+      <w:proofErr w:type="spellStart"/>
+      <w:r>
+        <w:rPr>
+          <w:highlight w:val="green"/>
+          <w:lang w:val="en-GB"/>
+        </w:rPr>
+        <w:t>səbəb</w:t>
+      </w:r>
+      <w:proofErr w:type="spellEnd"/>
+      <w:r>
+        <w:rPr>
+          <w:highlight w:val="green"/>
+          <w:lang w:val="en-GB"/>
+        </w:rPr>
+        <w:t xml:space="preserve"> </w:t>
+      </w:r>
+      <w:proofErr w:type="spellStart"/>
+      <w:proofErr w:type="gramStart"/>
+      <w:r>
+        <w:rPr>
+          <w:highlight w:val="green"/>
+          <w:lang w:val="en-GB"/>
+        </w:rPr>
+        <w:t>ola</w:t>
+      </w:r>
+      <w:proofErr w:type="spellEnd"/>
+      <w:proofErr w:type="gramEnd"/>
+      <w:r>
+        <w:rPr>
+          <w:highlight w:val="green"/>
+          <w:lang w:val="en-GB"/>
+        </w:rPr>
+        <w:t xml:space="preserve"> </w:t>
+      </w:r>
+      <w:proofErr w:type="spellStart"/>
+      <w:r>
+        <w:rPr>
+          <w:highlight w:val="green"/>
+          <w:lang w:val="en-GB"/>
+        </w:rPr>
+        <w:t>bilərmi</w:t>
+      </w:r>
+      <w:proofErr w:type="spellEnd"/>
+      <w:r>
+        <w:rPr>
+          <w:highlight w:val="green"/>
+          <w:lang w:val="en-GB"/>
+        </w:rPr>
+        <w:t xml:space="preserve">, </w:t>
+      </w:r>
+      <w:proofErr w:type="spellStart"/>
+      <w:r>
+        <w:rPr>
+          <w:highlight w:val="green"/>
+          <w:lang w:val="en-GB"/>
+        </w:rPr>
+        <w:t>yoxsa</w:t>
+      </w:r>
+      <w:proofErr w:type="spellEnd"/>
+      <w:r>
+        <w:rPr>
+          <w:highlight w:val="green"/>
+          <w:lang w:val="en-GB"/>
+        </w:rPr>
+        <w:t xml:space="preserve"> </w:t>
+      </w:r>
+      <w:proofErr w:type="spellStart"/>
+      <w:r>
+        <w:rPr>
+          <w:highlight w:val="green"/>
+          <w:lang w:val="en-GB"/>
+        </w:rPr>
+        <w:t>necə</w:t>
+      </w:r>
+      <w:proofErr w:type="spellEnd"/>
+      <w:r>
+        <w:rPr>
+          <w:highlight w:val="green"/>
+          <w:lang w:val="en-GB"/>
+        </w:rPr>
+        <w:t>?</w:t>
+      </w:r>
+      <w:bookmarkStart w:id="0" w:name="_GoBack"/>
+      <w:bookmarkEnd w:id="0"/>
+      <w:r>
+        <w:rPr>
+          <w:lang w:val="en-GB"/>
+        </w:rPr>
+        <w:t>"}</w:t>
+      </w:r>
+    </w:p>
     <w:sectPr>
-      <w:pgSz w:w="12240" w:h="15840"/>
-      <w:pgMar w:top="1440" w:right="1440" w:bottom="1440" w:left="1440" w:header="720" w:footer="720" w:gutter="0"/>
-      <w:cols w:space="720"/>
+      <w:pgSz w:w="11906" w:h="16838"/>
+      <w:pgMar w:top="1440" w:right="1440" w:bottom="1440" w:left="1440" w:header="708" w:footer="708" w:gutter="0"/>
+      <w:cols w:space="708"/>
       <w:docGrid w:linePitch="360"/>
     </w:sectPr>
   </w:body>
@@ -1877,7 +5825,7 @@
 </file>
 
 <file path=word/numbering.xml><?xml version="1.0" encoding="utf-8"?>
-<w:numbering xmlns:wpc="http://schemas.microsoft.com/office/word/2010/wordprocessingCanvas" xmlns:cx="http://schemas.microsoft.com/office/drawing/2014/chartex" xmlns:cx1="http://schemas.microsoft.com/office/drawing/2015/9/8/chartex" xmlns:cx2="http://schemas.microsoft.com/office/drawing/2015/10/21/chartex" xmlns:cx3="http://schemas.microsoft.com/office/drawing/2016/5/9/chartex" xmlns:cx4="http://schemas.microsoft.com/office/drawing/2016/5/10/chartex" xmlns:cx5="http://schemas.microsoft.com/office/drawing/2016/5/11/chartex" xmlns:cx6="http://schemas.microsoft.com/office/drawing/2016/5/12/chartex" xmlns:cx7="http://schemas.microsoft.com/office/drawing/2016/5/13/chartex" xmlns:cx8="http://schemas.microsoft.com/office/drawing/2016/5/14/chartex" xmlns:mc="http://schemas.openxmlformats.org/markup-compatibility/2006" xmlns:aink="http://schemas.microsoft.com/office/drawing/2016/ink" xmlns:am3d="http://schemas.microsoft.com/office/drawing/2017/model3d" xmlns:o="urn:schemas-microsoft-com:office:office" xmlns:r="http://schemas.openxmlformats.org/officeDocument/2006/relationships" xmlns:m="http://schemas.openxmlformats.org/officeDocument/2006/math" xmlns:v="urn:schemas-microsoft-com:vml" xmlns:wp14="http://schemas.microsoft.com/office/word/2010/wordprocessingDrawing" xmlns:wp="http://schemas.openxmlformats.org/drawingml/2006/wordprocessingDrawing" xmlns:w10="urn:schemas-microsoft-com:office:word" xmlns:w="http://schemas.openxmlformats.org/wordprocessingml/2006/main" xmlns:w14="http://schemas.microsoft.com/office/word/2010/wordml" xmlns:w15="http://schemas.microsoft.com/office/word/2012/wordml" xmlns:w16cid="http://schemas.microsoft.com/office/word/2016/wordml/cid" xmlns:w16se="http://schemas.microsoft.com/office/word/2015/wordml/symex" xmlns:wpg="http://schemas.microsoft.com/office/word/2010/wordprocessingGroup" xmlns:wpi="http://schemas.microsoft.com/office/word/2010/wordprocessingInk" xmlns:wne="http://schemas.microsoft.com/office/word/2006/wordml" xmlns:wps="http://schemas.microsoft.com/office/word/2010/wordprocessingShape" mc:Ignorable="w14 w15 w16se w16cid wp14">
+<w:numbering xmlns:wpc="http://schemas.microsoft.com/office/word/2010/wordprocessingCanvas" xmlns:cx="http://schemas.microsoft.com/office/drawing/2014/chartex" xmlns:cx1="http://schemas.microsoft.com/office/drawing/2015/9/8/chartex" xmlns:mc="http://schemas.openxmlformats.org/markup-compatibility/2006" xmlns:o="urn:schemas-microsoft-com:office:office" xmlns:r="http://schemas.openxmlformats.org/officeDocument/2006/relationships" xmlns:m="http://schemas.openxmlformats.org/officeDocument/2006/math" xmlns:v="urn:schemas-microsoft-com:vml" xmlns:wp14="http://schemas.microsoft.com/office/word/2010/wordprocessingDrawing" xmlns:wp="http://schemas.openxmlformats.org/drawingml/2006/wordprocessingDrawing" xmlns:w10="urn:schemas-microsoft-com:office:word" xmlns:w="http://schemas.openxmlformats.org/wordprocessingml/2006/main" xmlns:w14="http://schemas.microsoft.com/office/word/2010/wordml" xmlns:w15="http://schemas.microsoft.com/office/word/2012/wordml" xmlns:w16se="http://schemas.microsoft.com/office/word/2015/wordml/symex" xmlns:wpg="http://schemas.microsoft.com/office/word/2010/wordprocessingGroup" xmlns:wpi="http://schemas.microsoft.com/office/word/2010/wordprocessingInk" xmlns:wne="http://schemas.microsoft.com/office/word/2006/wordml" xmlns:wps="http://schemas.microsoft.com/office/word/2010/wordprocessingShape" mc:Ignorable="w14 w15 w16se wp14">
   <w:abstractNum w:abstractNumId="0" w15:restartNumberingAfterBreak="0">
     <w:nsid w:val="4C9111C5"/>
     <w:multiLevelType w:val="hybridMultilevel"/>
@@ -2062,11 +6010,41 @@
   <w:num w:numId="2">
     <w:abstractNumId w:val="1"/>
   </w:num>
+  <w:num w:numId="3">
+    <w:abstractNumId w:val="1"/>
+    <w:lvlOverride w:ilvl="0">
+      <w:startOverride w:val="1"/>
+    </w:lvlOverride>
+    <w:lvlOverride w:ilvl="1">
+      <w:startOverride w:val="1"/>
+    </w:lvlOverride>
+    <w:lvlOverride w:ilvl="2">
+      <w:startOverride w:val="1"/>
+    </w:lvlOverride>
+    <w:lvlOverride w:ilvl="3">
+      <w:startOverride w:val="1"/>
+    </w:lvlOverride>
+    <w:lvlOverride w:ilvl="4">
+      <w:startOverride w:val="1"/>
+    </w:lvlOverride>
+    <w:lvlOverride w:ilvl="5">
+      <w:startOverride w:val="1"/>
+    </w:lvlOverride>
+    <w:lvlOverride w:ilvl="6">
+      <w:startOverride w:val="1"/>
+    </w:lvlOverride>
+    <w:lvlOverride w:ilvl="7">
+      <w:startOverride w:val="1"/>
+    </w:lvlOverride>
+    <w:lvlOverride w:ilvl="8">
+      <w:startOverride w:val="1"/>
+    </w:lvlOverride>
+  </w:num>
 </w:numbering>
 </file>
 
 <file path=word/styles.xml><?xml version="1.0" encoding="utf-8"?>
-<w:styles xmlns:mc="http://schemas.openxmlformats.org/markup-compatibility/2006" xmlns:r="http://schemas.openxmlformats.org/officeDocument/2006/relationships" xmlns:w="http://schemas.openxmlformats.org/wordprocessingml/2006/main" xmlns:w14="http://schemas.microsoft.com/office/word/2010/wordml" xmlns:w15="http://schemas.microsoft.com/office/word/2012/wordml" xmlns:w16cid="http://schemas.microsoft.com/office/word/2016/wordml/cid" xmlns:w16se="http://schemas.microsoft.com/office/word/2015/wordml/symex" mc:Ignorable="w14 w15 w16se w16cid">
+<w:styles xmlns:mc="http://schemas.openxmlformats.org/markup-compatibility/2006" xmlns:r="http://schemas.openxmlformats.org/officeDocument/2006/relationships" xmlns:w="http://schemas.openxmlformats.org/wordprocessingml/2006/main" xmlns:w14="http://schemas.microsoft.com/office/word/2010/wordml" xmlns:w15="http://schemas.microsoft.com/office/word/2012/wordml" xmlns:w16se="http://schemas.microsoft.com/office/word/2015/wordml/symex" mc:Ignorable="w14 w15 w16se">
   <w:docDefaults>
     <w:rPrDefault>
       <w:rPr>
@@ -2082,7 +6060,7 @@
       </w:pPr>
     </w:pPrDefault>
   </w:docDefaults>
-  <w:latentStyles w:defLockedState="0" w:defUIPriority="99" w:defSemiHidden="0" w:defUnhideWhenUsed="0" w:defQFormat="0" w:count="375">
+  <w:latentStyles w:defLockedState="0" w:defUIPriority="99" w:defSemiHidden="0" w:defUnhideWhenUsed="0" w:defQFormat="0" w:count="371">
     <w:lsdException w:name="Normal" w:uiPriority="0" w:qFormat="1"/>
     <w:lsdException w:name="heading 1" w:uiPriority="9" w:qFormat="1"/>
     <w:lsdException w:name="heading 2" w:semiHidden="1" w:uiPriority="9" w:unhideWhenUsed="1" w:qFormat="1"/>
@@ -2454,14 +6432,14 @@
     <w:lsdException w:name="List Table 5 Dark Accent 6" w:uiPriority="50"/>
     <w:lsdException w:name="List Table 6 Colorful Accent 6" w:uiPriority="51"/>
     <w:lsdException w:name="List Table 7 Colorful Accent 6" w:uiPriority="52"/>
-    <w:lsdException w:name="Mention" w:semiHidden="1" w:unhideWhenUsed="1"/>
-    <w:lsdException w:name="Smart Hyperlink" w:semiHidden="1" w:unhideWhenUsed="1"/>
-    <w:lsdException w:name="Hashtag" w:semiHidden="1" w:unhideWhenUsed="1"/>
-    <w:lsdException w:name="Unresolved Mention" w:semiHidden="1" w:unhideWhenUsed="1"/>
   </w:latentStyles>
   <w:style w:type="paragraph" w:default="1" w:styleId="Normal">
     <w:name w:val="Normal"/>
     <w:qFormat/>
+    <w:rsid w:val="00C43888"/>
+    <w:pPr>
+      <w:spacing w:line="254" w:lineRule="auto"/>
+    </w:pPr>
   </w:style>
   <w:style w:type="character" w:default="1" w:styleId="DefaultParagraphFont">
     <w:name w:val="Default Paragraph Font"/>

--- a/instructions.docx
+++ b/instructions.docx
@@ -1,6 +1,6 @@
 
 <file path=word/document.xml><?xml version="1.0" encoding="utf-8"?>
-<w:document xmlns:wpc="http://schemas.microsoft.com/office/word/2010/wordprocessingCanvas" xmlns:cx="http://schemas.microsoft.com/office/drawing/2014/chartex" xmlns:cx1="http://schemas.microsoft.com/office/drawing/2015/9/8/chartex" xmlns:mc="http://schemas.openxmlformats.org/markup-compatibility/2006" xmlns:o="urn:schemas-microsoft-com:office:office" xmlns:r="http://schemas.openxmlformats.org/officeDocument/2006/relationships" xmlns:m="http://schemas.openxmlformats.org/officeDocument/2006/math" xmlns:v="urn:schemas-microsoft-com:vml" xmlns:wp14="http://schemas.microsoft.com/office/word/2010/wordprocessingDrawing" xmlns:wp="http://schemas.openxmlformats.org/drawingml/2006/wordprocessingDrawing" xmlns:w10="urn:schemas-microsoft-com:office:word" xmlns:w="http://schemas.openxmlformats.org/wordprocessingml/2006/main" xmlns:w14="http://schemas.microsoft.com/office/word/2010/wordml" xmlns:w15="http://schemas.microsoft.com/office/word/2012/wordml" xmlns:w16se="http://schemas.microsoft.com/office/word/2015/wordml/symex" xmlns:wpg="http://schemas.microsoft.com/office/word/2010/wordprocessingGroup" xmlns:wpi="http://schemas.microsoft.com/office/word/2010/wordprocessingInk" xmlns:wne="http://schemas.microsoft.com/office/word/2006/wordml" xmlns:wps="http://schemas.microsoft.com/office/word/2010/wordprocessingShape" mc:Ignorable="w14 w15 w16se wp14">
+<w:document xmlns:wpc="http://schemas.microsoft.com/office/word/2010/wordprocessingCanvas" xmlns:cx="http://schemas.microsoft.com/office/drawing/2014/chartex" xmlns:cx1="http://schemas.microsoft.com/office/drawing/2015/9/8/chartex" xmlns:cx2="http://schemas.microsoft.com/office/drawing/2015/10/21/chartex" xmlns:cx3="http://schemas.microsoft.com/office/drawing/2016/5/9/chartex" xmlns:cx4="http://schemas.microsoft.com/office/drawing/2016/5/10/chartex" xmlns:cx5="http://schemas.microsoft.com/office/drawing/2016/5/11/chartex" xmlns:cx6="http://schemas.microsoft.com/office/drawing/2016/5/12/chartex" xmlns:cx7="http://schemas.microsoft.com/office/drawing/2016/5/13/chartex" xmlns:cx8="http://schemas.microsoft.com/office/drawing/2016/5/14/chartex" xmlns:mc="http://schemas.openxmlformats.org/markup-compatibility/2006" xmlns:aink="http://schemas.microsoft.com/office/drawing/2016/ink" xmlns:am3d="http://schemas.microsoft.com/office/drawing/2017/model3d" xmlns:o="urn:schemas-microsoft-com:office:office" xmlns:r="http://schemas.openxmlformats.org/officeDocument/2006/relationships" xmlns:m="http://schemas.openxmlformats.org/officeDocument/2006/math" xmlns:v="urn:schemas-microsoft-com:vml" xmlns:wp14="http://schemas.microsoft.com/office/word/2010/wordprocessingDrawing" xmlns:wp="http://schemas.openxmlformats.org/drawingml/2006/wordprocessingDrawing" xmlns:w10="urn:schemas-microsoft-com:office:word" xmlns:w="http://schemas.openxmlformats.org/wordprocessingml/2006/main" xmlns:w14="http://schemas.microsoft.com/office/word/2010/wordml" xmlns:w15="http://schemas.microsoft.com/office/word/2012/wordml" xmlns:w16cid="http://schemas.microsoft.com/office/word/2016/wordml/cid" xmlns:w16se="http://schemas.microsoft.com/office/word/2015/wordml/symex" xmlns:wpg="http://schemas.microsoft.com/office/word/2010/wordprocessingGroup" xmlns:wpi="http://schemas.microsoft.com/office/word/2010/wordprocessingInk" xmlns:wne="http://schemas.microsoft.com/office/word/2006/wordml" xmlns:wps="http://schemas.microsoft.com/office/word/2010/wordprocessingShape" mc:Ignorable="w14 w15 w16se w16cid wp14">
   <w:body>
     <w:p>
       <w:pPr>
@@ -334,7 +334,51 @@
           <w:shd w:val="clear" w:color="auto" w:fill="FFFFFF"/>
           <w:lang w:val="az-Latn-AZ"/>
         </w:rPr>
-        <w:t>həmin hissəni audio-dakı saniyəsinə uyğun olaraq segmentdən ayırın. Məsələn</w:t>
+        <w:t xml:space="preserve">həmin hissəni </w:t>
+      </w:r>
+      <w:proofErr w:type="spellStart"/>
+      <w:r>
+        <w:rPr>
+          <w:rStyle w:val="normaltextrun"/>
+          <w:rFonts w:ascii="Calibri" w:hAnsi="Calibri" w:cs="Calibri"/>
+          <w:color w:val="000000"/>
+          <w:shd w:val="clear" w:color="auto" w:fill="FFFFFF"/>
+          <w:lang w:val="az-Latn-AZ"/>
+        </w:rPr>
+        <w:t>audio-dakı</w:t>
+      </w:r>
+      <w:proofErr w:type="spellEnd"/>
+      <w:r>
+        <w:rPr>
+          <w:rStyle w:val="normaltextrun"/>
+          <w:rFonts w:ascii="Calibri" w:hAnsi="Calibri" w:cs="Calibri"/>
+          <w:color w:val="000000"/>
+          <w:shd w:val="clear" w:color="auto" w:fill="FFFFFF"/>
+          <w:lang w:val="az-Latn-AZ"/>
+        </w:rPr>
+        <w:t xml:space="preserve"> saniyəsinə uyğun olaraq </w:t>
+      </w:r>
+      <w:proofErr w:type="spellStart"/>
+      <w:r>
+        <w:rPr>
+          <w:rStyle w:val="normaltextrun"/>
+          <w:rFonts w:ascii="Calibri" w:hAnsi="Calibri" w:cs="Calibri"/>
+          <w:color w:val="000000"/>
+          <w:shd w:val="clear" w:color="auto" w:fill="FFFFFF"/>
+          <w:lang w:val="az-Latn-AZ"/>
+        </w:rPr>
+        <w:t>segmentdən</w:t>
+      </w:r>
+      <w:proofErr w:type="spellEnd"/>
+      <w:r>
+        <w:rPr>
+          <w:rStyle w:val="normaltextrun"/>
+          <w:rFonts w:ascii="Calibri" w:hAnsi="Calibri" w:cs="Calibri"/>
+          <w:color w:val="000000"/>
+          <w:shd w:val="clear" w:color="auto" w:fill="FFFFFF"/>
+          <w:lang w:val="az-Latn-AZ"/>
+        </w:rPr>
+        <w:t xml:space="preserve"> ayırın. Məsələn</w:t>
       </w:r>
       <w:r>
         <w:rPr>
@@ -1009,13 +1053,13 @@
       <w:r>
         <w:t>vasit</w:t>
       </w:r>
-      <w:proofErr w:type="spellEnd"/>
       <w:r>
         <w:rPr>
           <w:lang w:val="az-Latn-AZ"/>
         </w:rPr>
         <w:t>əsilə</w:t>
       </w:r>
+      <w:proofErr w:type="spellEnd"/>
       <w:r>
         <w:t xml:space="preserve"> </w:t>
       </w:r>
@@ -1266,13 +1310,8 @@
       <w:r>
         <w:t xml:space="preserve"> </w:t>
       </w:r>
-      <w:proofErr w:type="spellStart"/>
-      <w:r>
-        <w:t>Bura</w:t>
-      </w:r>
-      <w:proofErr w:type="spellEnd"/>
-      <w:r>
-        <w:t xml:space="preserve"> </w:t>
+      <w:r>
+        <w:t xml:space="preserve">Bura </w:t>
       </w:r>
       <w:proofErr w:type="spellStart"/>
       <w:r>
@@ -1313,7 +1352,6 @@
         <w:t>. (</w:t>
       </w:r>
       <w:proofErr w:type="spellStart"/>
-      <w:proofErr w:type="gramStart"/>
       <w:r>
         <w:rPr>
           <w:b/>
@@ -1322,7 +1360,6 @@
         <w:t>telefon</w:t>
       </w:r>
       <w:proofErr w:type="spellEnd"/>
-      <w:proofErr w:type="gramEnd"/>
       <w:r>
         <w:rPr>
           <w:b/>
@@ -1436,8 +1473,42 @@
         <w:rPr>
           <w:lang w:val="az-Latn-AZ"/>
         </w:rPr>
-        <w:t>Əgər audio-da danışan şəxs rəqəmləri fərli formatda səsləndirirsə</w:t>
-      </w:r>
+        <w:t xml:space="preserve">Əgər </w:t>
+      </w:r>
+      <w:proofErr w:type="spellStart"/>
+      <w:r>
+        <w:rPr>
+          <w:lang w:val="az-Latn-AZ"/>
+        </w:rPr>
+        <w:t>audio</w:t>
+      </w:r>
+      <w:proofErr w:type="spellEnd"/>
+      <w:r>
+        <w:rPr>
+          <w:lang w:val="az-Latn-AZ"/>
+        </w:rPr>
+        <w:t>-da danışan şəxs rəqəmləri fər</w:t>
+      </w:r>
+      <w:r>
+        <w:rPr>
+          <w:lang w:val="az-Latn-AZ"/>
+        </w:rPr>
+        <w:t>q</w:t>
+      </w:r>
+      <w:r>
+        <w:rPr>
+          <w:lang w:val="az-Latn-AZ"/>
+        </w:rPr>
+        <w:t xml:space="preserve">li formatda </w:t>
+      </w:r>
+      <w:proofErr w:type="spellStart"/>
+      <w:r>
+        <w:rPr>
+          <w:lang w:val="az-Latn-AZ"/>
+        </w:rPr>
+        <w:t>səsləndirirsə</w:t>
+      </w:r>
+      <w:proofErr w:type="spellEnd"/>
       <w:r>
         <w:rPr>
           <w:lang w:val="en-GB"/>
@@ -1494,19 +1565,45 @@
         </w:rPr>
         <w:t xml:space="preserve"> r</w:t>
       </w:r>
-      <w:r>
-        <w:rPr>
-          <w:lang w:val="az-Latn-AZ"/>
-        </w:rPr>
-        <w:t xml:space="preserve">əqəminə </w:t>
-      </w:r>
-      <w:r>
-        <w:rPr>
-          <w:b/>
-          <w:highlight w:val="yellow"/>
-          <w:lang w:val="az-Latn-AZ"/>
-        </w:rPr>
-        <w:t>“nol”</w:t>
+      <w:proofErr w:type="spellStart"/>
+      <w:r>
+        <w:rPr>
+          <w:lang w:val="az-Latn-AZ"/>
+        </w:rPr>
+        <w:t>əqəminə</w:t>
+      </w:r>
+      <w:proofErr w:type="spellEnd"/>
+      <w:r>
+        <w:rPr>
+          <w:lang w:val="az-Latn-AZ"/>
+        </w:rPr>
+        <w:t xml:space="preserve"> </w:t>
+      </w:r>
+      <w:r>
+        <w:rPr>
+          <w:b/>
+          <w:highlight w:val="yellow"/>
+          <w:lang w:val="az-Latn-AZ"/>
+        </w:rPr>
+        <w:t>“</w:t>
+      </w:r>
+      <w:proofErr w:type="spellStart"/>
+      <w:r>
+        <w:rPr>
+          <w:b/>
+          <w:highlight w:val="yellow"/>
+          <w:lang w:val="az-Latn-AZ"/>
+        </w:rPr>
+        <w:t>nol</w:t>
+      </w:r>
+      <w:proofErr w:type="spellEnd"/>
+      <w:r>
+        <w:rPr>
+          <w:b/>
+          <w:highlight w:val="yellow"/>
+          <w:lang w:val="az-Latn-AZ"/>
+        </w:rPr>
+        <w:t>”</w:t>
       </w:r>
       <w:r>
         <w:rPr>
@@ -1550,13 +1647,23 @@
         </w:rPr>
         <w:t>“h</w:t>
       </w:r>
-      <w:r>
-        <w:rPr>
-          <w:b/>
-          <w:highlight w:val="yellow"/>
-          <w:lang w:val="az-Latn-AZ"/>
-        </w:rPr>
-        <w:t>əşdad”</w:t>
+      <w:proofErr w:type="spellStart"/>
+      <w:r>
+        <w:rPr>
+          <w:b/>
+          <w:highlight w:val="yellow"/>
+          <w:lang w:val="az-Latn-AZ"/>
+        </w:rPr>
+        <w:t>əşdad</w:t>
+      </w:r>
+      <w:proofErr w:type="spellEnd"/>
+      <w:r>
+        <w:rPr>
+          <w:b/>
+          <w:highlight w:val="yellow"/>
+          <w:lang w:val="az-Latn-AZ"/>
+        </w:rPr>
+        <w:t>”</w:t>
       </w:r>
       <w:r>
         <w:rPr>
@@ -1570,55 +1677,59 @@
         </w:rPr>
         <w:t xml:space="preserve">, </w:t>
       </w:r>
-      <w:proofErr w:type="spellStart"/>
-      <w:r>
-        <w:rPr>
-          <w:lang w:val="en-GB"/>
-        </w:rPr>
-        <w:t>siz</w:t>
-      </w:r>
-      <w:proofErr w:type="spellEnd"/>
-      <w:r>
-        <w:rPr>
-          <w:lang w:val="en-GB"/>
-        </w:rPr>
-        <w:t xml:space="preserve"> yen</w:t>
-      </w:r>
-      <w:r>
-        <w:rPr>
-          <w:lang w:val="az-Latn-AZ"/>
-        </w:rPr>
-        <w:t>ə də</w:t>
-      </w:r>
-      <w:r>
-        <w:rPr>
-          <w:lang w:val="az-Latn-AZ"/>
-        </w:rPr>
-        <w:t xml:space="preserve"> onu yazıda</w:t>
-      </w:r>
-      <w:r>
-        <w:rPr>
-          <w:lang w:val="az-Latn-AZ"/>
-        </w:rPr>
-        <w:t xml:space="preserve"> </w:t>
-      </w:r>
-      <w:r>
-        <w:rPr>
-          <w:lang w:val="az-Latn-AZ"/>
-        </w:rPr>
-        <w:t>azərbaycan dilində</w:t>
-      </w:r>
-      <w:r>
-        <w:rPr>
-          <w:lang w:val="az-Latn-AZ"/>
-        </w:rPr>
-        <w:t xml:space="preserve"> düzgün</w:t>
-      </w:r>
-      <w:r>
-        <w:rPr>
-          <w:lang w:val="az-Latn-AZ"/>
-        </w:rPr>
-        <w:t xml:space="preserve"> necə deyilirsə o şəkildə yazın (yəni </w:t>
+      <w:r>
+        <w:rPr>
+          <w:lang w:val="az-Latn-AZ"/>
+        </w:rPr>
+        <w:t>onlar</w:t>
+      </w:r>
+      <w:r>
+        <w:rPr>
+          <w:lang w:val="az-Latn-AZ"/>
+        </w:rPr>
+        <w:t xml:space="preserve">ı </w:t>
+      </w:r>
+      <w:proofErr w:type="spellStart"/>
+      <w:r>
+        <w:rPr>
+          <w:lang w:val="az-Latn-AZ"/>
+        </w:rPr>
+        <w:t>original</w:t>
+      </w:r>
+      <w:proofErr w:type="spellEnd"/>
+      <w:r>
+        <w:rPr>
+          <w:lang w:val="az-Latn-AZ"/>
+        </w:rPr>
+        <w:t xml:space="preserve"> </w:t>
+      </w:r>
+      <w:proofErr w:type="spellStart"/>
+      <w:r>
+        <w:rPr>
+          <w:lang w:val="az-Latn-AZ"/>
+        </w:rPr>
+        <w:t>audio</w:t>
+      </w:r>
+      <w:proofErr w:type="spellEnd"/>
+      <w:r>
+        <w:rPr>
+          <w:lang w:val="az-Latn-AZ"/>
+        </w:rPr>
+        <w:t>-da deyilən formaya çevirin</w:t>
+      </w:r>
+      <w:bookmarkStart w:id="0" w:name="_GoBack"/>
+      <w:bookmarkEnd w:id="0"/>
+      <w:r>
+        <w:rPr>
+          <w:lang w:val="az-Latn-AZ"/>
+        </w:rPr>
+        <w:t xml:space="preserve"> </w:t>
+      </w:r>
+      <w:r>
+        <w:rPr>
+          <w:lang w:val="az-Latn-AZ"/>
+        </w:rPr>
+        <w:t xml:space="preserve">(yəni </w:t>
       </w:r>
       <w:r>
         <w:rPr>
@@ -1635,7 +1746,7 @@
           <w:highlight w:val="yellow"/>
           <w:lang w:val="en-GB"/>
         </w:rPr>
-        <w:t>sıfır</w:t>
+        <w:t>nol</w:t>
       </w:r>
       <w:proofErr w:type="spellEnd"/>
       <w:r>
@@ -1659,7 +1770,33 @@
           <w:highlight w:val="yellow"/>
           <w:lang w:val="az-Latn-AZ"/>
         </w:rPr>
-        <w:t>“səksən”</w:t>
+        <w:t>“</w:t>
+      </w:r>
+      <w:r>
+        <w:rPr>
+          <w:b/>
+          <w:highlight w:val="yellow"/>
+          <w:lang w:val="en-GB"/>
+        </w:rPr>
+        <w:t>h</w:t>
+      </w:r>
+      <w:proofErr w:type="spellStart"/>
+      <w:r>
+        <w:rPr>
+          <w:b/>
+          <w:highlight w:val="yellow"/>
+          <w:lang w:val="az-Latn-AZ"/>
+        </w:rPr>
+        <w:t>əşdad</w:t>
+      </w:r>
+      <w:proofErr w:type="spellEnd"/>
+      <w:r>
+        <w:rPr>
+          <w:b/>
+          <w:highlight w:val="yellow"/>
+          <w:lang w:val="az-Latn-AZ"/>
+        </w:rPr>
+        <w:t>”</w:t>
       </w:r>
       <w:r>
         <w:rPr>
@@ -1683,7 +1820,7 @@
           <w:numId w:val="3"/>
         </w:numPr>
         <w:rPr>
-          <w:lang w:val="en-GB"/>
+          <w:lang w:val="az-Latn-AZ"/>
         </w:rPr>
       </w:pPr>
       <w:r>
@@ -1762,43 +1899,43 @@
         </w:rPr>
         <w:t xml:space="preserve">. </w:t>
       </w:r>
-      <w:r>
-        <w:rPr>
-          <w:lang w:val="az-Latn-AZ"/>
-        </w:rPr>
-        <w:t xml:space="preserve">Regex bu ədədi </w:t>
-      </w:r>
-      <w:r>
-        <w:rPr>
-          <w:lang w:val="en-GB"/>
+      <w:proofErr w:type="spellStart"/>
+      <w:r>
+        <w:rPr>
+          <w:lang w:val="az-Latn-AZ"/>
+        </w:rPr>
+        <w:t>Regex</w:t>
+      </w:r>
+      <w:proofErr w:type="spellEnd"/>
+      <w:r>
+        <w:rPr>
+          <w:lang w:val="az-Latn-AZ"/>
+        </w:rPr>
+        <w:t xml:space="preserve"> bu ədədi </w:t>
+      </w:r>
+      <w:r>
+        <w:rPr>
+          <w:lang w:val="az-Latn-AZ"/>
         </w:rPr>
         <w:t>“</w:t>
       </w:r>
-      <w:r>
-        <w:rPr>
-          <w:b/>
-          <w:highlight w:val="yellow"/>
-          <w:lang w:val="en-GB"/>
-        </w:rPr>
-        <w:t xml:space="preserve">plus </w:t>
-      </w:r>
-      <w:proofErr w:type="spellStart"/>
-      <w:r>
-        <w:rPr>
-          <w:b/>
-          <w:highlight w:val="yellow"/>
-          <w:lang w:val="en-GB"/>
-        </w:rPr>
-        <w:t>doqquz</w:t>
-      </w:r>
-      <w:proofErr w:type="spellEnd"/>
-      <w:r>
-        <w:rPr>
-          <w:b/>
-          <w:highlight w:val="yellow"/>
-          <w:lang w:val="en-GB"/>
-        </w:rPr>
-        <w:t xml:space="preserve"> y</w:t>
+      <w:proofErr w:type="spellStart"/>
+      <w:r>
+        <w:rPr>
+          <w:b/>
+          <w:highlight w:val="yellow"/>
+          <w:lang w:val="az-Latn-AZ"/>
+        </w:rPr>
+        <w:t>plus</w:t>
+      </w:r>
+      <w:proofErr w:type="spellEnd"/>
+      <w:r>
+        <w:rPr>
+          <w:b/>
+          <w:highlight w:val="yellow"/>
+          <w:lang w:val="az-Latn-AZ"/>
+        </w:rPr>
+        <w:t xml:space="preserve"> doqquz y</w:t>
       </w:r>
       <w:r>
         <w:rPr>
@@ -1826,27 +1963,55 @@
         <w:rPr>
           <w:lang w:val="az-Latn-AZ"/>
         </w:rPr>
-        <w:t xml:space="preserve"> Əgər belə nümunələrlə qarşılaşsanız</w:t>
-      </w:r>
-      <w:r>
-        <w:rPr>
-          <w:lang w:val="en-GB"/>
-        </w:rPr>
-        <w:t xml:space="preserve">, </w:t>
-      </w:r>
-      <w:proofErr w:type="spellStart"/>
-      <w:r>
-        <w:rPr>
-          <w:lang w:val="en-GB"/>
-        </w:rPr>
-        <w:t>onlar</w:t>
-      </w:r>
-      <w:proofErr w:type="spellEnd"/>
-      <w:r>
-        <w:rPr>
-          <w:lang w:val="az-Latn-AZ"/>
-        </w:rPr>
-        <w:t>ı original audio-da deyilən formaya çevirin</w:t>
+        <w:t xml:space="preserve"> Əgər belə nümunələrlə </w:t>
+      </w:r>
+      <w:proofErr w:type="spellStart"/>
+      <w:r>
+        <w:rPr>
+          <w:lang w:val="az-Latn-AZ"/>
+        </w:rPr>
+        <w:t>qarşılaşsanız</w:t>
+      </w:r>
+      <w:proofErr w:type="spellEnd"/>
+      <w:r>
+        <w:rPr>
+          <w:lang w:val="az-Latn-AZ"/>
+        </w:rPr>
+        <w:t>, onlar</w:t>
+      </w:r>
+      <w:r>
+        <w:rPr>
+          <w:lang w:val="az-Latn-AZ"/>
+        </w:rPr>
+        <w:t xml:space="preserve">ı </w:t>
+      </w:r>
+      <w:proofErr w:type="spellStart"/>
+      <w:r>
+        <w:rPr>
+          <w:lang w:val="az-Latn-AZ"/>
+        </w:rPr>
+        <w:t>original</w:t>
+      </w:r>
+      <w:proofErr w:type="spellEnd"/>
+      <w:r>
+        <w:rPr>
+          <w:lang w:val="az-Latn-AZ"/>
+        </w:rPr>
+        <w:t xml:space="preserve"> </w:t>
+      </w:r>
+      <w:proofErr w:type="spellStart"/>
+      <w:r>
+        <w:rPr>
+          <w:lang w:val="az-Latn-AZ"/>
+        </w:rPr>
+        <w:t>audio</w:t>
+      </w:r>
+      <w:proofErr w:type="spellEnd"/>
+      <w:r>
+        <w:rPr>
+          <w:lang w:val="az-Latn-AZ"/>
+        </w:rPr>
+        <w:t>-da deyilən formaya çevirin</w:t>
       </w:r>
       <w:r>
         <w:rPr>
@@ -1879,32 +2044,10 @@
       </w:r>
       <w:r>
         <w:rPr>
-          <w:lang w:val="en-GB"/>
-        </w:rPr>
-        <w:t xml:space="preserve">, </w:t>
-      </w:r>
-      <w:proofErr w:type="spellStart"/>
-      <w:r>
-        <w:rPr>
-          <w:lang w:val="en-GB"/>
-        </w:rPr>
-        <w:t>lakin</w:t>
-      </w:r>
-      <w:proofErr w:type="spellEnd"/>
-      <w:r>
-        <w:rPr>
-          <w:lang w:val="en-GB"/>
-        </w:rPr>
-        <w:t xml:space="preserve"> </w:t>
-      </w:r>
-      <w:proofErr w:type="spellStart"/>
-      <w:r>
-        <w:rPr>
-          <w:lang w:val="en-GB"/>
-        </w:rPr>
-        <w:t>diqq</w:t>
-      </w:r>
-      <w:proofErr w:type="spellEnd"/>
+          <w:lang w:val="az-Latn-AZ"/>
+        </w:rPr>
+        <w:t>, lakin diqq</w:t>
+      </w:r>
       <w:r>
         <w:rPr>
           <w:lang w:val="az-Latn-AZ"/>
@@ -1913,7 +2056,7 @@
       </w:r>
       <w:r>
         <w:rPr>
-          <w:lang w:val="en-GB"/>
+          <w:lang w:val="az-Latn-AZ"/>
         </w:rPr>
         <w:t>, r</w:t>
       </w:r>
@@ -1924,7 +2067,13 @@
         <w:t>əqəmlər azərbaycan dilinə uyğun düzgün formada yazılsın.</w:t>
       </w:r>
     </w:p>
-    <w:p/>
+    <w:p>
+      <w:pPr>
+        <w:rPr>
+          <w:lang w:val="az-Latn-AZ"/>
+        </w:rPr>
+      </w:pPr>
+    </w:p>
     <w:p>
       <w:pPr>
         <w:rPr>
@@ -2058,21 +2207,12 @@
       <w:r>
         <w:t xml:space="preserve"> (</w:t>
       </w:r>
-      <w:proofErr w:type="gramStart"/>
-      <w:r>
-        <w:rPr>
-          <w:b/>
-          <w:highlight w:val="yellow"/>
-        </w:rPr>
-        <w:t>1</w:t>
-      </w:r>
-      <w:proofErr w:type="gramEnd"/>
-      <w:r>
-        <w:rPr>
-          <w:b/>
-          <w:highlight w:val="yellow"/>
-        </w:rPr>
-        <w:t xml:space="preserve"> </w:t>
+      <w:r>
+        <w:rPr>
+          <w:b/>
+          <w:highlight w:val="yellow"/>
+        </w:rPr>
+        <w:t xml:space="preserve">1 </w:t>
       </w:r>
       <w:proofErr w:type="spellStart"/>
       <w:r>
@@ -2552,403 +2692,101 @@
       </w:r>
       <w:r>
         <w:rPr>
-          <w:lang w:val="en-GB"/>
+          <w:lang w:val="az-Latn-AZ"/>
         </w:rPr>
         <w:t xml:space="preserve">, </w:t>
       </w:r>
       <w:proofErr w:type="spellStart"/>
       <w:r>
         <w:rPr>
-          <w:lang w:val="en-GB"/>
+          <w:lang w:val="az-Latn-AZ"/>
         </w:rPr>
         <w:t>segmentlər</w:t>
       </w:r>
       <w:proofErr w:type="spellEnd"/>
       <w:r>
         <w:rPr>
-          <w:lang w:val="en-GB"/>
-        </w:rPr>
-        <w:t xml:space="preserve"> </w:t>
-      </w:r>
-      <w:proofErr w:type="spellStart"/>
-      <w:r>
-        <w:rPr>
-          <w:lang w:val="en-GB"/>
-        </w:rPr>
-        <w:t>cümlənin</w:t>
-      </w:r>
-      <w:proofErr w:type="spellEnd"/>
-      <w:r>
-        <w:rPr>
-          <w:lang w:val="en-GB"/>
-        </w:rPr>
-        <w:t xml:space="preserve"> </w:t>
-      </w:r>
-      <w:proofErr w:type="spellStart"/>
-      <w:r>
-        <w:rPr>
-          <w:lang w:val="en-GB"/>
-        </w:rPr>
-        <w:t>və</w:t>
-      </w:r>
-      <w:proofErr w:type="spellEnd"/>
-      <w:r>
-        <w:rPr>
-          <w:lang w:val="en-GB"/>
-        </w:rPr>
-        <w:t xml:space="preserve"> </w:t>
-      </w:r>
-      <w:proofErr w:type="spellStart"/>
-      <w:r>
-        <w:rPr>
-          <w:lang w:val="en-GB"/>
-        </w:rPr>
-        <w:t>ya</w:t>
-      </w:r>
-      <w:proofErr w:type="spellEnd"/>
-      <w:r>
-        <w:rPr>
-          <w:lang w:val="en-GB"/>
-        </w:rPr>
-        <w:t xml:space="preserve"> </w:t>
-      </w:r>
-      <w:proofErr w:type="spellStart"/>
-      <w:r>
-        <w:rPr>
-          <w:lang w:val="en-GB"/>
-        </w:rPr>
-        <w:t>sözün</w:t>
-      </w:r>
-      <w:proofErr w:type="spellEnd"/>
-      <w:r>
-        <w:rPr>
-          <w:lang w:val="en-GB"/>
-        </w:rPr>
-        <w:t xml:space="preserve"> </w:t>
-      </w:r>
-      <w:proofErr w:type="spellStart"/>
-      <w:r>
-        <w:rPr>
-          <w:lang w:val="en-GB"/>
-        </w:rPr>
-        <w:t>ortasından</w:t>
-      </w:r>
-      <w:proofErr w:type="spellEnd"/>
-      <w:r>
-        <w:rPr>
-          <w:lang w:val="en-GB"/>
-        </w:rPr>
-        <w:t xml:space="preserve"> </w:t>
-      </w:r>
-      <w:proofErr w:type="spellStart"/>
-      <w:r>
-        <w:rPr>
-          <w:lang w:val="en-GB"/>
-        </w:rPr>
-        <w:t>kəsilməsin</w:t>
-      </w:r>
-      <w:proofErr w:type="spellEnd"/>
-      <w:r>
-        <w:rPr>
-          <w:lang w:val="en-GB"/>
-        </w:rPr>
-        <w:t xml:space="preserve">. </w:t>
-      </w:r>
-      <w:proofErr w:type="spellStart"/>
-      <w:r>
-        <w:rPr>
-          <w:lang w:val="en-GB"/>
-        </w:rPr>
-        <w:t>Tutaq</w:t>
-      </w:r>
-      <w:proofErr w:type="spellEnd"/>
-      <w:r>
-        <w:rPr>
-          <w:lang w:val="en-GB"/>
-        </w:rPr>
-        <w:t xml:space="preserve"> </w:t>
-      </w:r>
-      <w:proofErr w:type="spellStart"/>
-      <w:r>
-        <w:rPr>
-          <w:lang w:val="en-GB"/>
-        </w:rPr>
-        <w:t>ki</w:t>
-      </w:r>
-      <w:proofErr w:type="spellEnd"/>
-      <w:r>
-        <w:rPr>
-          <w:lang w:val="en-GB"/>
-        </w:rPr>
-        <w:t xml:space="preserve">, </w:t>
-      </w:r>
-      <w:proofErr w:type="gramStart"/>
-      <w:r>
-        <w:rPr>
-          <w:lang w:val="en-GB"/>
-        </w:rPr>
-        <w:t xml:space="preserve">30 </w:t>
-      </w:r>
-      <w:proofErr w:type="spellStart"/>
-      <w:r>
-        <w:rPr>
-          <w:lang w:val="en-GB"/>
-        </w:rPr>
-        <w:t>saniyədən</w:t>
-      </w:r>
-      <w:proofErr w:type="spellEnd"/>
-      <w:proofErr w:type="gramEnd"/>
-      <w:r>
-        <w:rPr>
-          <w:lang w:val="en-GB"/>
-        </w:rPr>
-        <w:t xml:space="preserve"> </w:t>
-      </w:r>
-      <w:proofErr w:type="spellStart"/>
-      <w:r>
-        <w:rPr>
-          <w:lang w:val="en-GB"/>
-        </w:rPr>
-        <w:t>uzun</w:t>
-      </w:r>
-      <w:proofErr w:type="spellEnd"/>
-      <w:r>
-        <w:rPr>
-          <w:lang w:val="en-GB"/>
-        </w:rPr>
-        <w:t xml:space="preserve"> </w:t>
-      </w:r>
-      <w:proofErr w:type="spellStart"/>
-      <w:r>
-        <w:rPr>
-          <w:lang w:val="en-GB"/>
-        </w:rPr>
-        <w:t>və</w:t>
-      </w:r>
-      <w:proofErr w:type="spellEnd"/>
-      <w:r>
-        <w:rPr>
-          <w:lang w:val="en-GB"/>
-        </w:rPr>
-        <w:t xml:space="preserve"> 3 </w:t>
-      </w:r>
-      <w:proofErr w:type="spellStart"/>
-      <w:r>
-        <w:rPr>
-          <w:lang w:val="en-GB"/>
-        </w:rPr>
-        <w:t>cümlədən</w:t>
-      </w:r>
-      <w:proofErr w:type="spellEnd"/>
-      <w:r>
-        <w:rPr>
-          <w:lang w:val="en-GB"/>
-        </w:rPr>
-        <w:t xml:space="preserve"> </w:t>
-      </w:r>
-      <w:proofErr w:type="spellStart"/>
-      <w:r>
-        <w:rPr>
-          <w:lang w:val="en-GB"/>
-        </w:rPr>
-        <w:t>ibarət</w:t>
-      </w:r>
-      <w:proofErr w:type="spellEnd"/>
-      <w:r>
-        <w:rPr>
-          <w:lang w:val="en-GB"/>
-        </w:rPr>
-        <w:t xml:space="preserve"> segment </w:t>
-      </w:r>
-      <w:proofErr w:type="spellStart"/>
-      <w:r>
-        <w:rPr>
-          <w:lang w:val="en-GB"/>
-        </w:rPr>
-        <w:t>verilib</w:t>
-      </w:r>
-      <w:proofErr w:type="spellEnd"/>
-      <w:r>
-        <w:rPr>
-          <w:lang w:val="en-GB"/>
-        </w:rPr>
-        <w:t xml:space="preserve">. </w:t>
-      </w:r>
-      <w:proofErr w:type="spellStart"/>
-      <w:r>
-        <w:rPr>
-          <w:b/>
-          <w:highlight w:val="yellow"/>
-          <w:lang w:val="en-GB"/>
-        </w:rPr>
-        <w:t>Əgər</w:t>
-      </w:r>
-      <w:proofErr w:type="spellEnd"/>
-      <w:r>
-        <w:rPr>
-          <w:b/>
-          <w:highlight w:val="yellow"/>
-          <w:lang w:val="en-GB"/>
-        </w:rPr>
-        <w:t xml:space="preserve"> 3-cü </w:t>
-      </w:r>
-      <w:proofErr w:type="spellStart"/>
-      <w:r>
-        <w:rPr>
-          <w:b/>
-          <w:highlight w:val="yellow"/>
-          <w:lang w:val="en-GB"/>
-        </w:rPr>
-        <w:t>cümlənin</w:t>
-      </w:r>
-      <w:proofErr w:type="spellEnd"/>
-      <w:r>
-        <w:rPr>
-          <w:b/>
-          <w:highlight w:val="yellow"/>
-          <w:lang w:val="en-GB"/>
-        </w:rPr>
-        <w:t xml:space="preserve"> </w:t>
-      </w:r>
-      <w:proofErr w:type="spellStart"/>
-      <w:r>
-        <w:rPr>
-          <w:b/>
-          <w:highlight w:val="yellow"/>
-          <w:lang w:val="en-GB"/>
-        </w:rPr>
-        <w:t>bir</w:t>
-      </w:r>
-      <w:proofErr w:type="spellEnd"/>
-      <w:r>
-        <w:rPr>
-          <w:b/>
-          <w:highlight w:val="yellow"/>
-          <w:lang w:val="en-GB"/>
-        </w:rPr>
-        <w:t xml:space="preserve"> </w:t>
-      </w:r>
-      <w:proofErr w:type="spellStart"/>
-      <w:r>
-        <w:rPr>
-          <w:b/>
-          <w:highlight w:val="yellow"/>
-          <w:lang w:val="en-GB"/>
-        </w:rPr>
-        <w:t>hissəsi</w:t>
-      </w:r>
-      <w:proofErr w:type="spellEnd"/>
-      <w:r>
-        <w:rPr>
-          <w:b/>
-          <w:highlight w:val="yellow"/>
-          <w:lang w:val="en-GB"/>
-        </w:rPr>
-        <w:t xml:space="preserve"> audio-da 30-cu </w:t>
-      </w:r>
-      <w:proofErr w:type="spellStart"/>
-      <w:r>
-        <w:rPr>
-          <w:b/>
-          <w:highlight w:val="yellow"/>
-          <w:lang w:val="en-GB"/>
-        </w:rPr>
-        <w:t>saniyədən</w:t>
-      </w:r>
-      <w:proofErr w:type="spellEnd"/>
-      <w:r>
-        <w:rPr>
-          <w:b/>
-          <w:highlight w:val="yellow"/>
-          <w:lang w:val="en-GB"/>
-        </w:rPr>
-        <w:t xml:space="preserve"> </w:t>
-      </w:r>
-      <w:proofErr w:type="spellStart"/>
-      <w:r>
-        <w:rPr>
-          <w:b/>
-          <w:highlight w:val="yellow"/>
-          <w:lang w:val="en-GB"/>
-        </w:rPr>
-        <w:t>sonrakı</w:t>
-      </w:r>
-      <w:proofErr w:type="spellEnd"/>
-      <w:r>
-        <w:rPr>
-          <w:b/>
-          <w:highlight w:val="yellow"/>
-          <w:lang w:val="en-GB"/>
-        </w:rPr>
-        <w:t xml:space="preserve"> </w:t>
-      </w:r>
-      <w:proofErr w:type="spellStart"/>
-      <w:r>
-        <w:rPr>
-          <w:b/>
-          <w:highlight w:val="yellow"/>
-          <w:lang w:val="en-GB"/>
-        </w:rPr>
-        <w:t>hissəyə</w:t>
-      </w:r>
-      <w:proofErr w:type="spellEnd"/>
-      <w:r>
-        <w:rPr>
-          <w:b/>
-          <w:highlight w:val="yellow"/>
-          <w:lang w:val="en-GB"/>
-        </w:rPr>
-        <w:t xml:space="preserve"> </w:t>
-      </w:r>
-      <w:proofErr w:type="spellStart"/>
-      <w:r>
-        <w:rPr>
-          <w:b/>
-          <w:highlight w:val="yellow"/>
-          <w:lang w:val="en-GB"/>
-        </w:rPr>
-        <w:t>düşürsə</w:t>
-      </w:r>
-      <w:proofErr w:type="spellEnd"/>
-      <w:r>
-        <w:rPr>
-          <w:b/>
-          <w:highlight w:val="yellow"/>
-          <w:lang w:val="en-GB"/>
-        </w:rPr>
-        <w:t xml:space="preserve">, </w:t>
-      </w:r>
-      <w:r>
-        <w:rPr>
-          <w:b/>
-          <w:highlight w:val="yellow"/>
-          <w:lang w:val="az-Latn-AZ"/>
-        </w:rPr>
-        <w:t xml:space="preserve">bu zaman ilk </w:t>
-      </w:r>
-      <w:proofErr w:type="gramStart"/>
-      <w:r>
-        <w:rPr>
-          <w:b/>
-          <w:highlight w:val="yellow"/>
-          <w:lang w:val="az-Latn-AZ"/>
-        </w:rPr>
-        <w:t>2 cümləni</w:t>
-      </w:r>
-      <w:proofErr w:type="gramEnd"/>
-      <w:r>
-        <w:rPr>
-          <w:b/>
-          <w:highlight w:val="yellow"/>
-          <w:lang w:val="az-Latn-AZ"/>
-        </w:rPr>
-        <w:t xml:space="preserve"> 1-ci segmentdə saxlayıb</w:t>
-      </w:r>
-      <w:r>
-        <w:rPr>
-          <w:b/>
-          <w:highlight w:val="yellow"/>
-          <w:lang w:val="en-GB"/>
+          <w:lang w:val="az-Latn-AZ"/>
+        </w:rPr>
+        <w:t xml:space="preserve"> cümlənin və ya sözün ortasından kəsilməsin. </w:t>
+      </w:r>
+      <w:r>
+        <w:rPr>
+          <w:lang w:val="az-Latn-AZ"/>
+        </w:rPr>
+        <w:t xml:space="preserve">Tutaq ki, 30 saniyədən uzun və 3 cümlədən ibarət </w:t>
+      </w:r>
+      <w:proofErr w:type="spellStart"/>
+      <w:r>
+        <w:rPr>
+          <w:lang w:val="az-Latn-AZ"/>
+        </w:rPr>
+        <w:t>segment</w:t>
+      </w:r>
+      <w:proofErr w:type="spellEnd"/>
+      <w:r>
+        <w:rPr>
+          <w:lang w:val="az-Latn-AZ"/>
+        </w:rPr>
+        <w:t xml:space="preserve"> verilib. </w:t>
+      </w:r>
+      <w:r>
+        <w:rPr>
+          <w:b/>
+          <w:highlight w:val="yellow"/>
+          <w:lang w:val="az-Latn-AZ"/>
+        </w:rPr>
+        <w:t xml:space="preserve">Əgər 3-cü cümlənin bir hissəsi </w:t>
+      </w:r>
+      <w:proofErr w:type="spellStart"/>
+      <w:r>
+        <w:rPr>
+          <w:b/>
+          <w:highlight w:val="yellow"/>
+          <w:lang w:val="az-Latn-AZ"/>
+        </w:rPr>
+        <w:t>audio</w:t>
+      </w:r>
+      <w:proofErr w:type="spellEnd"/>
+      <w:r>
+        <w:rPr>
+          <w:b/>
+          <w:highlight w:val="yellow"/>
+          <w:lang w:val="az-Latn-AZ"/>
+        </w:rPr>
+        <w:t xml:space="preserve">-da 30-cu saniyədən sonrakı hissəyə düşürsə, </w:t>
+      </w:r>
+      <w:r>
+        <w:rPr>
+          <w:b/>
+          <w:highlight w:val="yellow"/>
+          <w:lang w:val="az-Latn-AZ"/>
+        </w:rPr>
+        <w:t xml:space="preserve">bu zaman ilk 2 cümləni 1-ci </w:t>
+      </w:r>
+      <w:proofErr w:type="spellStart"/>
+      <w:r>
+        <w:rPr>
+          <w:b/>
+          <w:highlight w:val="yellow"/>
+          <w:lang w:val="az-Latn-AZ"/>
+        </w:rPr>
+        <w:t>segmentdə</w:t>
+      </w:r>
+      <w:proofErr w:type="spellEnd"/>
+      <w:r>
+        <w:rPr>
+          <w:b/>
+          <w:highlight w:val="yellow"/>
+          <w:lang w:val="az-Latn-AZ"/>
+        </w:rPr>
+        <w:t xml:space="preserve"> saxlayıb</w:t>
+      </w:r>
+      <w:r>
+        <w:rPr>
+          <w:b/>
+          <w:highlight w:val="yellow"/>
+          <w:lang w:val="az-Latn-AZ"/>
         </w:rPr>
         <w:t>, 3-c</w:t>
       </w:r>
@@ -2976,7 +2814,7 @@
       </w:r>
       <w:r>
         <w:rPr>
-          <w:lang w:val="en-GB"/>
+          <w:lang w:val="az-Latn-AZ"/>
         </w:rPr>
         <w:t xml:space="preserve"> v</w:t>
       </w:r>
@@ -2984,11 +2822,25 @@
         <w:rPr>
           <w:lang w:val="az-Latn-AZ"/>
         </w:rPr>
-        <w:t>ə ya bütün segment sadəcə bir ədəd uzun cümlədən ibarətdirsə</w:t>
-      </w:r>
-      <w:r>
-        <w:rPr>
-          <w:lang w:val="en-GB"/>
+        <w:t xml:space="preserve">ə ya bütün </w:t>
+      </w:r>
+      <w:proofErr w:type="spellStart"/>
+      <w:r>
+        <w:rPr>
+          <w:lang w:val="az-Latn-AZ"/>
+        </w:rPr>
+        <w:t>segment</w:t>
+      </w:r>
+      <w:proofErr w:type="spellEnd"/>
+      <w:r>
+        <w:rPr>
+          <w:lang w:val="az-Latn-AZ"/>
+        </w:rPr>
+        <w:t xml:space="preserve"> sadəcə bir ədəd uzun cümlədən ibarətdirsə</w:t>
+      </w:r>
+      <w:r>
+        <w:rPr>
+          <w:lang w:val="az-Latn-AZ"/>
         </w:rPr>
         <w:t>, b</w:t>
       </w:r>
@@ -2996,7 +2848,21 @@
         <w:rPr>
           <w:lang w:val="az-Latn-AZ"/>
         </w:rPr>
-        <w:t xml:space="preserve">u zaman segmenti hər hansı bir hissədə vergül varsa ona əsasən </w:t>
+        <w:t xml:space="preserve">u zaman </w:t>
+      </w:r>
+      <w:proofErr w:type="spellStart"/>
+      <w:r>
+        <w:rPr>
+          <w:lang w:val="az-Latn-AZ"/>
+        </w:rPr>
+        <w:t>segmenti</w:t>
+      </w:r>
+      <w:proofErr w:type="spellEnd"/>
+      <w:r>
+        <w:rPr>
+          <w:lang w:val="az-Latn-AZ"/>
+        </w:rPr>
+        <w:t xml:space="preserve"> hər hansı bir hissədə vergül varsa ona əsasən </w:t>
       </w:r>
       <w:r>
         <w:rPr>
@@ -3424,15 +3290,7 @@
           <w:highlight w:val="cyan"/>
           <w:lang w:val="en-GB"/>
         </w:rPr>
-        <w:t xml:space="preserve"> </w:t>
-      </w:r>
-      <w:proofErr w:type="gramStart"/>
-      <w:r>
-        <w:rPr>
-          <w:highlight w:val="cyan"/>
-          <w:lang w:val="en-GB"/>
-        </w:rPr>
-        <w:t xml:space="preserve">2 </w:t>
+        <w:t xml:space="preserve"> 2 </w:t>
       </w:r>
       <w:proofErr w:type="spellStart"/>
       <w:r>
@@ -3443,29 +3301,12 @@
         <w:t>dənə</w:t>
       </w:r>
       <w:proofErr w:type="spellEnd"/>
-      <w:proofErr w:type="gramEnd"/>
-      <w:r>
-        <w:rPr>
-          <w:highlight w:val="cyan"/>
-          <w:lang w:val="en-GB"/>
-        </w:rPr>
-        <w:t xml:space="preserve"> kart </w:t>
-      </w:r>
-      <w:proofErr w:type="spellStart"/>
-      <w:r>
-        <w:rPr>
-          <w:highlight w:val="cyan"/>
-          <w:lang w:val="en-GB"/>
-        </w:rPr>
-        <w:t>var</w:t>
-      </w:r>
-      <w:proofErr w:type="spellEnd"/>
-      <w:r>
-        <w:rPr>
-          <w:highlight w:val="cyan"/>
-          <w:lang w:val="en-GB"/>
-        </w:rPr>
-        <w:t xml:space="preserve"> </w:t>
+      <w:r>
+        <w:rPr>
+          <w:highlight w:val="cyan"/>
+          <w:lang w:val="en-GB"/>
+        </w:rPr>
+        <w:t xml:space="preserve"> kart var </w:t>
       </w:r>
       <w:proofErr w:type="spellStart"/>
       <w:r>
@@ -3579,22 +3420,13 @@
         </w:rPr>
         <w:t xml:space="preserve"> </w:t>
       </w:r>
-      <w:proofErr w:type="spellStart"/>
       <w:r>
         <w:rPr>
           <w:highlight w:val="cyan"/>
           <w:lang w:val="en-GB"/>
         </w:rPr>
         <w:lastRenderedPageBreak/>
-        <w:t>var</w:t>
-      </w:r>
-      <w:proofErr w:type="spellEnd"/>
-      <w:r>
-        <w:rPr>
-          <w:highlight w:val="cyan"/>
-          <w:lang w:val="en-GB"/>
-        </w:rPr>
-        <w:t xml:space="preserve"> da. </w:t>
+        <w:t xml:space="preserve">var da. </w:t>
       </w:r>
       <w:proofErr w:type="spellStart"/>
       <w:r>
@@ -3610,15 +3442,7 @@
           <w:highlight w:val="cyan"/>
           <w:lang w:val="en-GB"/>
         </w:rPr>
-        <w:t xml:space="preserve"> 5 </w:t>
-      </w:r>
-      <w:proofErr w:type="gramStart"/>
-      <w:r>
-        <w:rPr>
-          <w:highlight w:val="cyan"/>
-          <w:lang w:val="en-GB"/>
-        </w:rPr>
-        <w:t xml:space="preserve">000 </w:t>
+        <w:t xml:space="preserve"> 5 000 </w:t>
       </w:r>
       <w:proofErr w:type="spellStart"/>
       <w:r>
@@ -3629,7 +3453,6 @@
         <w:t>də</w:t>
       </w:r>
       <w:proofErr w:type="spellEnd"/>
-      <w:proofErr w:type="gramEnd"/>
       <w:r>
         <w:rPr>
           <w:highlight w:val="cyan"/>
@@ -3667,23 +3490,7 @@
           <w:highlight w:val="cyan"/>
           <w:lang w:val="en-GB"/>
         </w:rPr>
-        <w:t xml:space="preserve"> </w:t>
-      </w:r>
-      <w:proofErr w:type="spellStart"/>
-      <w:r>
-        <w:rPr>
-          <w:highlight w:val="cyan"/>
-          <w:lang w:val="en-GB"/>
-        </w:rPr>
-        <w:t>var</w:t>
-      </w:r>
-      <w:proofErr w:type="spellEnd"/>
-      <w:r>
-        <w:rPr>
-          <w:highlight w:val="cyan"/>
-          <w:lang w:val="en-GB"/>
-        </w:rPr>
-        <w:t xml:space="preserve">, 5 000-dən </w:t>
+        <w:t xml:space="preserve"> var, 5 000-dən </w:t>
       </w:r>
       <w:proofErr w:type="spellStart"/>
       <w:r>
@@ -3763,23 +3570,7 @@
           <w:highlight w:val="cyan"/>
           <w:lang w:val="en-GB"/>
         </w:rPr>
-        <w:t xml:space="preserve">? </w:t>
-      </w:r>
-      <w:proofErr w:type="spellStart"/>
-      <w:r>
-        <w:rPr>
-          <w:highlight w:val="cyan"/>
-          <w:lang w:val="en-GB"/>
-        </w:rPr>
-        <w:t>Bir</w:t>
-      </w:r>
-      <w:proofErr w:type="spellEnd"/>
-      <w:r>
-        <w:rPr>
-          <w:highlight w:val="cyan"/>
-          <w:lang w:val="en-GB"/>
-        </w:rPr>
-        <w:t xml:space="preserve"> </w:t>
+        <w:t xml:space="preserve">? Bir </w:t>
       </w:r>
       <w:proofErr w:type="spellStart"/>
       <w:r>
@@ -3926,7 +3717,6 @@
         <w:t xml:space="preserve">, </w:t>
       </w:r>
       <w:proofErr w:type="spellStart"/>
-      <w:proofErr w:type="gramStart"/>
       <w:r>
         <w:rPr>
           <w:highlight w:val="cyan"/>
@@ -3935,7 +3725,6 @@
         <w:t>ola</w:t>
       </w:r>
       <w:proofErr w:type="spellEnd"/>
-      <w:proofErr w:type="gramEnd"/>
       <w:r>
         <w:rPr>
           <w:highlight w:val="cyan"/>
@@ -4235,7 +4024,7 @@
           <w:highlight w:val="green"/>
           <w:lang w:val="en-GB"/>
         </w:rPr>
-        <w:t xml:space="preserve"> </w:t>
+        <w:t xml:space="preserve"> var, </w:t>
       </w:r>
       <w:proofErr w:type="spellStart"/>
       <w:r>
@@ -4243,7 +4032,7 @@
           <w:highlight w:val="green"/>
           <w:lang w:val="en-GB"/>
         </w:rPr>
-        <w:t>var</w:t>
+        <w:t>Kapitalda</w:t>
       </w:r>
       <w:proofErr w:type="spellEnd"/>
       <w:r>
@@ -4251,7 +4040,7 @@
           <w:highlight w:val="green"/>
           <w:lang w:val="en-GB"/>
         </w:rPr>
-        <w:t xml:space="preserve">, </w:t>
+        <w:t xml:space="preserve"> da 2 000 </w:t>
       </w:r>
       <w:proofErr w:type="spellStart"/>
       <w:r>
@@ -4259,7 +4048,7 @@
           <w:highlight w:val="green"/>
           <w:lang w:val="en-GB"/>
         </w:rPr>
-        <w:t>Kapitalda</w:t>
+        <w:t>kredit</w:t>
       </w:r>
       <w:proofErr w:type="spellEnd"/>
       <w:r>
@@ -4267,7 +4056,7 @@
           <w:highlight w:val="green"/>
           <w:lang w:val="en-GB"/>
         </w:rPr>
-        <w:t xml:space="preserve"> da 2 000 </w:t>
+        <w:t xml:space="preserve"> var. O </w:t>
       </w:r>
       <w:proofErr w:type="spellStart"/>
       <w:r>
@@ -4275,7 +4064,7 @@
           <w:highlight w:val="green"/>
           <w:lang w:val="en-GB"/>
         </w:rPr>
-        <w:t>kredit</w:t>
+        <w:t>səbəb</w:t>
       </w:r>
       <w:proofErr w:type="spellEnd"/>
       <w:r>
@@ -4283,7 +4072,7 @@
           <w:highlight w:val="green"/>
           <w:lang w:val="en-GB"/>
         </w:rPr>
-        <w:t xml:space="preserve"> var. O </w:t>
+        <w:t xml:space="preserve"> </w:t>
       </w:r>
       <w:proofErr w:type="spellStart"/>
       <w:r>
@@ -4291,27 +4080,9 @@
           <w:highlight w:val="green"/>
           <w:lang w:val="en-GB"/>
         </w:rPr>
-        <w:t>səbəb</w:t>
-      </w:r>
-      <w:proofErr w:type="spellEnd"/>
-      <w:r>
-        <w:rPr>
-          <w:highlight w:val="green"/>
-          <w:lang w:val="en-GB"/>
-        </w:rPr>
-        <w:t xml:space="preserve"> </w:t>
-      </w:r>
-      <w:proofErr w:type="spellStart"/>
-      <w:proofErr w:type="gramStart"/>
-      <w:r>
-        <w:rPr>
-          <w:highlight w:val="green"/>
-          <w:lang w:val="en-GB"/>
-        </w:rPr>
         <w:t>ola</w:t>
       </w:r>
       <w:proofErr w:type="spellEnd"/>
-      <w:proofErr w:type="gramEnd"/>
       <w:r>
         <w:rPr>
           <w:highlight w:val="green"/>
@@ -4777,15 +4548,7 @@
           <w:highlight w:val="cyan"/>
           <w:lang w:val="en-GB"/>
         </w:rPr>
-        <w:t xml:space="preserve"> </w:t>
-      </w:r>
-      <w:proofErr w:type="gramStart"/>
-      <w:r>
-        <w:rPr>
-          <w:highlight w:val="cyan"/>
-          <w:lang w:val="en-GB"/>
-        </w:rPr>
-        <w:t xml:space="preserve">2 </w:t>
+        <w:t xml:space="preserve"> 2 </w:t>
       </w:r>
       <w:proofErr w:type="spellStart"/>
       <w:r>
@@ -4796,29 +4559,12 @@
         <w:t>dənə</w:t>
       </w:r>
       <w:proofErr w:type="spellEnd"/>
-      <w:proofErr w:type="gramEnd"/>
-      <w:r>
-        <w:rPr>
-          <w:highlight w:val="cyan"/>
-          <w:lang w:val="en-GB"/>
-        </w:rPr>
-        <w:t xml:space="preserve"> kart </w:t>
-      </w:r>
-      <w:proofErr w:type="spellStart"/>
-      <w:r>
-        <w:rPr>
-          <w:highlight w:val="cyan"/>
-          <w:lang w:val="en-GB"/>
-        </w:rPr>
-        <w:t>var</w:t>
-      </w:r>
-      <w:proofErr w:type="spellEnd"/>
-      <w:r>
-        <w:rPr>
-          <w:highlight w:val="cyan"/>
-          <w:lang w:val="en-GB"/>
-        </w:rPr>
-        <w:t xml:space="preserve"> </w:t>
+      <w:r>
+        <w:rPr>
+          <w:highlight w:val="cyan"/>
+          <w:lang w:val="en-GB"/>
+        </w:rPr>
+        <w:t xml:space="preserve"> kart var </w:t>
       </w:r>
       <w:proofErr w:type="spellStart"/>
       <w:r>
@@ -4930,23 +4676,7 @@
           <w:highlight w:val="cyan"/>
           <w:lang w:val="en-GB"/>
         </w:rPr>
-        <w:t xml:space="preserve"> </w:t>
-      </w:r>
-      <w:proofErr w:type="spellStart"/>
-      <w:r>
-        <w:rPr>
-          <w:highlight w:val="cyan"/>
-          <w:lang w:val="en-GB"/>
-        </w:rPr>
-        <w:t>var</w:t>
-      </w:r>
-      <w:proofErr w:type="spellEnd"/>
-      <w:r>
-        <w:rPr>
-          <w:highlight w:val="cyan"/>
-          <w:lang w:val="en-GB"/>
-        </w:rPr>
-        <w:t xml:space="preserve"> da. </w:t>
+        <w:t xml:space="preserve"> var da. </w:t>
       </w:r>
       <w:proofErr w:type="spellStart"/>
       <w:r>
@@ -4962,15 +4692,7 @@
           <w:highlight w:val="cyan"/>
           <w:lang w:val="en-GB"/>
         </w:rPr>
-        <w:t xml:space="preserve"> 5 </w:t>
-      </w:r>
-      <w:proofErr w:type="gramStart"/>
-      <w:r>
-        <w:rPr>
-          <w:highlight w:val="cyan"/>
-          <w:lang w:val="en-GB"/>
-        </w:rPr>
-        <w:t xml:space="preserve">000 </w:t>
+        <w:t xml:space="preserve"> 5 000 </w:t>
       </w:r>
       <w:proofErr w:type="spellStart"/>
       <w:r>
@@ -4981,7 +4703,6 @@
         <w:t>də</w:t>
       </w:r>
       <w:proofErr w:type="spellEnd"/>
-      <w:proofErr w:type="gramEnd"/>
       <w:r>
         <w:rPr>
           <w:highlight w:val="cyan"/>
@@ -5019,23 +4740,7 @@
           <w:highlight w:val="cyan"/>
           <w:lang w:val="en-GB"/>
         </w:rPr>
-        <w:t xml:space="preserve"> </w:t>
-      </w:r>
-      <w:proofErr w:type="spellStart"/>
-      <w:r>
-        <w:rPr>
-          <w:highlight w:val="cyan"/>
-          <w:lang w:val="en-GB"/>
-        </w:rPr>
-        <w:t>var</w:t>
-      </w:r>
-      <w:proofErr w:type="spellEnd"/>
-      <w:r>
-        <w:rPr>
-          <w:highlight w:val="cyan"/>
-          <w:lang w:val="en-GB"/>
-        </w:rPr>
-        <w:t xml:space="preserve">, 5 000-dən </w:t>
+        <w:t xml:space="preserve"> var, 5 000-dən </w:t>
       </w:r>
       <w:proofErr w:type="spellStart"/>
       <w:r>
@@ -5115,23 +4820,7 @@
           <w:highlight w:val="cyan"/>
           <w:lang w:val="en-GB"/>
         </w:rPr>
-        <w:t xml:space="preserve">? </w:t>
-      </w:r>
-      <w:proofErr w:type="spellStart"/>
-      <w:r>
-        <w:rPr>
-          <w:highlight w:val="cyan"/>
-          <w:lang w:val="en-GB"/>
-        </w:rPr>
-        <w:t>Bir</w:t>
-      </w:r>
-      <w:proofErr w:type="spellEnd"/>
-      <w:r>
-        <w:rPr>
-          <w:highlight w:val="cyan"/>
-          <w:lang w:val="en-GB"/>
-        </w:rPr>
-        <w:t xml:space="preserve"> </w:t>
+        <w:t xml:space="preserve">? Bir </w:t>
       </w:r>
       <w:proofErr w:type="spellStart"/>
       <w:r>
@@ -5278,7 +4967,6 @@
         <w:t xml:space="preserve">, </w:t>
       </w:r>
       <w:proofErr w:type="spellStart"/>
-      <w:proofErr w:type="gramStart"/>
       <w:r>
         <w:rPr>
           <w:highlight w:val="cyan"/>
@@ -5287,7 +4975,6 @@
         <w:t>ola</w:t>
       </w:r>
       <w:proofErr w:type="spellEnd"/>
-      <w:proofErr w:type="gramEnd"/>
       <w:r>
         <w:rPr>
           <w:highlight w:val="cyan"/>
@@ -5673,7 +5360,7 @@
           <w:highlight w:val="green"/>
           <w:lang w:val="en-GB"/>
         </w:rPr>
-        <w:t xml:space="preserve"> </w:t>
+        <w:t xml:space="preserve"> var, </w:t>
       </w:r>
       <w:proofErr w:type="spellStart"/>
       <w:r>
@@ -5681,7 +5368,7 @@
           <w:highlight w:val="green"/>
           <w:lang w:val="en-GB"/>
         </w:rPr>
-        <w:t>var</w:t>
+        <w:t>Kapitalda</w:t>
       </w:r>
       <w:proofErr w:type="spellEnd"/>
       <w:r>
@@ -5689,6 +5376,70 @@
           <w:highlight w:val="green"/>
           <w:lang w:val="en-GB"/>
         </w:rPr>
+        <w:t xml:space="preserve"> da 2 000 </w:t>
+      </w:r>
+      <w:proofErr w:type="spellStart"/>
+      <w:r>
+        <w:rPr>
+          <w:highlight w:val="green"/>
+          <w:lang w:val="en-GB"/>
+        </w:rPr>
+        <w:t>kredit</w:t>
+      </w:r>
+      <w:proofErr w:type="spellEnd"/>
+      <w:r>
+        <w:rPr>
+          <w:highlight w:val="green"/>
+          <w:lang w:val="en-GB"/>
+        </w:rPr>
+        <w:t xml:space="preserve"> var. O </w:t>
+      </w:r>
+      <w:proofErr w:type="spellStart"/>
+      <w:r>
+        <w:rPr>
+          <w:highlight w:val="green"/>
+          <w:lang w:val="en-GB"/>
+        </w:rPr>
+        <w:t>səbəb</w:t>
+      </w:r>
+      <w:proofErr w:type="spellEnd"/>
+      <w:r>
+        <w:rPr>
+          <w:highlight w:val="green"/>
+          <w:lang w:val="en-GB"/>
+        </w:rPr>
+        <w:t xml:space="preserve"> </w:t>
+      </w:r>
+      <w:proofErr w:type="spellStart"/>
+      <w:r>
+        <w:rPr>
+          <w:highlight w:val="green"/>
+          <w:lang w:val="en-GB"/>
+        </w:rPr>
+        <w:t>ola</w:t>
+      </w:r>
+      <w:proofErr w:type="spellEnd"/>
+      <w:r>
+        <w:rPr>
+          <w:highlight w:val="green"/>
+          <w:lang w:val="en-GB"/>
+        </w:rPr>
+        <w:t xml:space="preserve"> </w:t>
+      </w:r>
+      <w:proofErr w:type="spellStart"/>
+      <w:r>
+        <w:rPr>
+          <w:highlight w:val="green"/>
+          <w:lang w:val="en-GB"/>
+        </w:rPr>
+        <w:t>bilərmi</w:t>
+      </w:r>
+      <w:proofErr w:type="spellEnd"/>
+      <w:r>
+        <w:rPr>
+          <w:highlight w:val="green"/>
+          <w:lang w:val="en-GB"/>
+        </w:rPr>
         <w:t xml:space="preserve">, </w:t>
       </w:r>
       <w:proofErr w:type="spellStart"/>
@@ -5697,7 +5448,7 @@
           <w:highlight w:val="green"/>
           <w:lang w:val="en-GB"/>
         </w:rPr>
-        <w:t>Kapitalda</w:t>
+        <w:t>yoxsa</w:t>
       </w:r>
       <w:proofErr w:type="spellEnd"/>
       <w:r>
@@ -5705,7 +5456,7 @@
           <w:highlight w:val="green"/>
           <w:lang w:val="en-GB"/>
         </w:rPr>
-        <w:t xml:space="preserve"> da 2 000 </w:t>
+        <w:t xml:space="preserve"> </w:t>
       </w:r>
       <w:proofErr w:type="spellStart"/>
       <w:r>
@@ -5713,7 +5464,7 @@
           <w:highlight w:val="green"/>
           <w:lang w:val="en-GB"/>
         </w:rPr>
-        <w:t>kredit</w:t>
+        <w:t>necə</w:t>
       </w:r>
       <w:proofErr w:type="spellEnd"/>
       <w:r>
@@ -5721,92 +5472,8 @@
           <w:highlight w:val="green"/>
           <w:lang w:val="en-GB"/>
         </w:rPr>
-        <w:t xml:space="preserve"> var. O </w:t>
-      </w:r>
-      <w:proofErr w:type="spellStart"/>
-      <w:r>
-        <w:rPr>
-          <w:highlight w:val="green"/>
-          <w:lang w:val="en-GB"/>
-        </w:rPr>
-        <w:t>səbəb</w:t>
-      </w:r>
-      <w:proofErr w:type="spellEnd"/>
-      <w:r>
-        <w:rPr>
-          <w:highlight w:val="green"/>
-          <w:lang w:val="en-GB"/>
-        </w:rPr>
-        <w:t xml:space="preserve"> </w:t>
-      </w:r>
-      <w:proofErr w:type="spellStart"/>
-      <w:proofErr w:type="gramStart"/>
-      <w:r>
-        <w:rPr>
-          <w:highlight w:val="green"/>
-          <w:lang w:val="en-GB"/>
-        </w:rPr>
-        <w:t>ola</w:t>
-      </w:r>
-      <w:proofErr w:type="spellEnd"/>
-      <w:proofErr w:type="gramEnd"/>
-      <w:r>
-        <w:rPr>
-          <w:highlight w:val="green"/>
-          <w:lang w:val="en-GB"/>
-        </w:rPr>
-        <w:t xml:space="preserve"> </w:t>
-      </w:r>
-      <w:proofErr w:type="spellStart"/>
-      <w:r>
-        <w:rPr>
-          <w:highlight w:val="green"/>
-          <w:lang w:val="en-GB"/>
-        </w:rPr>
-        <w:t>bilərmi</w:t>
-      </w:r>
-      <w:proofErr w:type="spellEnd"/>
-      <w:r>
-        <w:rPr>
-          <w:highlight w:val="green"/>
-          <w:lang w:val="en-GB"/>
-        </w:rPr>
-        <w:t xml:space="preserve">, </w:t>
-      </w:r>
-      <w:proofErr w:type="spellStart"/>
-      <w:r>
-        <w:rPr>
-          <w:highlight w:val="green"/>
-          <w:lang w:val="en-GB"/>
-        </w:rPr>
-        <w:t>yoxsa</w:t>
-      </w:r>
-      <w:proofErr w:type="spellEnd"/>
-      <w:r>
-        <w:rPr>
-          <w:highlight w:val="green"/>
-          <w:lang w:val="en-GB"/>
-        </w:rPr>
-        <w:t xml:space="preserve"> </w:t>
-      </w:r>
-      <w:proofErr w:type="spellStart"/>
-      <w:r>
-        <w:rPr>
-          <w:highlight w:val="green"/>
-          <w:lang w:val="en-GB"/>
-        </w:rPr>
-        <w:t>necə</w:t>
-      </w:r>
-      <w:proofErr w:type="spellEnd"/>
-      <w:r>
-        <w:rPr>
-          <w:highlight w:val="green"/>
-          <w:lang w:val="en-GB"/>
-        </w:rPr>
         <w:t>?</w:t>
       </w:r>
-      <w:bookmarkStart w:id="0" w:name="_GoBack"/>
-      <w:bookmarkEnd w:id="0"/>
       <w:r>
         <w:rPr>
           <w:lang w:val="en-GB"/>
@@ -5825,7 +5492,7 @@
 </file>
 
 <file path=word/numbering.xml><?xml version="1.0" encoding="utf-8"?>
-<w:numbering xmlns:wpc="http://schemas.microsoft.com/office/word/2010/wordprocessingCanvas" xmlns:cx="http://schemas.microsoft.com/office/drawing/2014/chartex" xmlns:cx1="http://schemas.microsoft.com/office/drawing/2015/9/8/chartex" xmlns:mc="http://schemas.openxmlformats.org/markup-compatibility/2006" xmlns:o="urn:schemas-microsoft-com:office:office" xmlns:r="http://schemas.openxmlformats.org/officeDocument/2006/relationships" xmlns:m="http://schemas.openxmlformats.org/officeDocument/2006/math" xmlns:v="urn:schemas-microsoft-com:vml" xmlns:wp14="http://schemas.microsoft.com/office/word/2010/wordprocessingDrawing" xmlns:wp="http://schemas.openxmlformats.org/drawingml/2006/wordprocessingDrawing" xmlns:w10="urn:schemas-microsoft-com:office:word" xmlns:w="http://schemas.openxmlformats.org/wordprocessingml/2006/main" xmlns:w14="http://schemas.microsoft.com/office/word/2010/wordml" xmlns:w15="http://schemas.microsoft.com/office/word/2012/wordml" xmlns:w16se="http://schemas.microsoft.com/office/word/2015/wordml/symex" xmlns:wpg="http://schemas.microsoft.com/office/word/2010/wordprocessingGroup" xmlns:wpi="http://schemas.microsoft.com/office/word/2010/wordprocessingInk" xmlns:wne="http://schemas.microsoft.com/office/word/2006/wordml" xmlns:wps="http://schemas.microsoft.com/office/word/2010/wordprocessingShape" mc:Ignorable="w14 w15 w16se wp14">
+<w:numbering xmlns:wpc="http://schemas.microsoft.com/office/word/2010/wordprocessingCanvas" xmlns:cx="http://schemas.microsoft.com/office/drawing/2014/chartex" xmlns:cx1="http://schemas.microsoft.com/office/drawing/2015/9/8/chartex" xmlns:cx2="http://schemas.microsoft.com/office/drawing/2015/10/21/chartex" xmlns:cx3="http://schemas.microsoft.com/office/drawing/2016/5/9/chartex" xmlns:cx4="http://schemas.microsoft.com/office/drawing/2016/5/10/chartex" xmlns:cx5="http://schemas.microsoft.com/office/drawing/2016/5/11/chartex" xmlns:cx6="http://schemas.microsoft.com/office/drawing/2016/5/12/chartex" xmlns:cx7="http://schemas.microsoft.com/office/drawing/2016/5/13/chartex" xmlns:cx8="http://schemas.microsoft.com/office/drawing/2016/5/14/chartex" xmlns:mc="http://schemas.openxmlformats.org/markup-compatibility/2006" xmlns:aink="http://schemas.microsoft.com/office/drawing/2016/ink" xmlns:am3d="http://schemas.microsoft.com/office/drawing/2017/model3d" xmlns:o="urn:schemas-microsoft-com:office:office" xmlns:r="http://schemas.openxmlformats.org/officeDocument/2006/relationships" xmlns:m="http://schemas.openxmlformats.org/officeDocument/2006/math" xmlns:v="urn:schemas-microsoft-com:vml" xmlns:wp14="http://schemas.microsoft.com/office/word/2010/wordprocessingDrawing" xmlns:wp="http://schemas.openxmlformats.org/drawingml/2006/wordprocessingDrawing" xmlns:w10="urn:schemas-microsoft-com:office:word" xmlns:w="http://schemas.openxmlformats.org/wordprocessingml/2006/main" xmlns:w14="http://schemas.microsoft.com/office/word/2010/wordml" xmlns:w15="http://schemas.microsoft.com/office/word/2012/wordml" xmlns:w16cid="http://schemas.microsoft.com/office/word/2016/wordml/cid" xmlns:w16se="http://schemas.microsoft.com/office/word/2015/wordml/symex" xmlns:wpg="http://schemas.microsoft.com/office/word/2010/wordprocessingGroup" xmlns:wpi="http://schemas.microsoft.com/office/word/2010/wordprocessingInk" xmlns:wne="http://schemas.microsoft.com/office/word/2006/wordml" xmlns:wps="http://schemas.microsoft.com/office/word/2010/wordprocessingShape" mc:Ignorable="w14 w15 w16se w16cid wp14">
   <w:abstractNum w:abstractNumId="0" w15:restartNumberingAfterBreak="0">
     <w:nsid w:val="4C9111C5"/>
     <w:multiLevelType w:val="hybridMultilevel"/>
@@ -6044,7 +5711,7 @@
 </file>
 
 <file path=word/styles.xml><?xml version="1.0" encoding="utf-8"?>
-<w:styles xmlns:mc="http://schemas.openxmlformats.org/markup-compatibility/2006" xmlns:r="http://schemas.openxmlformats.org/officeDocument/2006/relationships" xmlns:w="http://schemas.openxmlformats.org/wordprocessingml/2006/main" xmlns:w14="http://schemas.microsoft.com/office/word/2010/wordml" xmlns:w15="http://schemas.microsoft.com/office/word/2012/wordml" xmlns:w16se="http://schemas.microsoft.com/office/word/2015/wordml/symex" mc:Ignorable="w14 w15 w16se">
+<w:styles xmlns:mc="http://schemas.openxmlformats.org/markup-compatibility/2006" xmlns:r="http://schemas.openxmlformats.org/officeDocument/2006/relationships" xmlns:w="http://schemas.openxmlformats.org/wordprocessingml/2006/main" xmlns:w14="http://schemas.microsoft.com/office/word/2010/wordml" xmlns:w15="http://schemas.microsoft.com/office/word/2012/wordml" xmlns:w16cid="http://schemas.microsoft.com/office/word/2016/wordml/cid" xmlns:w16se="http://schemas.microsoft.com/office/word/2015/wordml/symex" mc:Ignorable="w14 w15 w16se w16cid">
   <w:docDefaults>
     <w:rPrDefault>
       <w:rPr>
@@ -6060,7 +5727,7 @@
       </w:pPr>
     </w:pPrDefault>
   </w:docDefaults>
-  <w:latentStyles w:defLockedState="0" w:defUIPriority="99" w:defSemiHidden="0" w:defUnhideWhenUsed="0" w:defQFormat="0" w:count="371">
+  <w:latentStyles w:defLockedState="0" w:defUIPriority="99" w:defSemiHidden="0" w:defUnhideWhenUsed="0" w:defQFormat="0" w:count="375">
     <w:lsdException w:name="Normal" w:uiPriority="0" w:qFormat="1"/>
     <w:lsdException w:name="heading 1" w:uiPriority="9" w:qFormat="1"/>
     <w:lsdException w:name="heading 2" w:semiHidden="1" w:uiPriority="9" w:unhideWhenUsed="1" w:qFormat="1"/>
@@ -6166,7 +5833,6 @@
     <w:lsdException w:name="HTML Sample" w:semiHidden="1" w:unhideWhenUsed="1"/>
     <w:lsdException w:name="HTML Typewriter" w:semiHidden="1" w:unhideWhenUsed="1"/>
     <w:lsdException w:name="HTML Variable" w:semiHidden="1" w:unhideWhenUsed="1"/>
-    <w:lsdException w:name="Normal Table" w:semiHidden="1" w:unhideWhenUsed="1"/>
     <w:lsdException w:name="annotation subject" w:semiHidden="1" w:unhideWhenUsed="1"/>
     <w:lsdException w:name="No List" w:semiHidden="1" w:unhideWhenUsed="1"/>
     <w:lsdException w:name="Outline List 1" w:semiHidden="1" w:unhideWhenUsed="1"/>
@@ -6210,10 +5876,8 @@
     <w:lsdException w:name="Table Elegant" w:semiHidden="1" w:unhideWhenUsed="1"/>
     <w:lsdException w:name="Table Professional" w:semiHidden="1" w:unhideWhenUsed="1"/>
     <w:lsdException w:name="Table Subtle 1" w:semiHidden="1" w:unhideWhenUsed="1"/>
-    <w:lsdException w:name="Table Subtle 2" w:semiHidden="1" w:unhideWhenUsed="1"/>
     <w:lsdException w:name="Table Web 1" w:semiHidden="1" w:unhideWhenUsed="1"/>
     <w:lsdException w:name="Table Web 2" w:semiHidden="1" w:unhideWhenUsed="1"/>
-    <w:lsdException w:name="Table Web 3" w:semiHidden="1" w:unhideWhenUsed="1"/>
     <w:lsdException w:name="Balloon Text" w:semiHidden="1" w:unhideWhenUsed="1"/>
     <w:lsdException w:name="Table Grid" w:uiPriority="39"/>
     <w:lsdException w:name="Table Theme" w:semiHidden="1" w:unhideWhenUsed="1"/>
@@ -6432,6 +6096,10 @@
     <w:lsdException w:name="List Table 5 Dark Accent 6" w:uiPriority="50"/>
     <w:lsdException w:name="List Table 6 Colorful Accent 6" w:uiPriority="51"/>
     <w:lsdException w:name="List Table 7 Colorful Accent 6" w:uiPriority="52"/>
+    <w:lsdException w:name="Mention" w:semiHidden="1" w:unhideWhenUsed="1"/>
+    <w:lsdException w:name="Smart Hyperlink" w:semiHidden="1" w:unhideWhenUsed="1"/>
+    <w:lsdException w:name="Hashtag" w:semiHidden="1" w:unhideWhenUsed="1"/>
+    <w:lsdException w:name="Unresolved Mention" w:semiHidden="1" w:unhideWhenUsed="1"/>
   </w:latentStyles>
   <w:style w:type="paragraph" w:default="1" w:styleId="Normal">
     <w:name w:val="Normal"/>
